--- a/From_Transactional_Data_to_Organizational_Intelligence.docx
+++ b/From_Transactional_Data_to_Organizational_Intelligence.docx
@@ -26,7 +26,7 @@
           <w:b/>
           <w:sz w:val="22"/>
         </w:rPr>
-        <w:t>Financial Technology &amp; Payment Systems Intelligence Laboratory</w:t>
+        <w:t>Author 1*, Author 2, Author 3</w:t>
         <w:br/>
       </w:r>
       <w:r>
@@ -34,11 +34,11 @@
           <w:i/>
           <w:sz w:val="19"/>
         </w:rPr>
-        <w:t>Department of Computer Science &amp; Information Systems, Payment Intelligence Division</w:t>
+        <w:t>Department of Computer Engineering, School of Electrical &amp; Computer Engineering</w:t>
         <w:br/>
-        <w:t>Metropolis Institute of Financial Engineering, Metropolis, Country</w:t>
+        <w:t>University / Research Institution Name, City, Country</w:t>
         <w:br/>
-        <w:t>Email: {research.lead, ai.architect}@payment-intelligence.org</w:t>
+        <w:t>Email: {author1, author2, author3}@institution.edu (* Corresponding Author)</w:t>
       </w:r>
     </w:p>
     <w:p>
@@ -67,7 +67,7 @@
         <w:rPr>
           <w:sz w:val="18"/>
         </w:rPr>
-        <w:t>Modern payment service providers, card switches, and merchant acquirers capture high-throughput financial transaction logs round the clock. Each raw financial record documents a masked payment card token, a monetary charge, a merchant terminal identifier, an event timestamp, and a specialized commercial business guild. In production payment networks, global customer identifiers are absent, and single consumers routinely disperse purchases across multiple payment instruments. Conventional banking intelligence relies on flat Recency, Frequency, and Monetary aggregations, which suffer from severe topological blindness by obliterating higher-order co-visitation relationships and merchant guild affinities. In this paper, we propose a novel Higher-Order Curvature-Attentive Neural Autoencoder (HG-CAN) framework that transforms raw payment streams into strategic organizational intelligence without requiring customer identity supervision. The framework makes three primary contributions: (1) a bipartite hypergraph formulation that models multi-card co-shopping episodes; (2) a geometric attention mechanism modulated by discrete Forman-Ricci curvature to distinguish dense intra-guild community cores from cross-guild financial bridges; and (3) a self-supervised dual-manifold encoder that contracts dispersed card tokens into coherent latent customer entities. Comprehensive empirical evaluations demonstrate that HG-CAN achieves an NMI of 0.8673 and an ARI of 0.8848, vastly exceeding classical tabular heuristics and providing financial institutions with actionable blueprints for automated customer persona discovery.</w:t>
+        <w:t>Modern payment service providers, card switches, and merchant acquirers capture high-throughput financial transaction logs. Each raw financial record documents a masked payment card token, a monetary charge, a merchant terminal identifier, an event timestamp, and a specialized commercial business guild. In payment networks, global customer identifiers are absent, and individual consumers frequently divide purchases across multiple payment instruments. Conventional banking analytics rely on flat Recency, Frequency, and Monetary (RFM) aggregations, which suffer from topological blindness by ignoring relational co-visitation patterns and merchant guild affinities. In this paper, we investigate a Higher-Order Curvature-Attentive Neural Autoencoder (HG-CAN) architecture to extract latent cardholder representations from transaction streams in an unsupervised manner. The framework models payment interactions as a bipartite graph of card-merchant interactions, applies discrete Forman-Ricci curvature to modulate attention weights according to topological bottlenecks and dense clusters, and optimizes an autoencoder to jointly preserve network topology and behavioral node attributes. Empirical evaluations on a controlled synthetic benchmark (35,000 transactions across 1,480 cards, 350 merchant terminals, and 8 guilds) demonstrate that HG-CAN achieves an NMI of 0.8673 and an ARI of 0.8848. While substantially outperforming classical tabular RFM heuristics, HG-CAN exhibits clustering fidelity comparable to bipartite truncated SVD factorization, with the distinct operational advantages of non-linear multi-modal feature integration, topological interpretability, and inductive representation learning on unseen nodes.</w:t>
       </w:r>
     </w:p>
     <w:p>
@@ -140,7 +140,7 @@
         <w:rPr>
           <w:sz w:val="20"/>
         </w:rPr>
-        <w:t>To fundamentally resolve these limitations, this paper proposes an unprecedented geometric deep learning framework: the Higher-Order Curvature-Attentive Neural Autoencoder (HG-CAN). By reformulating transactions as a hypergraph of card-merchant interactions and modulating multi-head graph attention through discrete Forman-Ricci curvature, the framework autonomously discovers compact customer personas and computes actionable enterprise intelligence.</w:t>
+        <w:t>To address these limitations, this paper investigates a geometric graph representation framework: the Higher-Order Curvature-Attentive Neural Autoencoder (HG-CAN). By reformulating transactions as a bipartite graph of card-merchant interactions and modulating multi-head graph attention through discrete Forman-Ricci curvature, the framework maps payment cards into a continuous latent space to identify behavioral customer personas in an unsupervised manner.</w:t>
       </w:r>
     </w:p>
     <w:p>
@@ -377,7 +377,7 @@
         <w:rPr>
           <w:sz w:val="20"/>
         </w:rPr>
-        <w:t>Tier 3 introduces the novel HG-CAN layer, which modulates multi-head attentional message passing using both edge affinity and discrete Ricci curvature: alpha_ij^k = Softmax_j (LeakyReLU(a_k^T [W^k h_i || W^k h_j] + gamma_w * ln(w_ij) + gamma_c * tanh(F(i, j)))). The model is optimized self-supervised via a tripartite joint loss: L_total = L_link + lambda_1 * L_attr + lambda_2 * L_curv, which simultaneously enforces link reconstruction, attribute decoding, and geometric curvature alignment in the latent space.</w:t>
+        <w:t>Tier 3 implements the HG-CAN layer, which modulates multi-head attentional message passing using both edge affinity and discrete Ricci curvature: alpha_ij^k = Softmax_j (LeakyReLU(a_k^T [W^k h_i || W^k h_j] + beta_k * ln(1 + w_ij) + gamma_k * tanh(F(i, j)))), where beta_k and gamma_k are learnable scalar parameters, and w_ij in [0, 1] is the non-negative cosine guild similarity, ensuring ln(1 + w_ij) &gt;= 0 remains well-defined. The model is optimized self-supervised via a tripartite joint loss: L_total = L_link + lambda_1 * L_attr + lambda_2 * L_curv, which simultaneously enforces link reconstruction, attribute decoding, and geometric curvature alignment in the latent space.</w:t>
       </w:r>
     </w:p>
     <w:p>
@@ -1199,7 +1199,7 @@
           <w:i/>
           <w:sz w:val="17"/>
         </w:rPr>
-        <w:t>Fig. 5. Quantitative benchmark comparison demonstrating the massive alignment gains of the proposed HG-CAN architecture.</w:t>
+        <w:t>Fig. 5. Quantitative benchmark comparison of customer clustering models across external ground-truth and internal geometric validation metrics.</w:t>
       </w:r>
     </w:p>
     <w:p>
@@ -1212,7 +1212,7 @@
         <w:rPr>
           <w:sz w:val="20"/>
         </w:rPr>
-        <w:t>As established in Table I and Fig. 5, the proposed HG-CAN architecture vastly surpasses the classical Tabular RFM model, elevating Normalized Mutual Information (NMI) from 0.1746 to 0.8673 (nearly a 400% surge) and Adjusted Rand Index (ARI) from 0.0483 to 0.8848. While Tabular RFM conflates customers based on superficial aggregate spending volume, HG-CAN captures the higher-order geometric manifold and topological curvature of commercial spending, cleanly isolating high-value investment cardholders from routine shoppers.</w:t>
+        <w:t>As reported in Table I and Fig. 5, relational models substantially outperform the classical Tabular RFM baseline. Tabular RFM achieves an NMI of 0.1746 and an ARI of 0.0483, indicating that aggregate scalar volume alone fails to separate commercial behavior. In contrast, both the linear Bipartite SVD baseline and the proposed HG-CAN architecture achieve high alignment with the ground-truth archetypes (NMI of 0.8666 vs. 0.8673, and ARI of 0.8847 vs. 0.8848, respectively). This similarity indicates that the card-guild interaction matrix provides the primary clustering signal in this dataset. While truncated SVD yields higher Euclidean compactness (Silhouette of 0.286 vs. 0.192), the HG-CAN architecture provides distinct operational advantages: it integrates 17-dimensional continuous behavioral statistics (including Shannon guild entropy and transaction skewness), supports inductive inference on newly arriving payment cards without full matrix re-factorization, and offers topological interpretability through edge curvature.</w:t>
       </w:r>
     </w:p>
     <w:p>
@@ -2315,7 +2315,7 @@
         <w:rPr>
           <w:sz w:val="20"/>
         </w:rPr>
-        <w:t>This paper established a novel geometric deep learning framework, HG-CAN, for customer discovery in the payment industry without requiring explicit customer identification tags. By formulating transactions through higher-order hypergraphs and modulating attentional message passing via discrete Forman-Ricci curvature, the framework resolves multi-card dispersion and topological blindness. Empirical benchmarks demonstrate outstanding improvements (NMI of 0.8673 vs. 0.1746 for tabular RFM), delivering financial institutions an autonomous engine for strategic organizational intelligence.</w:t>
+        <w:t>In this paper, we evaluated the Higher-Order Curvature-Attentive Neural Autoencoder (HG-CAN) for customer representation learning and persona discovery in payment networks without requiring pre-authenticated customer tags. By modeling payment records through bipartite interaction graphs and guiding attentional message passing via discrete Forman-Ricci curvature, the framework captures relational spending patterns that are lost in tabular aggregations. Empirical results on a controlled synthetic benchmark show that HG-CAN significantly outperforms classical tabular RFM and achieves clustering fidelity comparable to bipartite SVD factorization, while providing non-linear feature fusion and inductive flexibility. A primary limitation of this study is its reliance on synthetic transaction data. Future work will focus on validating the architecture on large-scale production switch streams and extending the framework to dynamic, continuous-time transaction graphs.</w:t>
       </w:r>
     </w:p>
     <w:p>

--- a/From_Transactional_Data_to_Organizational_Intelligence.docx
+++ b/From_Transactional_Data_to_Organizational_Intelligence.docx
@@ -67,7 +67,7 @@
         <w:rPr>
           <w:sz w:val="18"/>
         </w:rPr>
-        <w:t>Modern payment service providers, card switches, and merchant acquirers capture high-throughput financial transaction logs. Each raw financial record documents a masked payment card token, a monetary charge, a merchant terminal identifier, an event timestamp, and a specialized commercial business guild. In payment networks, global customer identifiers are absent, and individual consumers frequently divide purchases across multiple payment instruments. Conventional banking analytics rely on flat Recency, Frequency, and Monetary (RFM) aggregations, which suffer from topological blindness by ignoring relational co-visitation patterns and merchant guild affinities. In this paper, we investigate a Higher-Order Curvature-Attentive Neural Autoencoder (HG-CAN) architecture to extract latent cardholder representations from transaction streams in an unsupervised manner. The framework models payment interactions as a bipartite graph of card-merchant interactions, applies discrete Forman-Ricci curvature to modulate attention weights according to topological bottlenecks and dense clusters, and optimizes an autoencoder to jointly preserve network topology and behavioral node attributes. Empirical evaluations on a controlled synthetic benchmark (35,000 transactions across 1,480 cards, 350 merchant terminals, and 8 guilds) demonstrate that HG-CAN achieves an NMI of 0.8673 and an ARI of 0.8848. While substantially outperforming classical tabular RFM heuristics, HG-CAN exhibits clustering fidelity comparable to bipartite truncated SVD factorization, with the distinct operational advantages of non-linear multi-modal feature integration, topological interpretability, and inductive representation learning on unseen nodes.</w:t>
+        <w:t>Modern payment service providers, card switches, and merchant acquirers capture high-throughput financial transaction logs. Each raw financial record documents a masked payment card token, a monetary charge, a merchant terminal identifier, an event timestamp, and a specialized commercial business guild. In payment networks, global customer identifiers are absent, and individual consumers frequently divide purchases across multiple payment instruments. Conventional banking analytics rely on flat Recency, Frequency, and Monetary (RFM) aggregations, which suffer from topological blindness by ignoring relational co-visitation patterns and merchant guild affinities. In this paper, we investigate a Higher-Order Curvature-Attentive Neural Autoencoder (HG-CAN) architecture to extract latent cardholder representations from transaction streams in an unsupervised manner. The framework models payment interactions as a bipartite graph of card-merchant interactions, projects this structure into a weighted card co-occurrence network, applies discrete Forman-Ricci curvature over projected edges to modulate attention weights according to topological bottlenecks and dense clusters, and optimizes an autoencoder to jointly preserve network topology and 16-dimensional behavioral node attributes. Empirical evaluations on a controlled synthetic benchmark (35,000 transactions across 1,480 cards, 350 merchant terminals, and 8 guilds) demonstrate that HG-CAN achieves an NMI of 0.8673 and an ARI of 0.8848. While substantially outperforming classical tabular RFM heuristics, HG-CAN exhibits clustering fidelity comparable to bipartite truncated SVD factorization, with the distinct operational advantages of non-linear multi-modal feature integration, topological interpretability, and potential inductive applicability on unseen nodes.</w:t>
       </w:r>
     </w:p>
     <w:p>
@@ -87,7 +87,7 @@
         <w:rPr>
           <w:sz w:val="18"/>
         </w:rPr>
-        <w:t>Payment Systems, Geometric Deep Learning, Higher-Order Hypergraphs, Forman-Ricci Curvature, Graph Neural Networks, Customer Discovery, Organizational Intelligence.</w:t>
+        <w:t>Payment Systems, Geometric Deep Learning, Forman-Ricci Curvature, Graph Neural Networks, Customer Discovery, Organizational Intelligence.</w:t>
       </w:r>
     </w:p>
     <w:p>
@@ -114,7 +114,7 @@
         <w:rPr>
           <w:sz w:val="20"/>
         </w:rPr>
-        <w:t>Commercial banking switches, merchant acquirers, and national settlement networks process billions of digital payment transactions every month. At the electronic transaction processing rail, each payment event registers a masked card payment token, the transaction monetary charge, the accepting merchant terminal identifier, an event timestamp, and the commercial business guild categorization of the merchant (such as bullion and gold jewelers, retail supermarkets, restaurants, industrial wholesalers, or healthcare facilities) [1]. Collectively, this continuous stream mirrors the real-time financial metabolism of modern urban economies.</w:t>
+        <w:t>Commercial banking switches, merchant acquirers, and national settlement networks process billions of digital payment transactions every month. At the electronic transaction processing rail, each payment event registers a masked card payment token, the transaction monetary charge, the accepting merchant terminal identifier, an event timestamp, and the commercial business guild categorization of the merchant (such as bullion and gold jewelers, retail supermarkets, restaurants, industrial wholesalers, or healthcare facilities) [1]. Collectively, this continuous stream reflects commercial transaction activity across retail and wholesale sectors.</w:t>
       </w:r>
     </w:p>
     <w:p>
@@ -127,7 +127,7 @@
         <w:rPr>
           <w:sz w:val="20"/>
         </w:rPr>
-        <w:t>In spite of this abundant transaction volume, financial institutions frequently confront the 'Data Rich, Intelligence Poor' paradox [2]. A critical structural obstacle is that payment switches operate on cardholder tokens and terminal identifiers without possessing unified, pre-authenticated customer identification tags across disparate issuing banks. Furthermore, individual consumers divide their spending across multiple payment cards. To perform customer analytics, legacy banking systems almost universally rely on tabular Recency, Frequency, and Monetary (RFM) aggregations [3]. Tabular models suffer from three structural failures: (1) Topological Blindness: treating payment events as isolated rows and failing to capture relational co-visitation networks; (2) Semantic Compression: aggregating monetary amounts without separating capital-preservation guilds (e.g., gold and jewelry investments) from routine micro-purchases; and (3) Multi-Card Dispersion: leaving cards disconnected rather than grouping them into latent consumer entities [4].</w:t>
+        <w:t>In spite of this transaction volume, financial institutions frequently face analytical challenges in translating raw event logs into actionable customer profiles [2]. A critical structural obstacle is that payment switches operate on cardholder tokens and terminal identifiers without possessing unified, pre-authenticated customer identification tags across disparate issuing banks. Furthermore, individual consumers divide their spending across multiple payment cards. To perform customer analytics, legacy banking systems almost universally rely on tabular Recency, Frequency, and Monetary (RFM) aggregations [3]. Tabular models suffer from three structural limitations: (1) Topological Blindness: treating payment events as isolated rows and failing to capture relational co-visitation networks; (2) Semantic Compression: aggregating monetary amounts without separating capital-preservation guilds (e.g., gold and jewelry investments) from routine micro-purchases; and (3) Multi-Card Dispersion: leaving cards disconnected rather than grouping them into latent consumer entities [4].</w:t>
       </w:r>
     </w:p>
     <w:p>
@@ -193,7 +193,7 @@
         <w:rPr>
           <w:sz w:val="20"/>
         </w:rPr>
-        <w:t>where pan in {0..9}^16 represents the masked card account number complying with PCI-DSS data governance, amount in R^+ denotes the monetary transaction charge, merchant_id in M specifies the merchant terminal accepting the transaction, create_date in T_time denotes the event timestamp, and cast_name in G_guild indicates the merchant commercial guild (e.g., Gold &amp; Jewelry / طلافروشی, Supermarkets / سوپرمارکت, Travel / آژانس مسافرتی, Industrial Wholesalers / آهن‌آلات, Healthcare / پزشکی). Crucially, global customer identifiers are absent from T. The objective of the framework is to learn an unsupervised topological mapping f: pan -&gt; Z in R^d such that cards representing the same underlying economic objectives and shared merchant lifestyles cluster tightly in the continuous manifold space Z.</w:t>
+        <w:t>where pan in {0..9}^16 represents the masked card account number complying with PCI-DSS data governance, amount in R^+ denotes the monetary transaction charge, merchant_id in M specifies the merchant terminal accepting the transaction, create_date in T_time denotes the event timestamp, and cast_name in G_guild indicates the merchant commercial guild (e.g., Gold &amp; Jewelry / طلافروشی, Supermarkets / سوپرمارکت, Travel / آژانس مسافرتی, Industrial Wholesalers / آهن‌آلات, Healthcare / پزشکی). Crucially, global customer identifiers are absent from T. The objective of the framework is to extract a 16-dimensional continuous behavioral feature vector x_u in R^16 for each card (8 financial/temporal statistics and 8 guild distribution ratios), and subsequently learn an unsupervised topological mapping f: pan -&gt; Z in R^d (d=32) such that cards representing the same underlying economic objectives and shared merchant lifestyles cluster tightly in the continuous manifold space Z.</w:t>
       </w:r>
     </w:p>
     <w:p>
@@ -225,25 +225,14 @@
     </w:p>
     <w:p>
       <w:pPr>
-        <w:sectPr>
-          <w:type w:val="continuous"/>
-          <w:pgSz w:w="12240" w:h="15840"/>
-          <w:pgMar w:top="1080" w:right="907" w:bottom="1080" w:left="907" w:header="720" w:footer="720" w:gutter="0"/>
-          <w:cols w:space="360" w:num="2"/>
-          <w:docGrid w:linePitch="360"/>
-        </w:sectPr>
-      </w:pPr>
-    </w:p>
-    <w:p>
-      <w:pPr>
         <w:keepNext/>
-        <w:spacing w:before="160" w:after="80"/>
+        <w:spacing w:before="160" w:after="60"/>
         <w:jc w:val="center"/>
       </w:pPr>
       <w:r>
         <w:drawing>
           <wp:inline xmlns:a="http://schemas.openxmlformats.org/drawingml/2006/main" xmlns:pic="http://schemas.openxmlformats.org/drawingml/2006/picture">
-            <wp:extent cx="6217920" cy="2750360"/>
+            <wp:extent cx="3063240" cy="1354957"/>
             <wp:docPr id="1" name="Picture 1"/>
             <wp:cNvGraphicFramePr>
               <a:graphicFrameLocks noChangeAspect="1"/>
@@ -264,7 +253,7 @@
                   <pic:spPr>
                     <a:xfrm>
                       <a:off x="0" y="0"/>
-                      <a:ext cx="6217920" cy="2750360"/>
+                      <a:ext cx="3063240" cy="1354957"/>
                     </a:xfrm>
                     <a:prstGeom prst="rect"/>
                   </pic:spPr>
@@ -277,53 +266,15 @@
     </w:p>
     <w:p>
       <w:pPr>
-        <w:spacing w:after="240"/>
-        <w:jc w:val="center"/>
+        <w:spacing w:after="200"/>
+        <w:jc w:val="both"/>
       </w:pPr>
       <w:r>
         <w:rPr>
           <w:i/>
-          <w:sz w:val="18"/>
+          <w:sz w:val="17"/>
         </w:rPr>
-        <w:t>Fig. 1. End-to-end architectural blueprint of the proposed Higher-Order Curvature-Attentive Neural Autoencoder (HG-CAN) operating on raw payment logs.</w:t>
-      </w:r>
-    </w:p>
-    <w:p>
-      <w:pPr>
-        <w:sectPr>
-          <w:type w:val="continuous"/>
-          <w:pgSz w:w="12240" w:h="15840"/>
-          <w:pgMar w:top="1080" w:right="907" w:bottom="1080" w:left="907" w:header="720" w:footer="720" w:gutter="0"/>
-          <w:cols w:space="720" w:num="1"/>
-          <w:docGrid w:linePitch="360"/>
-        </w:sectPr>
-      </w:pPr>
-    </w:p>
-    <w:p>
-      <w:pPr>
-        <w:keepNext/>
-        <w:spacing w:before="200" w:after="60"/>
-        <w:jc w:val="left"/>
-      </w:pPr>
-      <w:r>
-        <w:rPr>
-          <w:i/>
-          <w:sz w:val="20"/>
-        </w:rPr>
-        <w:t>A. Tier 1: Ingestion &amp; Transaction Ledger Normalization</w:t>
-      </w:r>
-    </w:p>
-    <w:p>
-      <w:pPr>
-        <w:spacing w:after="100" w:line="252" w:lineRule="auto"/>
-        <w:ind w:firstLine="230"/>
-        <w:jc w:val="both"/>
-      </w:pPr>
-      <w:r>
-        <w:rPr>
-          <w:sz w:val="20"/>
-        </w:rPr>
-        <w:t>Tier 1 processes high-velocity payment streams, enforcing card tokenization (masking card numbers as BIN******Last4) to comply with international security regulations. It validates ledger integrity, maps merchant terminals to authorized commercial guilds, and buffers chronologically ordered payment events.</w:t>
+        <w:t>Fig. 1. End-to-end architectural blueprint of the proposed Higher-Order Curvature-Attentive Neural Autoencoder (HG-CAN).</w:t>
       </w:r>
     </w:p>
     <w:p>
@@ -337,7 +288,7 @@
           <w:i/>
           <w:sz w:val="20"/>
         </w:rPr>
-        <w:t>B. Tier 2: Hypergraph Modeling &amp; Discrete Ricci Curvature</w:t>
+        <w:t>A. Tier 1: Ingestion &amp; Feature Engineering</w:t>
       </w:r>
     </w:p>
     <w:p>
@@ -350,7 +301,34 @@
         <w:rPr>
           <w:sz w:val="20"/>
         </w:rPr>
-        <w:t>Instead of reducing transactions to lossy pairwise edges, Tier 2 formulates a bipartite hypergraph H = (V_card, V_merch, E_hyp), where hyperedges group cards and merchants interacting within temporal behavioral windows. From guild spending matrices, we construct the weighted card co-occurrence network G = (V, E, W) with cosine weights w_ij = (B_i . B_j) / (||B_i|| * ||B_j||). To measure community tightness versus bridge behavior, we compute the discrete Forman-Ricci curvature F(e) on each edge e = (u, v): F(u, v) = (4 - deg(u) - deg(v) + 3 * Triangles(u, v)) / sqrt(deg(u) * deg(v)). Edges with positive curvature denote dense, highly clustered intra-guild shopping routines, while negative curvature isolates bridge transactions.</w:t>
+        <w:t>Tier 1 ingests transaction streams and constructs a 16-dimensional feature vector x_u for each payment card u. The feature vector consists of: (1) 8 behavioral statistics: ln(1+Volume), ln(1+Count), ln(1+mu_amt), ln(1+sigma_amt), ln(1+Recency), Skewness, Guild Concentration Ratio, and Shannon Guild Entropy; and (2) 8 normalized guild distribution ratios representing the proportion of transactions conducted across each of the 8 economic sectors.</w:t>
+      </w:r>
+    </w:p>
+    <w:p>
+      <w:pPr>
+        <w:keepNext/>
+        <w:spacing w:before="200" w:after="60"/>
+        <w:jc w:val="left"/>
+      </w:pPr>
+      <w:r>
+        <w:rPr>
+          <w:i/>
+          <w:sz w:val="20"/>
+        </w:rPr>
+        <w:t>B. Tier 2: Bipartite Projection &amp; Discrete Ricci Curvature</w:t>
+      </w:r>
+    </w:p>
+    <w:p>
+      <w:pPr>
+        <w:spacing w:after="100" w:line="252" w:lineRule="auto"/>
+        <w:ind w:firstLine="230"/>
+        <w:jc w:val="both"/>
+      </w:pPr>
+      <w:r>
+        <w:rPr>
+          <w:sz w:val="20"/>
+        </w:rPr>
+        <w:t>Transaction events are initially represented as a bipartite interaction structure B = (V_card, V_merch, E). To establish direct behavioral associations between cardholders, we project this bipartite structure into a weighted card co-occurrence graph G = (V_card, E_G, W). Edge weights w_ij in [0, 1] are determined by the cosine similarity of the cards' guild spending profiles: w_ij = (b_i . b_j) / (||b_i|| * ||b_j||). Edges with affinity below an empirical threshold are pruned to ensure graph sparsity. Crucially, discrete Forman-Ricci curvature F(i, j) is computed specifically over the edges of this projected card-card graph G (not directly on the bipartite incidence matrix): F(i, j) = (4 - d(i) - d(j) + 3 * Triangles(i, j)) / sqrt(d(i) * d(j)), where d(i) denotes node degree in G, and Triangles(i, j) is the number of shared triangles formed by edge (i, j) in G. Positive curvature identifies tightly clustered intra-guild shopping communities, while negative curvature marks inter-guild bridging corridors.</w:t>
       </w:r>
     </w:p>
     <w:p>
@@ -377,7 +355,7 @@
         <w:rPr>
           <w:sz w:val="20"/>
         </w:rPr>
-        <w:t>Tier 3 implements the HG-CAN layer, which modulates multi-head attentional message passing using both edge affinity and discrete Ricci curvature: alpha_ij^k = Softmax_j (LeakyReLU(a_k^T [W^k h_i || W^k h_j] + beta_k * ln(1 + w_ij) + gamma_k * tanh(F(i, j)))), where beta_k and gamma_k are learnable scalar parameters, and w_ij in [0, 1] is the non-negative cosine guild similarity, ensuring ln(1 + w_ij) &gt;= 0 remains well-defined. The model is optimized self-supervised via a tripartite joint loss: L_total = L_link + lambda_1 * L_attr + lambda_2 * L_curv, which simultaneously enforces link reconstruction, attribute decoding, and geometric curvature alignment in the latent space.</w:t>
+        <w:t>Tier 3 implements the HG-CAN layer, which modulates multi-head attentional message passing over the projected graph G using both edge affinity and discrete Ricci curvature: alpha_ij^k = Softmax_j (LeakyReLU(a_k^T [W^k h_i || W^k h_j] + beta_k * ln(1 + w_ij) + gamma_k * tanh(F(i, j)))), where beta_k and gamma_k are learnable scalar parameters, and w_ij in [0, 1] is the non-negative cosine guild similarity, ensuring ln(1 + w_ij) &gt;= 0 remains well-defined. The model is optimized self-supervised via a tripartite joint loss: L_total = L_link + lambda_1 * L_attr + lambda_2 * L_curv, which simultaneously enforces link reconstruction, attribute decoding, and geometric curvature alignment in the latent space.</w:t>
       </w:r>
     </w:p>
     <w:p>
@@ -391,7 +369,7 @@
           <w:i/>
           <w:sz w:val="20"/>
         </w:rPr>
-        <w:t>D. Tier 4: Organizational Intelligence Engine</w:t>
+        <w:t>D. Tier 4: Customer Persona &amp; Intelligence Engine</w:t>
       </w:r>
     </w:p>
     <w:p>
@@ -404,7 +382,7 @@
         <w:rPr>
           <w:sz w:val="20"/>
         </w:rPr>
-        <w:t>Tier 4 translates learned continuous embeddings into strategic enterprise personas through unsupervised manifold clustering. It categorizes cardholders into actionable market personas: (1) Gold &amp; Luxury Investors (طلا و سرمایه‌گذاری لوکس), (2) B2B Wholesalers &amp; Industrial Commerce (تجار و عمده‌فروشان آهن و مصالح), (3) Everyday Household &amp; Groceries (مایحتاج روزمره و خانوار), (4) Affluent Travelers &amp; Tourism (مسافران و گردشگران پریمیوم), and (5) Healthcare &amp; Medical Consumers (خدمات سلامت و پزشکی). Furthermore, it computes Affluence Centrality (fusing PageRank centrality with spending velocity) and merchant network stickiness.</w:t>
+        <w:t>Tier 4 translates learned continuous embeddings into interpretable customer personas through unsupervised manifold clustering (K-Means on Z). It categorizes cardholders into actionable behavioral personas: (1) Gold &amp; Luxury Investors, (2) B2B Wholesalers &amp; Industrial Commerce, (3) Everyday Household &amp; Groceries, (4) Affluent Travelers &amp; Tourism, and (5) Healthcare &amp; Medical Consumers. Furthermore, it computes Affluence Centrality (fusing PageRank centrality with spending velocity) and merchant network stickiness.</w:t>
       </w:r>
     </w:p>
     <w:p>
@@ -445,59 +423,47 @@
         <w:rPr>
           <w:sz w:val="20"/>
         </w:rPr>
-        <w:t>The HG-CAN framework was evaluated on 35,000 transactions across 1,480 payment cards, 350 merchant terminals, and 8 business guilds over a 90-day horizon. Table I provides a rigorous comparative evaluation against classical Tabular RFM + K-Means and Bipartite SVD matrix factorization.</w:t>
+        <w:t>The HG-CAN framework was evaluated on 35,000 transactions across 1,480 payment cards, 350 merchant terminals, and 8 business guilds over a 90-day horizon. Table I provides a comparative evaluation against classical Tabular RFM + K-Means and Bipartite SVD matrix factorization.</w:t>
       </w:r>
     </w:p>
     <w:p>
       <w:pPr>
-        <w:sectPr>
-          <w:type w:val="continuous"/>
-          <w:pgSz w:w="12240" w:h="15840"/>
-          <w:pgMar w:top="1080" w:right="907" w:bottom="1080" w:left="907" w:header="720" w:footer="720" w:gutter="0"/>
-          <w:cols w:space="360" w:num="2"/>
-          <w:docGrid w:linePitch="360"/>
-        </w:sectPr>
-      </w:pPr>
-    </w:p>
-    <w:p>
-      <w:pPr>
-        <w:spacing w:before="160" w:after="80"/>
+        <w:keepNext/>
+        <w:spacing w:before="120" w:after="40"/>
         <w:jc w:val="center"/>
       </w:pPr>
       <w:r>
         <w:rPr>
           <w:b/>
-          <w:sz w:val="19"/>
+          <w:sz w:val="17"/>
         </w:rPr>
-        <w:t>TABLE I. QUANTITATIVE BENCHMARK COMPARISON ACROSS CUSTOMER DISCOVERY MODELS</w:t>
+        <w:t>TABLE I. BENCHMARK COMPARISON OF CLUSTERING MODELS</w:t>
       </w:r>
     </w:p>
     <w:tbl>
       <w:tblPr>
         <w:tblW w:type="auto" w:w="0"/>
         <w:jc w:val="center"/>
-        <w:tblLayout w:type="autofit"/>
+        <w:tblLayout w:type="fixed"/>
         <w:tblLook w:firstColumn="1" w:firstRow="1" w:lastColumn="0" w:lastRow="0" w:noHBand="0" w:noVBand="1" w:val="04A0"/>
       </w:tblPr>
       <w:tblGrid>
-        <w:gridCol w:w="1489"/>
-        <w:gridCol w:w="1489"/>
-        <w:gridCol w:w="1489"/>
-        <w:gridCol w:w="1489"/>
-        <w:gridCol w:w="1489"/>
-        <w:gridCol w:w="1489"/>
-        <w:gridCol w:w="1489"/>
+        <w:gridCol w:w="2085"/>
+        <w:gridCol w:w="2085"/>
+        <w:gridCol w:w="2085"/>
+        <w:gridCol w:w="2085"/>
+        <w:gridCol w:w="2085"/>
       </w:tblGrid>
       <w:tr>
         <w:tc>
           <w:tcPr>
-            <w:tcW w:type="dxa" w:w="1489"/>
+            <w:tcW w:type="dxa" w:w="1800"/>
             <w:shd w:fill="E0E0E0"/>
             <w:tcMar>
-              <w:top w:w="80" w:type="dxa"/>
-              <w:bottom w:w="80" w:type="dxa"/>
-              <w:left w:w="100" w:type="dxa"/>
-              <w:right w:w="100" w:type="dxa"/>
+              <w:top w:w="40" w:type="dxa"/>
+              <w:bottom w:w="40" w:type="dxa"/>
+              <w:left w:w="50" w:type="dxa"/>
+              <w:right w:w="50" w:type="dxa"/>
             </w:tcMar>
           </w:tcPr>
           <w:p>
@@ -507,21 +473,21 @@
             <w:r>
               <w:rPr>
                 <w:b/>
-                <w:sz w:val="17"/>
+                <w:sz w:val="15"/>
               </w:rPr>
-              <w:t>Framework / Model</w:t>
+              <w:t>Model / Baseline</w:t>
             </w:r>
           </w:p>
         </w:tc>
         <w:tc>
           <w:tcPr>
-            <w:tcW w:type="dxa" w:w="1489"/>
+            <w:tcW w:type="dxa" w:w="720"/>
             <w:shd w:fill="E0E0E0"/>
             <w:tcMar>
-              <w:top w:w="80" w:type="dxa"/>
-              <w:bottom w:w="80" w:type="dxa"/>
-              <w:left w:w="100" w:type="dxa"/>
-              <w:right w:w="100" w:type="dxa"/>
+              <w:top w:w="40" w:type="dxa"/>
+              <w:bottom w:w="40" w:type="dxa"/>
+              <w:left w:w="50" w:type="dxa"/>
+              <w:right w:w="50" w:type="dxa"/>
             </w:tcMar>
           </w:tcPr>
           <w:p>
@@ -531,7 +497,7 @@
             <w:r>
               <w:rPr>
                 <w:b/>
-                <w:sz w:val="17"/>
+                <w:sz w:val="15"/>
               </w:rPr>
               <w:t>NMI</w:t>
             </w:r>
@@ -539,13 +505,13 @@
         </w:tc>
         <w:tc>
           <w:tcPr>
-            <w:tcW w:type="dxa" w:w="1489"/>
+            <w:tcW w:type="dxa" w:w="720"/>
             <w:shd w:fill="E0E0E0"/>
             <w:tcMar>
-              <w:top w:w="80" w:type="dxa"/>
-              <w:bottom w:w="80" w:type="dxa"/>
-              <w:left w:w="100" w:type="dxa"/>
-              <w:right w:w="100" w:type="dxa"/>
+              <w:top w:w="40" w:type="dxa"/>
+              <w:bottom w:w="40" w:type="dxa"/>
+              <w:left w:w="50" w:type="dxa"/>
+              <w:right w:w="50" w:type="dxa"/>
             </w:tcMar>
           </w:tcPr>
           <w:p>
@@ -555,7 +521,7 @@
             <w:r>
               <w:rPr>
                 <w:b/>
-                <w:sz w:val="17"/>
+                <w:sz w:val="15"/>
               </w:rPr>
               <w:t>ARI</w:t>
             </w:r>
@@ -563,13 +529,13 @@
         </w:tc>
         <w:tc>
           <w:tcPr>
-            <w:tcW w:type="dxa" w:w="1489"/>
+            <w:tcW w:type="dxa" w:w="792"/>
             <w:shd w:fill="E0E0E0"/>
             <w:tcMar>
-              <w:top w:w="80" w:type="dxa"/>
-              <w:bottom w:w="80" w:type="dxa"/>
-              <w:left w:w="100" w:type="dxa"/>
-              <w:right w:w="100" w:type="dxa"/>
+              <w:top w:w="40" w:type="dxa"/>
+              <w:bottom w:w="40" w:type="dxa"/>
+              <w:left w:w="50" w:type="dxa"/>
+              <w:right w:w="50" w:type="dxa"/>
             </w:tcMar>
           </w:tcPr>
           <w:p>
@@ -579,21 +545,21 @@
             <w:r>
               <w:rPr>
                 <w:b/>
-                <w:sz w:val="17"/>
+                <w:sz w:val="15"/>
               </w:rPr>
-              <w:t>V-Measure</w:t>
+              <w:t>Silh</w:t>
             </w:r>
           </w:p>
         </w:tc>
         <w:tc>
           <w:tcPr>
-            <w:tcW w:type="dxa" w:w="1489"/>
+            <w:tcW w:type="dxa" w:w="792"/>
             <w:shd w:fill="E0E0E0"/>
             <w:tcMar>
-              <w:top w:w="80" w:type="dxa"/>
-              <w:bottom w:w="80" w:type="dxa"/>
-              <w:left w:w="100" w:type="dxa"/>
-              <w:right w:w="100" w:type="dxa"/>
+              <w:top w:w="40" w:type="dxa"/>
+              <w:bottom w:w="40" w:type="dxa"/>
+              <w:left w:w="50" w:type="dxa"/>
+              <w:right w:w="50" w:type="dxa"/>
             </w:tcMar>
           </w:tcPr>
           <w:p>
@@ -603,57 +569,9 @@
             <w:r>
               <w:rPr>
                 <w:b/>
-                <w:sz w:val="17"/>
+                <w:sz w:val="15"/>
               </w:rPr>
-              <w:t>Silhouette</w:t>
-            </w:r>
-          </w:p>
-        </w:tc>
-        <w:tc>
-          <w:tcPr>
-            <w:tcW w:type="dxa" w:w="1489"/>
-            <w:shd w:fill="E0E0E0"/>
-            <w:tcMar>
-              <w:top w:w="80" w:type="dxa"/>
-              <w:bottom w:w="80" w:type="dxa"/>
-              <w:left w:w="100" w:type="dxa"/>
-              <w:right w:w="100" w:type="dxa"/>
-            </w:tcMar>
-          </w:tcPr>
-          <w:p>
-            <w:pPr>
-              <w:jc w:val="center"/>
-            </w:pPr>
-            <w:r>
-              <w:rPr>
-                <w:b/>
-                <w:sz w:val="17"/>
-              </w:rPr>
-              <w:t>Davies-Bouldin</w:t>
-            </w:r>
-          </w:p>
-        </w:tc>
-        <w:tc>
-          <w:tcPr>
-            <w:tcW w:type="dxa" w:w="1489"/>
-            <w:shd w:fill="E0E0E0"/>
-            <w:tcMar>
-              <w:top w:w="80" w:type="dxa"/>
-              <w:bottom w:w="80" w:type="dxa"/>
-              <w:left w:w="100" w:type="dxa"/>
-              <w:right w:w="100" w:type="dxa"/>
-            </w:tcMar>
-          </w:tcPr>
-          <w:p>
-            <w:pPr>
-              <w:jc w:val="center"/>
-            </w:pPr>
-            <w:r>
-              <w:rPr>
-                <w:b/>
-                <w:sz w:val="17"/>
-              </w:rPr>
-              <w:t>Calinski-Harabasz</w:t>
+              <w:t>DB</w:t>
             </w:r>
           </w:p>
         </w:tc>
@@ -661,31 +579,34 @@
       <w:tr>
         <w:tc>
           <w:tcPr>
-            <w:tcW w:type="dxa" w:w="1489"/>
+            <w:tcW w:type="dxa" w:w="1800"/>
             <w:tcMar>
-              <w:top w:w="60" w:type="dxa"/>
-              <w:bottom w:w="60" w:type="dxa"/>
-              <w:left w:w="100" w:type="dxa"/>
-              <w:right w:w="100" w:type="dxa"/>
+              <w:top w:w="30" w:type="dxa"/>
+              <w:bottom w:w="30" w:type="dxa"/>
+              <w:left w:w="50" w:type="dxa"/>
+              <w:right w:w="50" w:type="dxa"/>
             </w:tcMar>
           </w:tcPr>
           <w:p>
+            <w:pPr>
+              <w:jc w:val="left"/>
+            </w:pPr>
             <w:r>
               <w:rPr>
-                <w:sz w:val="17"/>
+                <w:sz w:val="15"/>
               </w:rPr>
-              <w:t>Classical Tabular RFM + K-Means</w:t>
+              <w:t>Tabular RFM</w:t>
             </w:r>
           </w:p>
         </w:tc>
         <w:tc>
           <w:tcPr>
-            <w:tcW w:type="dxa" w:w="1489"/>
+            <w:tcW w:type="dxa" w:w="720"/>
             <w:tcMar>
-              <w:top w:w="60" w:type="dxa"/>
-              <w:bottom w:w="60" w:type="dxa"/>
-              <w:left w:w="100" w:type="dxa"/>
-              <w:right w:w="100" w:type="dxa"/>
+              <w:top w:w="30" w:type="dxa"/>
+              <w:bottom w:w="30" w:type="dxa"/>
+              <w:left w:w="50" w:type="dxa"/>
+              <w:right w:w="50" w:type="dxa"/>
             </w:tcMar>
           </w:tcPr>
           <w:p>
@@ -694,20 +615,20 @@
             </w:pPr>
             <w:r>
               <w:rPr>
-                <w:sz w:val="17"/>
+                <w:sz w:val="15"/>
               </w:rPr>
-              <w:t>0.1746</w:t>
+              <w:t>0.175</w:t>
             </w:r>
           </w:p>
         </w:tc>
         <w:tc>
           <w:tcPr>
-            <w:tcW w:type="dxa" w:w="1489"/>
+            <w:tcW w:type="dxa" w:w="720"/>
             <w:tcMar>
-              <w:top w:w="60" w:type="dxa"/>
-              <w:bottom w:w="60" w:type="dxa"/>
-              <w:left w:w="100" w:type="dxa"/>
-              <w:right w:w="100" w:type="dxa"/>
+              <w:top w:w="30" w:type="dxa"/>
+              <w:bottom w:w="30" w:type="dxa"/>
+              <w:left w:w="50" w:type="dxa"/>
+              <w:right w:w="50" w:type="dxa"/>
             </w:tcMar>
           </w:tcPr>
           <w:p>
@@ -716,20 +637,20 @@
             </w:pPr>
             <w:r>
               <w:rPr>
-                <w:sz w:val="17"/>
+                <w:sz w:val="15"/>
               </w:rPr>
-              <w:t>0.0483</w:t>
+              <w:t>0.048</w:t>
             </w:r>
           </w:p>
         </w:tc>
         <w:tc>
           <w:tcPr>
-            <w:tcW w:type="dxa" w:w="1489"/>
+            <w:tcW w:type="dxa" w:w="792"/>
             <w:tcMar>
-              <w:top w:w="60" w:type="dxa"/>
-              <w:bottom w:w="60" w:type="dxa"/>
-              <w:left w:w="100" w:type="dxa"/>
-              <w:right w:w="100" w:type="dxa"/>
+              <w:top w:w="30" w:type="dxa"/>
+              <w:bottom w:w="30" w:type="dxa"/>
+              <w:left w:w="50" w:type="dxa"/>
+              <w:right w:w="50" w:type="dxa"/>
             </w:tcMar>
           </w:tcPr>
           <w:p>
@@ -738,20 +659,20 @@
             </w:pPr>
             <w:r>
               <w:rPr>
-                <w:sz w:val="17"/>
+                <w:sz w:val="15"/>
               </w:rPr>
-              <w:t>0.1746</w:t>
+              <w:t>0.410</w:t>
             </w:r>
           </w:p>
         </w:tc>
         <w:tc>
           <w:tcPr>
-            <w:tcW w:type="dxa" w:w="1489"/>
+            <w:tcW w:type="dxa" w:w="792"/>
             <w:tcMar>
-              <w:top w:w="60" w:type="dxa"/>
-              <w:bottom w:w="60" w:type="dxa"/>
-              <w:left w:w="100" w:type="dxa"/>
-              <w:right w:w="100" w:type="dxa"/>
+              <w:top w:w="30" w:type="dxa"/>
+              <w:bottom w:w="30" w:type="dxa"/>
+              <w:left w:w="50" w:type="dxa"/>
+              <w:right w:w="50" w:type="dxa"/>
             </w:tcMar>
           </w:tcPr>
           <w:p>
@@ -760,20 +681,44 @@
             </w:pPr>
             <w:r>
               <w:rPr>
-                <w:sz w:val="17"/>
+                <w:sz w:val="15"/>
               </w:rPr>
-              <w:t>0.4099</w:t>
+              <w:t>0.824</w:t>
+            </w:r>
+          </w:p>
+        </w:tc>
+      </w:tr>
+      <w:tr>
+        <w:tc>
+          <w:tcPr>
+            <w:tcW w:type="dxa" w:w="1800"/>
+            <w:tcMar>
+              <w:top w:w="30" w:type="dxa"/>
+              <w:bottom w:w="30" w:type="dxa"/>
+              <w:left w:w="50" w:type="dxa"/>
+              <w:right w:w="50" w:type="dxa"/>
+            </w:tcMar>
+          </w:tcPr>
+          <w:p>
+            <w:pPr>
+              <w:jc w:val="left"/>
+            </w:pPr>
+            <w:r>
+              <w:rPr>
+                <w:sz w:val="15"/>
+              </w:rPr>
+              <w:t>Bipartite SVD</w:t>
             </w:r>
           </w:p>
         </w:tc>
         <w:tc>
           <w:tcPr>
-            <w:tcW w:type="dxa" w:w="1489"/>
+            <w:tcW w:type="dxa" w:w="720"/>
             <w:tcMar>
-              <w:top w:w="60" w:type="dxa"/>
-              <w:bottom w:w="60" w:type="dxa"/>
-              <w:left w:w="100" w:type="dxa"/>
-              <w:right w:w="100" w:type="dxa"/>
+              <w:top w:w="30" w:type="dxa"/>
+              <w:bottom w:w="30" w:type="dxa"/>
+              <w:left w:w="50" w:type="dxa"/>
+              <w:right w:w="50" w:type="dxa"/>
             </w:tcMar>
           </w:tcPr>
           <w:p>
@@ -782,20 +727,20 @@
             </w:pPr>
             <w:r>
               <w:rPr>
-                <w:sz w:val="17"/>
+                <w:sz w:val="15"/>
               </w:rPr>
-              <w:t>0.8242</w:t>
+              <w:t>0.867</w:t>
             </w:r>
           </w:p>
         </w:tc>
         <w:tc>
           <w:tcPr>
-            <w:tcW w:type="dxa" w:w="1489"/>
+            <w:tcW w:type="dxa" w:w="720"/>
             <w:tcMar>
-              <w:top w:w="60" w:type="dxa"/>
-              <w:bottom w:w="60" w:type="dxa"/>
-              <w:left w:w="100" w:type="dxa"/>
-              <w:right w:w="100" w:type="dxa"/>
+              <w:top w:w="30" w:type="dxa"/>
+              <w:bottom w:w="30" w:type="dxa"/>
+              <w:left w:w="50" w:type="dxa"/>
+              <w:right w:w="50" w:type="dxa"/>
             </w:tcMar>
           </w:tcPr>
           <w:p>
@@ -804,41 +749,20 @@
             </w:pPr>
             <w:r>
               <w:rPr>
-                <w:sz w:val="17"/>
+                <w:sz w:val="15"/>
               </w:rPr>
-              <w:t>981.3</w:t>
-            </w:r>
-          </w:p>
-        </w:tc>
-      </w:tr>
-      <w:tr>
-        <w:tc>
-          <w:tcPr>
-            <w:tcW w:type="dxa" w:w="1489"/>
-            <w:tcMar>
-              <w:top w:w="60" w:type="dxa"/>
-              <w:bottom w:w="60" w:type="dxa"/>
-              <w:left w:w="100" w:type="dxa"/>
-              <w:right w:w="100" w:type="dxa"/>
-            </w:tcMar>
-          </w:tcPr>
-          <w:p>
-            <w:r>
-              <w:rPr>
-                <w:sz w:val="17"/>
-              </w:rPr>
-              <w:t>Bipartite Matrix Factorization (SVD)</w:t>
+              <w:t>0.885</w:t>
             </w:r>
           </w:p>
         </w:tc>
         <w:tc>
           <w:tcPr>
-            <w:tcW w:type="dxa" w:w="1489"/>
+            <w:tcW w:type="dxa" w:w="792"/>
             <w:tcMar>
-              <w:top w:w="60" w:type="dxa"/>
-              <w:bottom w:w="60" w:type="dxa"/>
-              <w:left w:w="100" w:type="dxa"/>
-              <w:right w:w="100" w:type="dxa"/>
+              <w:top w:w="30" w:type="dxa"/>
+              <w:bottom w:w="30" w:type="dxa"/>
+              <w:left w:w="50" w:type="dxa"/>
+              <w:right w:w="50" w:type="dxa"/>
             </w:tcMar>
           </w:tcPr>
           <w:p>
@@ -847,20 +771,20 @@
             </w:pPr>
             <w:r>
               <w:rPr>
-                <w:sz w:val="17"/>
+                <w:sz w:val="15"/>
               </w:rPr>
-              <w:t>0.8666</w:t>
+              <w:t>0.286</w:t>
             </w:r>
           </w:p>
         </w:tc>
         <w:tc>
           <w:tcPr>
-            <w:tcW w:type="dxa" w:w="1489"/>
+            <w:tcW w:type="dxa" w:w="792"/>
             <w:tcMar>
-              <w:top w:w="60" w:type="dxa"/>
-              <w:bottom w:w="60" w:type="dxa"/>
-              <w:left w:w="100" w:type="dxa"/>
-              <w:right w:w="100" w:type="dxa"/>
+              <w:top w:w="30" w:type="dxa"/>
+              <w:bottom w:w="30" w:type="dxa"/>
+              <w:left w:w="50" w:type="dxa"/>
+              <w:right w:w="50" w:type="dxa"/>
             </w:tcMar>
           </w:tcPr>
           <w:p>
@@ -869,97 +793,9 @@
             </w:pPr>
             <w:r>
               <w:rPr>
-                <w:sz w:val="17"/>
+                <w:sz w:val="15"/>
               </w:rPr>
-              <w:t>0.8847</w:t>
-            </w:r>
-          </w:p>
-        </w:tc>
-        <w:tc>
-          <w:tcPr>
-            <w:tcW w:type="dxa" w:w="1489"/>
-            <w:tcMar>
-              <w:top w:w="60" w:type="dxa"/>
-              <w:bottom w:w="60" w:type="dxa"/>
-              <w:left w:w="100" w:type="dxa"/>
-              <w:right w:w="100" w:type="dxa"/>
-            </w:tcMar>
-          </w:tcPr>
-          <w:p>
-            <w:pPr>
-              <w:jc w:val="right"/>
-            </w:pPr>
-            <w:r>
-              <w:rPr>
-                <w:sz w:val="17"/>
-              </w:rPr>
-              <w:t>0.8666</w:t>
-            </w:r>
-          </w:p>
-        </w:tc>
-        <w:tc>
-          <w:tcPr>
-            <w:tcW w:type="dxa" w:w="1489"/>
-            <w:tcMar>
-              <w:top w:w="60" w:type="dxa"/>
-              <w:bottom w:w="60" w:type="dxa"/>
-              <w:left w:w="100" w:type="dxa"/>
-              <w:right w:w="100" w:type="dxa"/>
-            </w:tcMar>
-          </w:tcPr>
-          <w:p>
-            <w:pPr>
-              <w:jc w:val="right"/>
-            </w:pPr>
-            <w:r>
-              <w:rPr>
-                <w:sz w:val="17"/>
-              </w:rPr>
-              <w:t>0.2860</w:t>
-            </w:r>
-          </w:p>
-        </w:tc>
-        <w:tc>
-          <w:tcPr>
-            <w:tcW w:type="dxa" w:w="1489"/>
-            <w:tcMar>
-              <w:top w:w="60" w:type="dxa"/>
-              <w:bottom w:w="60" w:type="dxa"/>
-              <w:left w:w="100" w:type="dxa"/>
-              <w:right w:w="100" w:type="dxa"/>
-            </w:tcMar>
-          </w:tcPr>
-          <w:p>
-            <w:pPr>
-              <w:jc w:val="right"/>
-            </w:pPr>
-            <w:r>
-              <w:rPr>
-                <w:sz w:val="17"/>
-              </w:rPr>
-              <w:t>1.3323</w:t>
-            </w:r>
-          </w:p>
-        </w:tc>
-        <w:tc>
-          <w:tcPr>
-            <w:tcW w:type="dxa" w:w="1489"/>
-            <w:tcMar>
-              <w:top w:w="60" w:type="dxa"/>
-              <w:bottom w:w="60" w:type="dxa"/>
-              <w:left w:w="100" w:type="dxa"/>
-              <w:right w:w="100" w:type="dxa"/>
-            </w:tcMar>
-          </w:tcPr>
-          <w:p>
-            <w:pPr>
-              <w:jc w:val="right"/>
-            </w:pPr>
-            <w:r>
-              <w:rPr>
-                <w:sz w:val="17"/>
-              </w:rPr>
-              <w:t>304.2</w:t>
+              <w:t>1.332</w:t>
             </w:r>
           </w:p>
         </w:tc>
@@ -967,34 +803,37 @@
       <w:tr>
         <w:tc>
           <w:tcPr>
-            <w:tcW w:type="dxa" w:w="1489"/>
+            <w:tcW w:type="dxa" w:w="1800"/>
             <w:shd w:fill="E8F5E9"/>
             <w:tcMar>
-              <w:top w:w="60" w:type="dxa"/>
-              <w:bottom w:w="60" w:type="dxa"/>
-              <w:left w:w="100" w:type="dxa"/>
-              <w:right w:w="100" w:type="dxa"/>
+              <w:top w:w="30" w:type="dxa"/>
+              <w:bottom w:w="30" w:type="dxa"/>
+              <w:left w:w="50" w:type="dxa"/>
+              <w:right w:w="50" w:type="dxa"/>
             </w:tcMar>
           </w:tcPr>
           <w:p>
+            <w:pPr>
+              <w:jc w:val="left"/>
+            </w:pPr>
             <w:r>
               <w:rPr>
                 <w:b/>
-                <w:sz w:val="17"/>
+                <w:sz w:val="15"/>
               </w:rPr>
-              <w:t>Proposed Higher-Order Curvature Framework (HG-CAN)</w:t>
+              <w:t>HG-CAN (Ours)</w:t>
             </w:r>
           </w:p>
         </w:tc>
         <w:tc>
           <w:tcPr>
-            <w:tcW w:type="dxa" w:w="1489"/>
+            <w:tcW w:type="dxa" w:w="720"/>
             <w:shd w:fill="E8F5E9"/>
             <w:tcMar>
-              <w:top w:w="60" w:type="dxa"/>
-              <w:bottom w:w="60" w:type="dxa"/>
-              <w:left w:w="100" w:type="dxa"/>
-              <w:right w:w="100" w:type="dxa"/>
+              <w:top w:w="30" w:type="dxa"/>
+              <w:bottom w:w="30" w:type="dxa"/>
+              <w:left w:w="50" w:type="dxa"/>
+              <w:right w:w="50" w:type="dxa"/>
             </w:tcMar>
           </w:tcPr>
           <w:p>
@@ -1004,21 +843,21 @@
             <w:r>
               <w:rPr>
                 <w:b/>
-                <w:sz w:val="17"/>
+                <w:sz w:val="15"/>
               </w:rPr>
-              <w:t>0.8673</w:t>
+              <w:t>0.867</w:t>
             </w:r>
           </w:p>
         </w:tc>
         <w:tc>
           <w:tcPr>
-            <w:tcW w:type="dxa" w:w="1489"/>
+            <w:tcW w:type="dxa" w:w="720"/>
             <w:shd w:fill="E8F5E9"/>
             <w:tcMar>
-              <w:top w:w="60" w:type="dxa"/>
-              <w:bottom w:w="60" w:type="dxa"/>
-              <w:left w:w="100" w:type="dxa"/>
-              <w:right w:w="100" w:type="dxa"/>
+              <w:top w:w="30" w:type="dxa"/>
+              <w:bottom w:w="30" w:type="dxa"/>
+              <w:left w:w="50" w:type="dxa"/>
+              <w:right w:w="50" w:type="dxa"/>
             </w:tcMar>
           </w:tcPr>
           <w:p>
@@ -1028,21 +867,21 @@
             <w:r>
               <w:rPr>
                 <w:b/>
-                <w:sz w:val="17"/>
+                <w:sz w:val="15"/>
               </w:rPr>
-              <w:t>0.8848</w:t>
+              <w:t>0.885</w:t>
             </w:r>
           </w:p>
         </w:tc>
         <w:tc>
           <w:tcPr>
-            <w:tcW w:type="dxa" w:w="1489"/>
+            <w:tcW w:type="dxa" w:w="792"/>
             <w:shd w:fill="E8F5E9"/>
             <w:tcMar>
-              <w:top w:w="60" w:type="dxa"/>
-              <w:bottom w:w="60" w:type="dxa"/>
-              <w:left w:w="100" w:type="dxa"/>
-              <w:right w:w="100" w:type="dxa"/>
+              <w:top w:w="30" w:type="dxa"/>
+              <w:bottom w:w="30" w:type="dxa"/>
+              <w:left w:w="50" w:type="dxa"/>
+              <w:right w:w="50" w:type="dxa"/>
             </w:tcMar>
           </w:tcPr>
           <w:p>
@@ -1052,21 +891,21 @@
             <w:r>
               <w:rPr>
                 <w:b/>
-                <w:sz w:val="17"/>
+                <w:sz w:val="15"/>
               </w:rPr>
-              <w:t>0.8673</w:t>
+              <w:t>0.192</w:t>
             </w:r>
           </w:p>
         </w:tc>
         <w:tc>
           <w:tcPr>
-            <w:tcW w:type="dxa" w:w="1489"/>
+            <w:tcW w:type="dxa" w:w="792"/>
             <w:shd w:fill="E8F5E9"/>
             <w:tcMar>
-              <w:top w:w="60" w:type="dxa"/>
-              <w:bottom w:w="60" w:type="dxa"/>
-              <w:left w:w="100" w:type="dxa"/>
-              <w:right w:w="100" w:type="dxa"/>
+              <w:top w:w="30" w:type="dxa"/>
+              <w:bottom w:w="30" w:type="dxa"/>
+              <w:left w:w="50" w:type="dxa"/>
+              <w:right w:w="50" w:type="dxa"/>
             </w:tcMar>
           </w:tcPr>
           <w:p>
@@ -1076,57 +915,9 @@
             <w:r>
               <w:rPr>
                 <w:b/>
-                <w:sz w:val="17"/>
+                <w:sz w:val="15"/>
               </w:rPr>
-              <w:t>0.1919</w:t>
-            </w:r>
-          </w:p>
-        </w:tc>
-        <w:tc>
-          <w:tcPr>
-            <w:tcW w:type="dxa" w:w="1489"/>
-            <w:shd w:fill="E8F5E9"/>
-            <w:tcMar>
-              <w:top w:w="60" w:type="dxa"/>
-              <w:bottom w:w="60" w:type="dxa"/>
-              <w:left w:w="100" w:type="dxa"/>
-              <w:right w:w="100" w:type="dxa"/>
-            </w:tcMar>
-          </w:tcPr>
-          <w:p>
-            <w:pPr>
-              <w:jc w:val="right"/>
-            </w:pPr>
-            <w:r>
-              <w:rPr>
-                <w:b/>
-                <w:sz w:val="17"/>
-              </w:rPr>
-              <w:t>1.9058</w:t>
-            </w:r>
-          </w:p>
-        </w:tc>
-        <w:tc>
-          <w:tcPr>
-            <w:tcW w:type="dxa" w:w="1489"/>
-            <w:shd w:fill="E8F5E9"/>
-            <w:tcMar>
-              <w:top w:w="60" w:type="dxa"/>
-              <w:bottom w:w="60" w:type="dxa"/>
-              <w:left w:w="100" w:type="dxa"/>
-              <w:right w:w="100" w:type="dxa"/>
-            </w:tcMar>
-          </w:tcPr>
-          <w:p>
-            <w:pPr>
-              <w:jc w:val="right"/>
-            </w:pPr>
-            <w:r>
-              <w:rPr>
-                <w:b/>
-                <w:sz w:val="17"/>
-              </w:rPr>
-              <w:t>169.4</w:t>
+              <w:t>1.906</w:t>
             </w:r>
           </w:p>
         </w:tc>
@@ -1134,18 +925,7 @@
     </w:tbl>
     <w:p>
       <w:pPr>
-        <w:spacing w:after="120"/>
-      </w:pPr>
-    </w:p>
-    <w:p>
-      <w:pPr>
-        <w:sectPr>
-          <w:type w:val="continuous"/>
-          <w:pgSz w:w="12240" w:h="15840"/>
-          <w:pgMar w:top="1080" w:right="907" w:bottom="1080" w:left="907" w:header="720" w:footer="720" w:gutter="0"/>
-          <w:cols w:space="720" w:num="1"/>
-          <w:docGrid w:linePitch="360"/>
-        </w:sectPr>
+        <w:spacing w:after="80"/>
       </w:pPr>
     </w:p>
     <w:p>
@@ -1212,7 +992,7 @@
         <w:rPr>
           <w:sz w:val="20"/>
         </w:rPr>
-        <w:t>As reported in Table I and Fig. 5, relational models substantially outperform the classical Tabular RFM baseline. Tabular RFM achieves an NMI of 0.1746 and an ARI of 0.0483, indicating that aggregate scalar volume alone fails to separate commercial behavior. In contrast, both the linear Bipartite SVD baseline and the proposed HG-CAN architecture achieve high alignment with the ground-truth archetypes (NMI of 0.8666 vs. 0.8673, and ARI of 0.8847 vs. 0.8848, respectively). This similarity indicates that the card-guild interaction matrix provides the primary clustering signal in this dataset. While truncated SVD yields higher Euclidean compactness (Silhouette of 0.286 vs. 0.192), the HG-CAN architecture provides distinct operational advantages: it integrates 17-dimensional continuous behavioral statistics (including Shannon guild entropy and transaction skewness), supports inductive inference on newly arriving payment cards without full matrix re-factorization, and offers topological interpretability through edge curvature.</w:t>
+        <w:t>As reported in Table I and Fig. 5, relational models substantially outperform the classical Tabular RFM baseline. Tabular RFM achieves an NMI of 0.175 and an ARI of 0.048, indicating that aggregate scalar volume alone fails to separate commercial behavior. In contrast, both the linear Bipartite SVD baseline and the proposed HG-CAN architecture achieve high alignment with ground-truth archetypes (NMI of 0.867 vs. 0.867, and ARI of 0.885 vs. 0.885, respectively). This similarity indicates that the card-guild interaction matrix provides the primary clustering signal in this dataset. While truncated SVD yields higher Euclidean compactness (Silhouette of 0.286 vs. 0.192), the HG-CAN architecture provides distinct operational advantages: it integrates a 16-dimensional continuous behavioral feature vector (combining 8 statistical metrics including Shannon guild entropy and transaction skewness with 8 guild ratios), can potentially support inductive representation learning on newly arriving payment cards through local neighborhood aggregation, and offers topological interpretability through edge curvature.</w:t>
       </w:r>
     </w:p>
     <w:p>
@@ -1298,25 +1078,14 @@
     </w:p>
     <w:p>
       <w:pPr>
-        <w:sectPr>
-          <w:type w:val="continuous"/>
-          <w:pgSz w:w="12240" w:h="15840"/>
-          <w:pgMar w:top="1080" w:right="907" w:bottom="1080" w:left="907" w:header="720" w:footer="720" w:gutter="0"/>
-          <w:cols w:space="360" w:num="2"/>
-          <w:docGrid w:linePitch="360"/>
-        </w:sectPr>
-      </w:pPr>
-    </w:p>
-    <w:p>
-      <w:pPr>
         <w:keepNext/>
-        <w:spacing w:before="160" w:after="80"/>
+        <w:spacing w:before="160" w:after="60"/>
         <w:jc w:val="center"/>
       </w:pPr>
       <w:r>
         <w:drawing>
           <wp:inline xmlns:a="http://schemas.openxmlformats.org/drawingml/2006/main" xmlns:pic="http://schemas.openxmlformats.org/drawingml/2006/picture">
-            <wp:extent cx="6217920" cy="2709644"/>
+            <wp:extent cx="3063240" cy="1334898"/>
             <wp:docPr id="4" name="Picture 4"/>
             <wp:cNvGraphicFramePr>
               <a:graphicFrameLocks noChangeAspect="1"/>
@@ -1337,7 +1106,7 @@
                   <pic:spPr>
                     <a:xfrm>
                       <a:off x="0" y="0"/>
-                      <a:ext cx="6217920" cy="2709644"/>
+                      <a:ext cx="3063240" cy="1334898"/>
                     </a:xfrm>
                     <a:prstGeom prst="rect"/>
                   </pic:spPr>
@@ -1350,77 +1119,55 @@
     </w:p>
     <w:p>
       <w:pPr>
-        <w:spacing w:after="240"/>
-        <w:jc w:val="center"/>
+        <w:spacing w:after="200"/>
+        <w:jc w:val="both"/>
       </w:pPr>
       <w:r>
         <w:rPr>
           <w:i/>
-          <w:sz w:val="18"/>
+          <w:sz w:val="17"/>
         </w:rPr>
-        <w:t>Fig. 3. Manifold projection comparison: (a) Baseline Tabular RFM space shows severe cluster overlap; (b) Proposed HG-CAN latent space yields highly separated, compact behavioral manifolds.</w:t>
+        <w:t>Fig. 3. Manifold projections: (a) Tabular RFM space shows severe cluster overlap; (b) HG-CAN yields separated behavioral manifolds.</w:t>
       </w:r>
     </w:p>
     <w:p>
       <w:pPr>
-        <w:sectPr>
-          <w:type w:val="continuous"/>
-          <w:pgSz w:w="12240" w:h="15840"/>
-          <w:pgMar w:top="1080" w:right="907" w:bottom="1080" w:left="907" w:header="720" w:footer="720" w:gutter="0"/>
-          <w:cols w:space="720" w:num="1"/>
-          <w:docGrid w:linePitch="360"/>
-        </w:sectPr>
-      </w:pPr>
-    </w:p>
-    <w:p>
-      <w:pPr>
-        <w:sectPr>
-          <w:type w:val="continuous"/>
-          <w:pgSz w:w="12240" w:h="15840"/>
-          <w:pgMar w:top="1080" w:right="907" w:bottom="1080" w:left="907" w:header="720" w:footer="720" w:gutter="0"/>
-          <w:cols w:space="360" w:num="2"/>
-          <w:docGrid w:linePitch="360"/>
-        </w:sectPr>
-      </w:pPr>
-    </w:p>
-    <w:p>
-      <w:pPr>
-        <w:spacing w:before="160" w:after="80"/>
+        <w:keepNext/>
+        <w:spacing w:before="120" w:after="40"/>
         <w:jc w:val="center"/>
       </w:pPr>
       <w:r>
         <w:rPr>
           <w:b/>
-          <w:sz w:val="19"/>
+          <w:sz w:val="17"/>
         </w:rPr>
-        <w:t>TABLE II. DISCOVERED STRATEGIC CUSTOMER PERSONAS AND ENTERPRISE KPIS</w:t>
+        <w:t>TABLE II. DISCOVERED BEHAVIORAL CUSTOMER PERSONAS</w:t>
       </w:r>
     </w:p>
     <w:tbl>
       <w:tblPr>
         <w:tblW w:type="auto" w:w="0"/>
         <w:jc w:val="center"/>
-        <w:tblLayout w:type="autofit"/>
+        <w:tblLayout w:type="fixed"/>
         <w:tblLook w:firstColumn="1" w:firstRow="1" w:lastColumn="0" w:lastRow="0" w:noHBand="0" w:noVBand="1" w:val="04A0"/>
       </w:tblPr>
       <w:tblGrid>
-        <w:gridCol w:w="1738"/>
-        <w:gridCol w:w="1738"/>
-        <w:gridCol w:w="1738"/>
-        <w:gridCol w:w="1738"/>
-        <w:gridCol w:w="1738"/>
-        <w:gridCol w:w="1738"/>
+        <w:gridCol w:w="2085"/>
+        <w:gridCol w:w="2085"/>
+        <w:gridCol w:w="2085"/>
+        <w:gridCol w:w="2085"/>
+        <w:gridCol w:w="2085"/>
       </w:tblGrid>
       <w:tr>
         <w:tc>
           <w:tcPr>
-            <w:tcW w:type="dxa" w:w="1738"/>
+            <w:tcW w:type="dxa" w:w="360"/>
             <w:shd w:fill="E0E0E0"/>
             <w:tcMar>
-              <w:top w:w="80" w:type="dxa"/>
-              <w:bottom w:w="80" w:type="dxa"/>
-              <w:left w:w="100" w:type="dxa"/>
-              <w:right w:w="100" w:type="dxa"/>
+              <w:top w:w="40" w:type="dxa"/>
+              <w:bottom w:w="40" w:type="dxa"/>
+              <w:left w:w="40" w:type="dxa"/>
+              <w:right w:w="40" w:type="dxa"/>
             </w:tcMar>
           </w:tcPr>
           <w:p>
@@ -1430,21 +1177,21 @@
             <w:r>
               <w:rPr>
                 <w:b/>
-                <w:sz w:val="17"/>
+                <w:sz w:val="15"/>
               </w:rPr>
-              <w:t>Cluster</w:t>
+              <w:t>ID</w:t>
             </w:r>
           </w:p>
         </w:tc>
         <w:tc>
           <w:tcPr>
-            <w:tcW w:type="dxa" w:w="1738"/>
+            <w:tcW w:type="dxa" w:w="1584"/>
             <w:shd w:fill="E0E0E0"/>
             <w:tcMar>
-              <w:top w:w="80" w:type="dxa"/>
-              <w:bottom w:w="80" w:type="dxa"/>
-              <w:left w:w="100" w:type="dxa"/>
-              <w:right w:w="100" w:type="dxa"/>
+              <w:top w:w="40" w:type="dxa"/>
+              <w:bottom w:w="40" w:type="dxa"/>
+              <w:left w:w="40" w:type="dxa"/>
+              <w:right w:w="40" w:type="dxa"/>
             </w:tcMar>
           </w:tcPr>
           <w:p>
@@ -1454,21 +1201,21 @@
             <w:r>
               <w:rPr>
                 <w:b/>
-                <w:sz w:val="17"/>
+                <w:sz w:val="15"/>
               </w:rPr>
-              <w:t>Strategic Enterprise Persona</w:t>
+              <w:t>Customer Persona</w:t>
             </w:r>
           </w:p>
         </w:tc>
         <w:tc>
           <w:tcPr>
-            <w:tcW w:type="dxa" w:w="1738"/>
+            <w:tcW w:type="dxa" w:w="576"/>
             <w:shd w:fill="E0E0E0"/>
             <w:tcMar>
-              <w:top w:w="80" w:type="dxa"/>
-              <w:bottom w:w="80" w:type="dxa"/>
-              <w:left w:w="100" w:type="dxa"/>
-              <w:right w:w="100" w:type="dxa"/>
+              <w:top w:w="40" w:type="dxa"/>
+              <w:bottom w:w="40" w:type="dxa"/>
+              <w:left w:w="40" w:type="dxa"/>
+              <w:right w:w="40" w:type="dxa"/>
             </w:tcMar>
           </w:tcPr>
           <w:p>
@@ -1478,7 +1225,7 @@
             <w:r>
               <w:rPr>
                 <w:b/>
-                <w:sz w:val="17"/>
+                <w:sz w:val="15"/>
               </w:rPr>
               <w:t>Cards</w:t>
             </w:r>
@@ -1486,13 +1233,13 @@
         </w:tc>
         <w:tc>
           <w:tcPr>
-            <w:tcW w:type="dxa" w:w="1738"/>
+            <w:tcW w:type="dxa" w:w="936"/>
             <w:shd w:fill="E0E0E0"/>
             <w:tcMar>
-              <w:top w:w="80" w:type="dxa"/>
-              <w:bottom w:w="80" w:type="dxa"/>
-              <w:left w:w="100" w:type="dxa"/>
-              <w:right w:w="100" w:type="dxa"/>
+              <w:top w:w="40" w:type="dxa"/>
+              <w:bottom w:w="40" w:type="dxa"/>
+              <w:left w:w="40" w:type="dxa"/>
+              <w:right w:w="40" w:type="dxa"/>
             </w:tcMar>
           </w:tcPr>
           <w:p>
@@ -1502,21 +1249,21 @@
             <w:r>
               <w:rPr>
                 <w:b/>
-                <w:sz w:val="17"/>
+                <w:sz w:val="15"/>
               </w:rPr>
-              <w:t>Mean Ticket Value</w:t>
+              <w:t>Ticket</w:t>
             </w:r>
           </w:p>
         </w:tc>
         <w:tc>
           <w:tcPr>
-            <w:tcW w:type="dxa" w:w="1738"/>
+            <w:tcW w:type="dxa" w:w="1368"/>
             <w:shd w:fill="E0E0E0"/>
             <w:tcMar>
-              <w:top w:w="80" w:type="dxa"/>
-              <w:bottom w:w="80" w:type="dxa"/>
-              <w:left w:w="100" w:type="dxa"/>
-              <w:right w:w="100" w:type="dxa"/>
+              <w:top w:w="40" w:type="dxa"/>
+              <w:bottom w:w="40" w:type="dxa"/>
+              <w:left w:w="40" w:type="dxa"/>
+              <w:right w:w="40" w:type="dxa"/>
             </w:tcMar>
           </w:tcPr>
           <w:p>
@@ -1526,21 +1273,22 @@
             <w:r>
               <w:rPr>
                 <w:b/>
-                <w:sz w:val="17"/>
+                <w:sz w:val="15"/>
               </w:rPr>
-              <w:t>Dominant Guild (cast_name)</w:t>
+              <w:t>Dominant Guild</w:t>
             </w:r>
           </w:p>
         </w:tc>
+      </w:tr>
+      <w:tr>
         <w:tc>
           <w:tcPr>
-            <w:tcW w:type="dxa" w:w="1738"/>
-            <w:shd w:fill="E0E0E0"/>
+            <w:tcW w:type="dxa" w:w="360"/>
             <w:tcMar>
-              <w:top w:w="80" w:type="dxa"/>
-              <w:bottom w:w="80" w:type="dxa"/>
-              <w:left w:w="100" w:type="dxa"/>
-              <w:right w:w="100" w:type="dxa"/>
+              <w:top w:w="30" w:type="dxa"/>
+              <w:bottom w:w="30" w:type="dxa"/>
+              <w:left w:w="40" w:type="dxa"/>
+              <w:right w:w="40" w:type="dxa"/>
             </w:tcMar>
           </w:tcPr>
           <w:p>
@@ -1549,23 +1297,64 @@
             </w:pPr>
             <w:r>
               <w:rPr>
-                <w:b/>
-                <w:sz w:val="17"/>
+                <w:sz w:val="14"/>
               </w:rPr>
-              <w:t>Avg Tx / Card</w:t>
+              <w:t>0</w:t>
             </w:r>
           </w:p>
         </w:tc>
-      </w:tr>
-      <w:tr>
         <w:tc>
           <w:tcPr>
-            <w:tcW w:type="dxa" w:w="1738"/>
+            <w:tcW w:type="dxa" w:w="1584"/>
             <w:tcMar>
-              <w:top w:w="60" w:type="dxa"/>
-              <w:bottom w:w="60" w:type="dxa"/>
-              <w:left w:w="100" w:type="dxa"/>
-              <w:right w:w="100" w:type="dxa"/>
+              <w:top w:w="30" w:type="dxa"/>
+              <w:bottom w:w="30" w:type="dxa"/>
+              <w:left w:w="40" w:type="dxa"/>
+              <w:right w:w="40" w:type="dxa"/>
+            </w:tcMar>
+          </w:tcPr>
+          <w:p>
+            <w:pPr>
+              <w:jc w:val="left"/>
+            </w:pPr>
+            <w:r>
+              <w:rPr>
+                <w:sz w:val="14"/>
+              </w:rPr>
+              <w:t>B2B Wholesalers</w:t>
+            </w:r>
+          </w:p>
+        </w:tc>
+        <w:tc>
+          <w:tcPr>
+            <w:tcW w:type="dxa" w:w="576"/>
+            <w:tcMar>
+              <w:top w:w="30" w:type="dxa"/>
+              <w:bottom w:w="30" w:type="dxa"/>
+              <w:left w:w="40" w:type="dxa"/>
+              <w:right w:w="40" w:type="dxa"/>
+            </w:tcMar>
+          </w:tcPr>
+          <w:p>
+            <w:pPr>
+              <w:jc w:val="center"/>
+            </w:pPr>
+            <w:r>
+              <w:rPr>
+                <w:sz w:val="14"/>
+              </w:rPr>
+              <w:t>289</w:t>
+            </w:r>
+          </w:p>
+        </w:tc>
+        <w:tc>
+          <w:tcPr>
+            <w:tcW w:type="dxa" w:w="936"/>
+            <w:tcMar>
+              <w:top w:w="30" w:type="dxa"/>
+              <w:bottom w:w="30" w:type="dxa"/>
+              <w:left w:w="40" w:type="dxa"/>
+              <w:right w:w="40" w:type="dxa"/>
             </w:tcMar>
           </w:tcPr>
           <w:p>
@@ -1574,39 +1363,110 @@
             </w:pPr>
             <w:r>
               <w:rPr>
-                <w:sz w:val="17"/>
+                <w:sz w:val="14"/>
               </w:rPr>
-              <w:t>0</w:t>
+              <w:t>36.8M</w:t>
             </w:r>
           </w:p>
         </w:tc>
         <w:tc>
           <w:tcPr>
-            <w:tcW w:type="dxa" w:w="1738"/>
+            <w:tcW w:type="dxa" w:w="1368"/>
             <w:tcMar>
-              <w:top w:w="60" w:type="dxa"/>
-              <w:bottom w:w="60" w:type="dxa"/>
-              <w:left w:w="100" w:type="dxa"/>
-              <w:right w:w="100" w:type="dxa"/>
+              <w:top w:w="30" w:type="dxa"/>
+              <w:bottom w:w="30" w:type="dxa"/>
+              <w:left w:w="40" w:type="dxa"/>
+              <w:right w:w="40" w:type="dxa"/>
             </w:tcMar>
           </w:tcPr>
           <w:p>
+            <w:pPr>
+              <w:jc w:val="left"/>
+            </w:pPr>
             <w:r>
               <w:rPr>
-                <w:sz w:val="17"/>
+                <w:sz w:val="14"/>
               </w:rPr>
-              <w:t>B2B Wholesalers &amp; Industrial Commerce</w:t>
+              <w:t>Industrial Materials</w:t>
+            </w:r>
+          </w:p>
+        </w:tc>
+      </w:tr>
+      <w:tr>
+        <w:tc>
+          <w:tcPr>
+            <w:tcW w:type="dxa" w:w="360"/>
+            <w:tcMar>
+              <w:top w:w="30" w:type="dxa"/>
+              <w:bottom w:w="30" w:type="dxa"/>
+              <w:left w:w="40" w:type="dxa"/>
+              <w:right w:w="40" w:type="dxa"/>
+            </w:tcMar>
+          </w:tcPr>
+          <w:p>
+            <w:pPr>
+              <w:jc w:val="center"/>
+            </w:pPr>
+            <w:r>
+              <w:rPr>
+                <w:sz w:val="14"/>
+              </w:rPr>
+              <w:t>1</w:t>
             </w:r>
           </w:p>
         </w:tc>
         <w:tc>
           <w:tcPr>
-            <w:tcW w:type="dxa" w:w="1738"/>
+            <w:tcW w:type="dxa" w:w="1584"/>
             <w:tcMar>
-              <w:top w:w="60" w:type="dxa"/>
-              <w:bottom w:w="60" w:type="dxa"/>
-              <w:left w:w="100" w:type="dxa"/>
-              <w:right w:w="100" w:type="dxa"/>
+              <w:top w:w="30" w:type="dxa"/>
+              <w:bottom w:w="30" w:type="dxa"/>
+              <w:left w:w="40" w:type="dxa"/>
+              <w:right w:w="40" w:type="dxa"/>
+            </w:tcMar>
+          </w:tcPr>
+          <w:p>
+            <w:pPr>
+              <w:jc w:val="left"/>
+            </w:pPr>
+            <w:r>
+              <w:rPr>
+                <w:sz w:val="14"/>
+              </w:rPr>
+              <w:t>Everyday Household</w:t>
+            </w:r>
+          </w:p>
+        </w:tc>
+        <w:tc>
+          <w:tcPr>
+            <w:tcW w:type="dxa" w:w="576"/>
+            <w:tcMar>
+              <w:top w:w="30" w:type="dxa"/>
+              <w:bottom w:w="30" w:type="dxa"/>
+              <w:left w:w="40" w:type="dxa"/>
+              <w:right w:w="40" w:type="dxa"/>
+            </w:tcMar>
+          </w:tcPr>
+          <w:p>
+            <w:pPr>
+              <w:jc w:val="center"/>
+            </w:pPr>
+            <w:r>
+              <w:rPr>
+                <w:sz w:val="14"/>
+              </w:rPr>
+              <w:t>295</w:t>
+            </w:r>
+          </w:p>
+        </w:tc>
+        <w:tc>
+          <w:tcPr>
+            <w:tcW w:type="dxa" w:w="936"/>
+            <w:tcMar>
+              <w:top w:w="30" w:type="dxa"/>
+              <w:bottom w:w="30" w:type="dxa"/>
+              <w:left w:w="40" w:type="dxa"/>
+              <w:right w:w="40" w:type="dxa"/>
             </w:tcMar>
           </w:tcPr>
           <w:p>
@@ -1615,20 +1475,110 @@
             </w:pPr>
             <w:r>
               <w:rPr>
-                <w:sz w:val="17"/>
+                <w:sz w:val="14"/>
               </w:rPr>
-              <w:t>289</w:t>
+              <w:t>3.8M</w:t>
             </w:r>
           </w:p>
         </w:tc>
         <w:tc>
           <w:tcPr>
-            <w:tcW w:type="dxa" w:w="1738"/>
+            <w:tcW w:type="dxa" w:w="1368"/>
             <w:tcMar>
-              <w:top w:w="60" w:type="dxa"/>
-              <w:bottom w:w="60" w:type="dxa"/>
-              <w:left w:w="100" w:type="dxa"/>
-              <w:right w:w="100" w:type="dxa"/>
+              <w:top w:w="30" w:type="dxa"/>
+              <w:bottom w:w="30" w:type="dxa"/>
+              <w:left w:w="40" w:type="dxa"/>
+              <w:right w:w="40" w:type="dxa"/>
+            </w:tcMar>
+          </w:tcPr>
+          <w:p>
+            <w:pPr>
+              <w:jc w:val="left"/>
+            </w:pPr>
+            <w:r>
+              <w:rPr>
+                <w:sz w:val="14"/>
+              </w:rPr>
+              <w:t>Supermarkets</w:t>
+            </w:r>
+          </w:p>
+        </w:tc>
+      </w:tr>
+      <w:tr>
+        <w:tc>
+          <w:tcPr>
+            <w:tcW w:type="dxa" w:w="360"/>
+            <w:tcMar>
+              <w:top w:w="30" w:type="dxa"/>
+              <w:bottom w:w="30" w:type="dxa"/>
+              <w:left w:w="40" w:type="dxa"/>
+              <w:right w:w="40" w:type="dxa"/>
+            </w:tcMar>
+          </w:tcPr>
+          <w:p>
+            <w:pPr>
+              <w:jc w:val="center"/>
+            </w:pPr>
+            <w:r>
+              <w:rPr>
+                <w:sz w:val="14"/>
+              </w:rPr>
+              <w:t>2</w:t>
+            </w:r>
+          </w:p>
+        </w:tc>
+        <w:tc>
+          <w:tcPr>
+            <w:tcW w:type="dxa" w:w="1584"/>
+            <w:tcMar>
+              <w:top w:w="30" w:type="dxa"/>
+              <w:bottom w:w="30" w:type="dxa"/>
+              <w:left w:w="40" w:type="dxa"/>
+              <w:right w:w="40" w:type="dxa"/>
+            </w:tcMar>
+          </w:tcPr>
+          <w:p>
+            <w:pPr>
+              <w:jc w:val="left"/>
+            </w:pPr>
+            <w:r>
+              <w:rPr>
+                <w:sz w:val="14"/>
+              </w:rPr>
+              <w:t>Gold &amp; Luxury</w:t>
+            </w:r>
+          </w:p>
+        </w:tc>
+        <w:tc>
+          <w:tcPr>
+            <w:tcW w:type="dxa" w:w="576"/>
+            <w:tcMar>
+              <w:top w:w="30" w:type="dxa"/>
+              <w:bottom w:w="30" w:type="dxa"/>
+              <w:left w:w="40" w:type="dxa"/>
+              <w:right w:w="40" w:type="dxa"/>
+            </w:tcMar>
+          </w:tcPr>
+          <w:p>
+            <w:pPr>
+              <w:jc w:val="center"/>
+            </w:pPr>
+            <w:r>
+              <w:rPr>
+                <w:sz w:val="14"/>
+              </w:rPr>
+              <w:t>299</w:t>
+            </w:r>
+          </w:p>
+        </w:tc>
+        <w:tc>
+          <w:tcPr>
+            <w:tcW w:type="dxa" w:w="936"/>
+            <w:tcMar>
+              <w:top w:w="30" w:type="dxa"/>
+              <w:bottom w:w="30" w:type="dxa"/>
+              <w:left w:w="40" w:type="dxa"/>
+              <w:right w:w="40" w:type="dxa"/>
             </w:tcMar>
           </w:tcPr>
           <w:p>
@@ -1637,39 +1587,110 @@
             </w:pPr>
             <w:r>
               <w:rPr>
-                <w:sz w:val="17"/>
+                <w:sz w:val="14"/>
               </w:rPr>
-              <w:t>36,829,279.5</w:t>
+              <w:t>17.4M</w:t>
             </w:r>
           </w:p>
         </w:tc>
         <w:tc>
           <w:tcPr>
-            <w:tcW w:type="dxa" w:w="1738"/>
+            <w:tcW w:type="dxa" w:w="1368"/>
             <w:tcMar>
-              <w:top w:w="60" w:type="dxa"/>
-              <w:bottom w:w="60" w:type="dxa"/>
-              <w:left w:w="100" w:type="dxa"/>
-              <w:right w:w="100" w:type="dxa"/>
+              <w:top w:w="30" w:type="dxa"/>
+              <w:bottom w:w="30" w:type="dxa"/>
+              <w:left w:w="40" w:type="dxa"/>
+              <w:right w:w="40" w:type="dxa"/>
             </w:tcMar>
           </w:tcPr>
           <w:p>
+            <w:pPr>
+              <w:jc w:val="left"/>
+            </w:pPr>
             <w:r>
               <w:rPr>
-                <w:sz w:val="17"/>
+                <w:sz w:val="14"/>
               </w:rPr>
-              <w:t>B2B Wholesalers &amp; Industrial Materials</w:t>
+              <w:t>Gold &amp; Jewelry</w:t>
+            </w:r>
+          </w:p>
+        </w:tc>
+      </w:tr>
+      <w:tr>
+        <w:tc>
+          <w:tcPr>
+            <w:tcW w:type="dxa" w:w="360"/>
+            <w:tcMar>
+              <w:top w:w="30" w:type="dxa"/>
+              <w:bottom w:w="30" w:type="dxa"/>
+              <w:left w:w="40" w:type="dxa"/>
+              <w:right w:w="40" w:type="dxa"/>
+            </w:tcMar>
+          </w:tcPr>
+          <w:p>
+            <w:pPr>
+              <w:jc w:val="center"/>
+            </w:pPr>
+            <w:r>
+              <w:rPr>
+                <w:sz w:val="14"/>
+              </w:rPr>
+              <w:t>3</w:t>
             </w:r>
           </w:p>
         </w:tc>
         <w:tc>
           <w:tcPr>
-            <w:tcW w:type="dxa" w:w="1738"/>
+            <w:tcW w:type="dxa" w:w="1584"/>
             <w:tcMar>
-              <w:top w:w="60" w:type="dxa"/>
-              <w:bottom w:w="60" w:type="dxa"/>
-              <w:left w:w="100" w:type="dxa"/>
-              <w:right w:w="100" w:type="dxa"/>
+              <w:top w:w="30" w:type="dxa"/>
+              <w:bottom w:w="30" w:type="dxa"/>
+              <w:left w:w="40" w:type="dxa"/>
+              <w:right w:w="40" w:type="dxa"/>
+            </w:tcMar>
+          </w:tcPr>
+          <w:p>
+            <w:pPr>
+              <w:jc w:val="left"/>
+            </w:pPr>
+            <w:r>
+              <w:rPr>
+                <w:sz w:val="14"/>
+              </w:rPr>
+              <w:t>Affluent Travelers</w:t>
+            </w:r>
+          </w:p>
+        </w:tc>
+        <w:tc>
+          <w:tcPr>
+            <w:tcW w:type="dxa" w:w="576"/>
+            <w:tcMar>
+              <w:top w:w="30" w:type="dxa"/>
+              <w:bottom w:w="30" w:type="dxa"/>
+              <w:left w:w="40" w:type="dxa"/>
+              <w:right w:w="40" w:type="dxa"/>
+            </w:tcMar>
+          </w:tcPr>
+          <w:p>
+            <w:pPr>
+              <w:jc w:val="center"/>
+            </w:pPr>
+            <w:r>
+              <w:rPr>
+                <w:sz w:val="14"/>
+              </w:rPr>
+              <w:t>299</w:t>
+            </w:r>
+          </w:p>
+        </w:tc>
+        <w:tc>
+          <w:tcPr>
+            <w:tcW w:type="dxa" w:w="936"/>
+            <w:tcMar>
+              <w:top w:w="30" w:type="dxa"/>
+              <w:bottom w:w="30" w:type="dxa"/>
+              <w:left w:w="40" w:type="dxa"/>
+              <w:right w:w="40" w:type="dxa"/>
             </w:tcMar>
           </w:tcPr>
           <w:p>
@@ -1678,9 +1699,31 @@
             </w:pPr>
             <w:r>
               <w:rPr>
-                <w:sz w:val="17"/>
+                <w:sz w:val="14"/>
               </w:rPr>
-              <w:t>23.8</w:t>
+              <w:t>10.4M</w:t>
+            </w:r>
+          </w:p>
+        </w:tc>
+        <w:tc>
+          <w:tcPr>
+            <w:tcW w:type="dxa" w:w="1368"/>
+            <w:tcMar>
+              <w:top w:w="30" w:type="dxa"/>
+              <w:bottom w:w="30" w:type="dxa"/>
+              <w:left w:w="40" w:type="dxa"/>
+              <w:right w:w="40" w:type="dxa"/>
+            </w:tcMar>
+          </w:tcPr>
+          <w:p>
+            <w:pPr>
+              <w:jc w:val="left"/>
+            </w:pPr>
+            <w:r>
+              <w:rPr>
+                <w:sz w:val="14"/>
+              </w:rPr>
+              <w:t>Travel &amp; Tourism</w:t>
             </w:r>
           </w:p>
         </w:tc>
@@ -1688,12 +1731,78 @@
       <w:tr>
         <w:tc>
           <w:tcPr>
-            <w:tcW w:type="dxa" w:w="1738"/>
+            <w:tcW w:type="dxa" w:w="360"/>
             <w:tcMar>
-              <w:top w:w="60" w:type="dxa"/>
-              <w:bottom w:w="60" w:type="dxa"/>
-              <w:left w:w="100" w:type="dxa"/>
-              <w:right w:w="100" w:type="dxa"/>
+              <w:top w:w="30" w:type="dxa"/>
+              <w:bottom w:w="30" w:type="dxa"/>
+              <w:left w:w="40" w:type="dxa"/>
+              <w:right w:w="40" w:type="dxa"/>
+            </w:tcMar>
+          </w:tcPr>
+          <w:p>
+            <w:pPr>
+              <w:jc w:val="center"/>
+            </w:pPr>
+            <w:r>
+              <w:rPr>
+                <w:sz w:val="14"/>
+              </w:rPr>
+              <w:t>4</w:t>
+            </w:r>
+          </w:p>
+        </w:tc>
+        <w:tc>
+          <w:tcPr>
+            <w:tcW w:type="dxa" w:w="1584"/>
+            <w:tcMar>
+              <w:top w:w="30" w:type="dxa"/>
+              <w:bottom w:w="30" w:type="dxa"/>
+              <w:left w:w="40" w:type="dxa"/>
+              <w:right w:w="40" w:type="dxa"/>
+            </w:tcMar>
+          </w:tcPr>
+          <w:p>
+            <w:pPr>
+              <w:jc w:val="left"/>
+            </w:pPr>
+            <w:r>
+              <w:rPr>
+                <w:sz w:val="14"/>
+              </w:rPr>
+              <w:t>Healthcare</w:t>
+            </w:r>
+          </w:p>
+        </w:tc>
+        <w:tc>
+          <w:tcPr>
+            <w:tcW w:type="dxa" w:w="576"/>
+            <w:tcMar>
+              <w:top w:w="30" w:type="dxa"/>
+              <w:bottom w:w="30" w:type="dxa"/>
+              <w:left w:w="40" w:type="dxa"/>
+              <w:right w:w="40" w:type="dxa"/>
+            </w:tcMar>
+          </w:tcPr>
+          <w:p>
+            <w:pPr>
+              <w:jc w:val="center"/>
+            </w:pPr>
+            <w:r>
+              <w:rPr>
+                <w:sz w:val="14"/>
+              </w:rPr>
+              <w:t>298</w:t>
+            </w:r>
+          </w:p>
+        </w:tc>
+        <w:tc>
+          <w:tcPr>
+            <w:tcW w:type="dxa" w:w="936"/>
+            <w:tcMar>
+              <w:top w:w="30" w:type="dxa"/>
+              <w:bottom w:w="30" w:type="dxa"/>
+              <w:left w:w="40" w:type="dxa"/>
+              <w:right w:w="40" w:type="dxa"/>
             </w:tcMar>
           </w:tcPr>
           <w:p>
@@ -1702,497 +1811,31 @@
             </w:pPr>
             <w:r>
               <w:rPr>
-                <w:sz w:val="17"/>
+                <w:sz w:val="14"/>
               </w:rPr>
-              <w:t>1</w:t>
+              <w:t>4.1M</w:t>
             </w:r>
           </w:p>
         </w:tc>
         <w:tc>
           <w:tcPr>
-            <w:tcW w:type="dxa" w:w="1738"/>
+            <w:tcW w:type="dxa" w:w="1368"/>
             <w:tcMar>
-              <w:top w:w="60" w:type="dxa"/>
-              <w:bottom w:w="60" w:type="dxa"/>
-              <w:left w:w="100" w:type="dxa"/>
-              <w:right w:w="100" w:type="dxa"/>
-            </w:tcMar>
-          </w:tcPr>
-          <w:p>
-            <w:r>
-              <w:rPr>
-                <w:sz w:val="17"/>
-              </w:rPr>
-              <w:t>Everyday Household &amp; Groceries</w:t>
-            </w:r>
-          </w:p>
-        </w:tc>
-        <w:tc>
-          <w:tcPr>
-            <w:tcW w:type="dxa" w:w="1738"/>
-            <w:tcMar>
-              <w:top w:w="60" w:type="dxa"/>
-              <w:bottom w:w="60" w:type="dxa"/>
-              <w:left w:w="100" w:type="dxa"/>
-              <w:right w:w="100" w:type="dxa"/>
+              <w:top w:w="30" w:type="dxa"/>
+              <w:bottom w:w="30" w:type="dxa"/>
+              <w:left w:w="40" w:type="dxa"/>
+              <w:right w:w="40" w:type="dxa"/>
             </w:tcMar>
           </w:tcPr>
           <w:p>
             <w:pPr>
-              <w:jc w:val="right"/>
+              <w:jc w:val="left"/>
             </w:pPr>
             <w:r>
               <w:rPr>
-                <w:sz w:val="17"/>
+                <w:sz w:val="14"/>
               </w:rPr>
-              <w:t>295</w:t>
-            </w:r>
-          </w:p>
-        </w:tc>
-        <w:tc>
-          <w:tcPr>
-            <w:tcW w:type="dxa" w:w="1738"/>
-            <w:tcMar>
-              <w:top w:w="60" w:type="dxa"/>
-              <w:bottom w:w="60" w:type="dxa"/>
-              <w:left w:w="100" w:type="dxa"/>
-              <w:right w:w="100" w:type="dxa"/>
-            </w:tcMar>
-          </w:tcPr>
-          <w:p>
-            <w:pPr>
-              <w:jc w:val="right"/>
-            </w:pPr>
-            <w:r>
-              <w:rPr>
-                <w:sz w:val="17"/>
-              </w:rPr>
-              <w:t>3,804,442.0</w:t>
-            </w:r>
-          </w:p>
-        </w:tc>
-        <w:tc>
-          <w:tcPr>
-            <w:tcW w:type="dxa" w:w="1738"/>
-            <w:tcMar>
-              <w:top w:w="60" w:type="dxa"/>
-              <w:bottom w:w="60" w:type="dxa"/>
-              <w:left w:w="100" w:type="dxa"/>
-              <w:right w:w="100" w:type="dxa"/>
-            </w:tcMar>
-          </w:tcPr>
-          <w:p>
-            <w:r>
-              <w:rPr>
-                <w:sz w:val="17"/>
-              </w:rPr>
-              <w:t>Supermarkets &amp; Groceries</w:t>
-            </w:r>
-          </w:p>
-        </w:tc>
-        <w:tc>
-          <w:tcPr>
-            <w:tcW w:type="dxa" w:w="1738"/>
-            <w:tcMar>
-              <w:top w:w="60" w:type="dxa"/>
-              <w:bottom w:w="60" w:type="dxa"/>
-              <w:left w:w="100" w:type="dxa"/>
-              <w:right w:w="100" w:type="dxa"/>
-            </w:tcMar>
-          </w:tcPr>
-          <w:p>
-            <w:pPr>
-              <w:jc w:val="right"/>
-            </w:pPr>
-            <w:r>
-              <w:rPr>
-                <w:sz w:val="17"/>
-              </w:rPr>
-              <w:t>24.4</w:t>
-            </w:r>
-          </w:p>
-        </w:tc>
-      </w:tr>
-      <w:tr>
-        <w:tc>
-          <w:tcPr>
-            <w:tcW w:type="dxa" w:w="1738"/>
-            <w:tcMar>
-              <w:top w:w="60" w:type="dxa"/>
-              <w:bottom w:w="60" w:type="dxa"/>
-              <w:left w:w="100" w:type="dxa"/>
-              <w:right w:w="100" w:type="dxa"/>
-            </w:tcMar>
-          </w:tcPr>
-          <w:p>
-            <w:pPr>
-              <w:jc w:val="right"/>
-            </w:pPr>
-            <w:r>
-              <w:rPr>
-                <w:sz w:val="17"/>
-              </w:rPr>
-              <w:t>2</w:t>
-            </w:r>
-          </w:p>
-        </w:tc>
-        <w:tc>
-          <w:tcPr>
-            <w:tcW w:type="dxa" w:w="1738"/>
-            <w:tcMar>
-              <w:top w:w="60" w:type="dxa"/>
-              <w:bottom w:w="60" w:type="dxa"/>
-              <w:left w:w="100" w:type="dxa"/>
-              <w:right w:w="100" w:type="dxa"/>
-            </w:tcMar>
-          </w:tcPr>
-          <w:p>
-            <w:r>
-              <w:rPr>
-                <w:sz w:val="17"/>
-              </w:rPr>
-              <w:t>Gold &amp; Luxury Investors</w:t>
-            </w:r>
-          </w:p>
-        </w:tc>
-        <w:tc>
-          <w:tcPr>
-            <w:tcW w:type="dxa" w:w="1738"/>
-            <w:tcMar>
-              <w:top w:w="60" w:type="dxa"/>
-              <w:bottom w:w="60" w:type="dxa"/>
-              <w:left w:w="100" w:type="dxa"/>
-              <w:right w:w="100" w:type="dxa"/>
-            </w:tcMar>
-          </w:tcPr>
-          <w:p>
-            <w:pPr>
-              <w:jc w:val="right"/>
-            </w:pPr>
-            <w:r>
-              <w:rPr>
-                <w:sz w:val="17"/>
-              </w:rPr>
-              <w:t>299</w:t>
-            </w:r>
-          </w:p>
-        </w:tc>
-        <w:tc>
-          <w:tcPr>
-            <w:tcW w:type="dxa" w:w="1738"/>
-            <w:tcMar>
-              <w:top w:w="60" w:type="dxa"/>
-              <w:bottom w:w="60" w:type="dxa"/>
-              <w:left w:w="100" w:type="dxa"/>
-              <w:right w:w="100" w:type="dxa"/>
-            </w:tcMar>
-          </w:tcPr>
-          <w:p>
-            <w:pPr>
-              <w:jc w:val="right"/>
-            </w:pPr>
-            <w:r>
-              <w:rPr>
-                <w:sz w:val="17"/>
-              </w:rPr>
-              <w:t>17,385,031.0</w:t>
-            </w:r>
-          </w:p>
-        </w:tc>
-        <w:tc>
-          <w:tcPr>
-            <w:tcW w:type="dxa" w:w="1738"/>
-            <w:tcMar>
-              <w:top w:w="60" w:type="dxa"/>
-              <w:bottom w:w="60" w:type="dxa"/>
-              <w:left w:w="100" w:type="dxa"/>
-              <w:right w:w="100" w:type="dxa"/>
-            </w:tcMar>
-          </w:tcPr>
-          <w:p>
-            <w:r>
-              <w:rPr>
-                <w:sz w:val="17"/>
-              </w:rPr>
-              <w:t>Gold &amp; Jewelry Stores</w:t>
-            </w:r>
-          </w:p>
-        </w:tc>
-        <w:tc>
-          <w:tcPr>
-            <w:tcW w:type="dxa" w:w="1738"/>
-            <w:tcMar>
-              <w:top w:w="60" w:type="dxa"/>
-              <w:bottom w:w="60" w:type="dxa"/>
-              <w:left w:w="100" w:type="dxa"/>
-              <w:right w:w="100" w:type="dxa"/>
-            </w:tcMar>
-          </w:tcPr>
-          <w:p>
-            <w:pPr>
-              <w:jc w:val="right"/>
-            </w:pPr>
-            <w:r>
-              <w:rPr>
-                <w:sz w:val="17"/>
-              </w:rPr>
-              <w:t>21.7</w:t>
-            </w:r>
-          </w:p>
-        </w:tc>
-      </w:tr>
-      <w:tr>
-        <w:tc>
-          <w:tcPr>
-            <w:tcW w:type="dxa" w:w="1738"/>
-            <w:tcMar>
-              <w:top w:w="60" w:type="dxa"/>
-              <w:bottom w:w="60" w:type="dxa"/>
-              <w:left w:w="100" w:type="dxa"/>
-              <w:right w:w="100" w:type="dxa"/>
-            </w:tcMar>
-          </w:tcPr>
-          <w:p>
-            <w:pPr>
-              <w:jc w:val="right"/>
-            </w:pPr>
-            <w:r>
-              <w:rPr>
-                <w:sz w:val="17"/>
-              </w:rPr>
-              <w:t>3</w:t>
-            </w:r>
-          </w:p>
-        </w:tc>
-        <w:tc>
-          <w:tcPr>
-            <w:tcW w:type="dxa" w:w="1738"/>
-            <w:tcMar>
-              <w:top w:w="60" w:type="dxa"/>
-              <w:bottom w:w="60" w:type="dxa"/>
-              <w:left w:w="100" w:type="dxa"/>
-              <w:right w:w="100" w:type="dxa"/>
-            </w:tcMar>
-          </w:tcPr>
-          <w:p>
-            <w:r>
-              <w:rPr>
-                <w:sz w:val="17"/>
-              </w:rPr>
-              <w:t>Affluent Travelers &amp; Tourism</w:t>
-            </w:r>
-          </w:p>
-        </w:tc>
-        <w:tc>
-          <w:tcPr>
-            <w:tcW w:type="dxa" w:w="1738"/>
-            <w:tcMar>
-              <w:top w:w="60" w:type="dxa"/>
-              <w:bottom w:w="60" w:type="dxa"/>
-              <w:left w:w="100" w:type="dxa"/>
-              <w:right w:w="100" w:type="dxa"/>
-            </w:tcMar>
-          </w:tcPr>
-          <w:p>
-            <w:pPr>
-              <w:jc w:val="right"/>
-            </w:pPr>
-            <w:r>
-              <w:rPr>
-                <w:sz w:val="17"/>
-              </w:rPr>
-              <w:t>299</w:t>
-            </w:r>
-          </w:p>
-        </w:tc>
-        <w:tc>
-          <w:tcPr>
-            <w:tcW w:type="dxa" w:w="1738"/>
-            <w:tcMar>
-              <w:top w:w="60" w:type="dxa"/>
-              <w:bottom w:w="60" w:type="dxa"/>
-              <w:left w:w="100" w:type="dxa"/>
-              <w:right w:w="100" w:type="dxa"/>
-            </w:tcMar>
-          </w:tcPr>
-          <w:p>
-            <w:pPr>
-              <w:jc w:val="right"/>
-            </w:pPr>
-            <w:r>
-              <w:rPr>
-                <w:sz w:val="17"/>
-              </w:rPr>
-              <w:t>10,432,220.6</w:t>
-            </w:r>
-          </w:p>
-        </w:tc>
-        <w:tc>
-          <w:tcPr>
-            <w:tcW w:type="dxa" w:w="1738"/>
-            <w:tcMar>
-              <w:top w:w="60" w:type="dxa"/>
-              <w:bottom w:w="60" w:type="dxa"/>
-              <w:left w:w="100" w:type="dxa"/>
-              <w:right w:w="100" w:type="dxa"/>
-            </w:tcMar>
-          </w:tcPr>
-          <w:p>
-            <w:r>
-              <w:rPr>
-                <w:sz w:val="17"/>
-              </w:rPr>
-              <w:t>Travel Agencies &amp; Tourism</w:t>
-            </w:r>
-          </w:p>
-        </w:tc>
-        <w:tc>
-          <w:tcPr>
-            <w:tcW w:type="dxa" w:w="1738"/>
-            <w:tcMar>
-              <w:top w:w="60" w:type="dxa"/>
-              <w:bottom w:w="60" w:type="dxa"/>
-              <w:left w:w="100" w:type="dxa"/>
-              <w:right w:w="100" w:type="dxa"/>
-            </w:tcMar>
-          </w:tcPr>
-          <w:p>
-            <w:pPr>
-              <w:jc w:val="right"/>
-            </w:pPr>
-            <w:r>
-              <w:rPr>
-                <w:sz w:val="17"/>
-              </w:rPr>
-              <w:t>23.6</w:t>
-            </w:r>
-          </w:p>
-        </w:tc>
-      </w:tr>
-      <w:tr>
-        <w:tc>
-          <w:tcPr>
-            <w:tcW w:type="dxa" w:w="1738"/>
-            <w:tcMar>
-              <w:top w:w="60" w:type="dxa"/>
-              <w:bottom w:w="60" w:type="dxa"/>
-              <w:left w:w="100" w:type="dxa"/>
-              <w:right w:w="100" w:type="dxa"/>
-            </w:tcMar>
-          </w:tcPr>
-          <w:p>
-            <w:pPr>
-              <w:jc w:val="right"/>
-            </w:pPr>
-            <w:r>
-              <w:rPr>
-                <w:sz w:val="17"/>
-              </w:rPr>
-              <w:t>4</w:t>
-            </w:r>
-          </w:p>
-        </w:tc>
-        <w:tc>
-          <w:tcPr>
-            <w:tcW w:type="dxa" w:w="1738"/>
-            <w:tcMar>
-              <w:top w:w="60" w:type="dxa"/>
-              <w:bottom w:w="60" w:type="dxa"/>
-              <w:left w:w="100" w:type="dxa"/>
-              <w:right w:w="100" w:type="dxa"/>
-            </w:tcMar>
-          </w:tcPr>
-          <w:p>
-            <w:r>
-              <w:rPr>
-                <w:sz w:val="17"/>
-              </w:rPr>
-              <w:t>Healthcare &amp; Pharmacy Consumers</w:t>
-            </w:r>
-          </w:p>
-        </w:tc>
-        <w:tc>
-          <w:tcPr>
-            <w:tcW w:type="dxa" w:w="1738"/>
-            <w:tcMar>
-              <w:top w:w="60" w:type="dxa"/>
-              <w:bottom w:w="60" w:type="dxa"/>
-              <w:left w:w="100" w:type="dxa"/>
-              <w:right w:w="100" w:type="dxa"/>
-            </w:tcMar>
-          </w:tcPr>
-          <w:p>
-            <w:pPr>
-              <w:jc w:val="right"/>
-            </w:pPr>
-            <w:r>
-              <w:rPr>
-                <w:sz w:val="17"/>
-              </w:rPr>
-              <w:t>298</w:t>
-            </w:r>
-          </w:p>
-        </w:tc>
-        <w:tc>
-          <w:tcPr>
-            <w:tcW w:type="dxa" w:w="1738"/>
-            <w:tcMar>
-              <w:top w:w="60" w:type="dxa"/>
-              <w:bottom w:w="60" w:type="dxa"/>
-              <w:left w:w="100" w:type="dxa"/>
-              <w:right w:w="100" w:type="dxa"/>
-            </w:tcMar>
-          </w:tcPr>
-          <w:p>
-            <w:pPr>
-              <w:jc w:val="right"/>
-            </w:pPr>
-            <w:r>
-              <w:rPr>
-                <w:sz w:val="17"/>
-              </w:rPr>
-              <w:t>4,051,956.4</w:t>
-            </w:r>
-          </w:p>
-        </w:tc>
-        <w:tc>
-          <w:tcPr>
-            <w:tcW w:type="dxa" w:w="1738"/>
-            <w:tcMar>
-              <w:top w:w="60" w:type="dxa"/>
-              <w:bottom w:w="60" w:type="dxa"/>
-              <w:left w:w="100" w:type="dxa"/>
-              <w:right w:w="100" w:type="dxa"/>
-            </w:tcMar>
-          </w:tcPr>
-          <w:p>
-            <w:r>
-              <w:rPr>
-                <w:sz w:val="17"/>
-              </w:rPr>
-              <w:t>Medical Clinics &amp; Pharmacies</w:t>
-            </w:r>
-          </w:p>
-        </w:tc>
-        <w:tc>
-          <w:tcPr>
-            <w:tcW w:type="dxa" w:w="1738"/>
-            <w:tcMar>
-              <w:top w:w="60" w:type="dxa"/>
-              <w:bottom w:w="60" w:type="dxa"/>
-              <w:left w:w="100" w:type="dxa"/>
-              <w:right w:w="100" w:type="dxa"/>
-            </w:tcMar>
-          </w:tcPr>
-          <w:p>
-            <w:pPr>
-              <w:jc w:val="right"/>
-            </w:pPr>
-            <w:r>
-              <w:rPr>
-                <w:sz w:val="17"/>
-              </w:rPr>
-              <w:t>24.7</w:t>
+              <w:t>Medical Clinics</w:t>
             </w:r>
           </w:p>
         </w:tc>
@@ -2200,18 +1843,7 @@
     </w:tbl>
     <w:p>
       <w:pPr>
-        <w:spacing w:after="120"/>
-      </w:pPr>
-    </w:p>
-    <w:p>
-      <w:pPr>
-        <w:sectPr>
-          <w:type w:val="continuous"/>
-          <w:pgSz w:w="12240" w:h="15840"/>
-          <w:pgMar w:top="1080" w:right="907" w:bottom="1080" w:left="907" w:header="720" w:footer="720" w:gutter="0"/>
-          <w:cols w:space="720" w:num="1"/>
-          <w:docGrid w:linePitch="360"/>
-        </w:sectPr>
+        <w:spacing w:after="80"/>
       </w:pPr>
     </w:p>
     <w:p>
@@ -2265,7 +1897,7 @@
           <w:i/>
           <w:sz w:val="17"/>
         </w:rPr>
-        <w:t>Fig. 4. Multidimensional radar profiles showing strategic behavioral dimensions across discovered organizational personas.</w:t>
+        <w:t>Fig. 4. Multidimensional radar profiles showing distinct behavioral dimensions across discovered personas.</w:t>
       </w:r>
     </w:p>
     <w:p>
@@ -2280,11 +1912,11 @@
         </w:rPr>
         <w:t>Table II and Fig. 4 present concrete strategic opportunities for payment switches and commercial banks:</w:t>
         <w:br/>
-        <w:t>• Gold &amp; Luxury Investors (Cluster 2): Extraordinary average ticket size exceeding 17,000,000 units, identifying affluent wealth-preservation consumers ideal for high-tier private wealth banking and gold-backed liquidity products.</w:t>
+        <w:t>• Gold &amp; Luxury Investors (Cluster 2): Average ticket size exceeding 17,000,000 units, identifying affluent wealth-preservation consumers ideal for high-tier private wealth banking and gold-backed liquidity products.</w:t>
         <w:br/>
-        <w:t>• B2B Wholesalers &amp; Industrial Commerce (Cluster 0): Characterized by massive mean tickets (&gt;36,000,000 units), ideal targets for merchant supply-chain financing and specialized commercial credit lines.</w:t>
+        <w:t>• B2B Wholesalers &amp; Industrial Commerce (Cluster 0): Characterized by large mean tickets (&gt;36,000,000 units), suitable targets for merchant supply-chain financing and specialized commercial credit lines.</w:t>
         <w:br/>
-        <w:t>• Everyday Household &amp; Groceries (Cluster 1): High transaction velocity (over 20 tx/card), low ticket size, perfectly suited for card-linked cashback rewards and micropayment NFC penetration programs.</w:t>
+        <w:t>• Everyday Household &amp; Groceries (Cluster 1): High transaction velocity (over 20 tx/card), low ticket size, suited for card-linked cashback rewards and micropayment NFC penetration programs.</w:t>
         <w:br/>
         <w:t>• Affluent Travelers &amp; Tourism (Cluster 3): High transaction value (&gt;10,000,000 units) and cross-terminal mobility, primed for co-branded travel credit cards.</w:t>
         <w:br/>
@@ -2315,7 +1947,7 @@
         <w:rPr>
           <w:sz w:val="20"/>
         </w:rPr>
-        <w:t>In this paper, we evaluated the Higher-Order Curvature-Attentive Neural Autoencoder (HG-CAN) for customer representation learning and persona discovery in payment networks without requiring pre-authenticated customer tags. By modeling payment records through bipartite interaction graphs and guiding attentional message passing via discrete Forman-Ricci curvature, the framework captures relational spending patterns that are lost in tabular aggregations. Empirical results on a controlled synthetic benchmark show that HG-CAN significantly outperforms classical tabular RFM and achieves clustering fidelity comparable to bipartite SVD factorization, while providing non-linear feature fusion and inductive flexibility. A primary limitation of this study is its reliance on synthetic transaction data. Future work will focus on validating the architecture on large-scale production switch streams and extending the framework to dynamic, continuous-time transaction graphs.</w:t>
+        <w:t>In this paper, we evaluated the Higher-Order Curvature-Attentive Neural Autoencoder (HG-CAN) for customer representation learning and persona discovery in payment networks without requiring pre-authenticated customer tags. By modeling payment records through bipartite interaction graphs, projecting them to weighted co-occurrence networks, and guiding attentional message passing via discrete Forman-Ricci curvature, the framework captures relational spending patterns that are lost in tabular aggregations. Empirical results on a controlled synthetic benchmark show that HG-CAN significantly outperforms classical tabular RFM and achieves clustering fidelity comparable to bipartite SVD factorization, while providing non-linear feature fusion and potential inductive applicability. A primary limitation of this study is its reliance on synthetic transaction data. Future work will focus on validating the architecture on large-scale production switch streams and extending the framework to dynamic, continuous-time transaction graphs.</w:t>
       </w:r>
     </w:p>
     <w:p>

--- a/From_Transactional_Data_to_Organizational_Intelligence.docx
+++ b/From_Transactional_Data_to_Organizational_Intelligence.docx
@@ -151,7 +151,7 @@
         <w:rPr>
           <w:sz w:val="16"/>
         </w:rPr>
-        <w:t>Scope &amp; Novelty Positioning: In payment marketing literature, Liu et al. (CIKM 2019) [9] formulated graph representation learning for merchant incentive optimization on Alipay, optimizing promotional coupon subsidies in a supervised uplift setting with historical campaign response logs. In contrast, acquiring banks and PSP switches in typical payment networks lack historical campaign logs and counterfactual treatment assignments. HAMTA resolves this fundamental operational constraint by introducing an observational, treatment-label-free opportunity discovery paradigm: unifying (1) peer-relative opportunity discovery, (2) temporal graph count forecasting, (3) calibrated one-sided prediction intervals, and (4) graph-support shrinkage into a coherent prioritization framework without requiring historical campaign treatment labels.</w:t>
+        <w:t>Scope &amp; Novelty Positioning: In payment marketing literature, Liu et al. (CIKM 2019) [9] formulated graph representation learning for merchant incentive optimization on Alipay, optimizing promotional coupon subsidies in a supervised uplift setting with historical campaign response logs. In contrast, acquiring banks and PSP switches in typical payment networks lack historical campaign logs and counterfactual treatment assignments. While recent works like CIKM 2019 and JBMR 2025 explore graph-based merchant incentive optimization, they rely on supervised responses. HAMTA does not introduce graph-based merchant marketing; rather, it introduces a treatment-label-free peer-relative opportunity formulation based on a temporal transaction graph, a natural forecast bound, and conservative graph-weighted peer benchmarking: unifying (1) peer-relative opportunity discovery, (2) temporal graph count forecasting, (3) calibrated one-sided prediction intervals, and (4) graph-support shrinkage into a coherent prioritization framework without requiring historical campaign treatment labels.</w:t>
       </w:r>
     </w:p>
     <w:p>
@@ -192,7 +192,7 @@
         <w:rPr>
           <w:sz w:val="16"/>
         </w:rPr>
-        <w:t>Graph Neural Networks (GNNs) have shown substantial success in financial forensics, anti-money laundering (AML), and fraud detection [9]–[11]. Architectures like GCN and GAT [12], [13] model entities as nodes and transactions as edges. Foundational formulations such as variational graph auto-encoders [14] and inductive architectures on transaction graphs [15] have expanded topological embedding. In merchant marketing, Liu et al. [9] formulated merchant networks for incentive allocation; however, their model relies on historical promotional logs. Standard acquiring switches operate strictly on observational ledgers, requiring topological peer discovery without campaign treatment labels.</w:t>
+        <w:t>Graph Neural Networks (GNNs) have shown substantial success in financial forensics, anti-money laundering (AML), and fraud detection [9]–[11]. Architectures like GCN and GAT [14], [15] model entities as nodes and transactions as edges. Foundational formulations such as variational graph auto-encoders [12] and inductive architectures on transaction graphs [13] have expanded topological embedding. In merchant marketing, Liu et al. [9] formulated merchant networks for incentive allocation; however, their model relies on historical promotional logs. Standard acquiring switches operate strictly on observational ledgers, requiring topological peer discovery without campaign treatment labels.</w:t>
       </w:r>
     </w:p>
     <w:p>
@@ -273,7 +273,7 @@
         <w:rPr>
           <w:sz w:val="16"/>
         </w:rPr>
-        <w:t>Point forecasts fail to separate structural capability from natural noise. Prediction interval calibration [8] and non-exchangeable conformal methods for temporal graphs [23] provide empirical uncertainty intervals based on historical residuals, ensuring that random temporal dips are not falsely identified as commercial expansion opportunities. Our interval procedure is empirical one-sided temporal calibration rather than a theoretical non-exchangeable conformal guarantee.</w:t>
+        <w:t>Point forecasts fail to separate structural capability from natural noise. Prediction interval calibration [8] and one-sided temporal prediction-interval calibration for temporal graphs [23] provide empirical uncertainty intervals based on historical residuals, ensuring that random temporal dips are not falsely identified as commercial expansion opportunities. Our interval procedure is empirical one-sided temporal calibration rather than a theoretical non-exchangeable conformal guarantee.</w:t>
       </w:r>
     </w:p>
     <w:p>
@@ -327,7 +327,7 @@
         <w:rPr>
           <w:sz w:val="16"/>
         </w:rPr>
-        <w:t>Retail transaction counts exhibit non-negative integer support and overdispersion (Var(Y) &gt; E[Y]). Continuous Gaussian approximations produce negative forecasts and distorted likelihoods. Discrete count modeling under a Negative Binomial distribution [25] provides a principled likelihood that accounts for quadratic variance scaling without variance collapse.</w:t>
+        <w:t>Retail transaction counts exhibit non-negative integer support and overdispersion (Var(Y) &gt; E[Y]). The observed overdispersion motivates a Negative Binomial specification over a Poisson model. Discrete count modeling under a Negative Binomial distribution [25] provides a principled likelihood that accounts for quadratic variance scaling without variance collapse.</w:t>
       </w:r>
     </w:p>
     <w:p>
@@ -366,7 +366,7 @@
       <w:r>
         <w:drawing>
           <wp:inline xmlns:a="http://schemas.openxmlformats.org/drawingml/2006/main" xmlns:pic="http://schemas.openxmlformats.org/drawingml/2006/picture">
-            <wp:extent cx="2834640" cy="1216905"/>
+            <wp:extent cx="2834640" cy="1120847"/>
             <wp:docPr id="1" name="Picture 1"/>
             <wp:cNvGraphicFramePr>
               <a:graphicFrameLocks noChangeAspect="1"/>
@@ -387,7 +387,7 @@
                   <pic:spPr>
                     <a:xfrm>
                       <a:off x="0" y="0"/>
-                      <a:ext cx="2834640" cy="1216905"/>
+                      <a:ext cx="2834640" cy="1120847"/>
                     </a:xfrm>
                     <a:prstGeom prst="rect"/>
                   </pic:spPr>
@@ -435,7 +435,7 @@
         <w:rPr>
           <w:sz w:val="16"/>
         </w:rPr>
-        <w:t>Let the transaction stream be formalized as an append-only ledger L = {e_1, e_2, ..., e_N}. Each transaction event e_k is strictly defined by the 5-tuple: e_k = (pan_k, amount_k, merchant_id_k, create_date_k, cast_name_k), where pan represents the masked card token, amount is monetary volume, merchant_id is the unique merchant identifier provided by the PSP ledger, create_date is the timestamp, and cast_name is the business category (e.g., Supermarkets, Restaurants, Apparel, Electronics, Medical Clinics, Travel Agencies, Gold &amp; Jewelry, Industrial Wholesale). From these five raw fields, HAMTA constructs a 16-dimensional merchant node feature vector x_{m, t} ∈ ℝ¹⁶ without external covariates: (1–4) Temporal volume lags and peer momentum: log transaction count at t-1, t-2, t-3, and peer-neighborhood mean lag; (5–7) Monetary scale aggregations from transaction amount: log monetary volume log(1 + ∑ amount), mean transaction size, and amount standard deviation; (8) Customer interaction breadth: number of distinct masked card identifiers |C_{m, t}|; and (9–16) Business category one-hot categorical encoding across the 8 retail guilds. The feature pipeline follows a strict causal dependency graph: Raw 5 Fields → Historical Peer Graph G_{&lt;=t} → Peer Lag Aggregation → Temporal GNN at time t, strictly avoiding forward leakage. Transaction amount provides vital economic scale normalization, ensuring peer comparisons occur between economically commensurate enterprises. The objective is defined at the merchant level: for each merchant m in M, forecast future transaction count Y_{m, t+1} in ℕ_0 for period t+1, and evaluate its structural opportunity against peer benchmark B^G_{m, t+1}.</w:t>
+        <w:t>Let the transaction stream be formalized as an append-only ledger L = {e_1, e_2, ..., e_N}. Each transaction event e_k is strictly defined by the 5-tuple: e_k = (pan_k, amount_k, merchant_id_k, create_date_k, cast_name_k), where pan represents the masked card token, amount is monetary volume, merchant_id is the unique merchant identifier provided by the PSP ledger, create_date is the timestamp, and cast_name is the business category (e.g., Supermarkets, Restaurants, Apparel, Electronics, Medical Clinics, Travel Agencies, Gold &amp; Jewelry, Industrial Wholesale). From these five raw fields, HAMTA constructs a 16-dimensional merchant node feature vector x_{m, t} ∈ ℝ¹⁶ without external covariates: (1–4) Temporal volume lags and peer momentum: log transaction count at t-1, t-2, t-3, and peer-neighborhood mean lag; (5–7) Monetary scale aggregations from transaction amount: log monetary volume log(1 + ∑ amount), mean transaction size, and amount standard deviation; (8) Customer interaction breadth: number of distinct masked card identifiers |C_{m, t}|; and (9–16) Business category one-hot categorical encoding across the 8 retail guilds. The feature pipeline follows a strict causal dependency graph: Raw 5 Fields → Historical Peer Graph G_{&lt;=t} → Peer Lag Aggregation → Temporal GNN at time t, strictly avoiding forward leakage. Transaction amount is used as a contextual merchant-scale feature in forecasting. The objective is defined at the merchant level: for each merchant m in M, forecast future transaction count Y_{m, t+1} in ℕ_0 for period t+1, and evaluate its structural opportunity against peer benchmark B^G_{m, t+1}.</w:t>
       </w:r>
     </w:p>
     <w:p>
@@ -462,7 +462,7 @@
         <w:rPr>
           <w:sz w:val="16"/>
         </w:rPr>
-        <w:t>Within observation window t, interactions form a discrete-snapshot bipartite graph G^(B)_t = (C_t, M_t, E_t). A binary interaction edge exists if card c transacted at least once at merchant m in window t. Cards function strictly as relational bridges connecting merchant establishments, preserving cardholder anonymity while capturing mutual shared-customer interaction neighborhoods.</w:t>
+        <w:t>Within observation window t, interactions form a discrete-snapshot bipartite graph G^(B)_t = (C_t, M_t, E_t). A binary interaction edge exists if card c transacted at least once at merchant m in window t (edges are binary to focus on topological co-visitation structure rather than volume). Cards function strictly as relational bridges connecting merchant establishments, preserving cardholder anonymity while capturing mutual shared-customer interaction neighborhoods.</w:t>
       </w:r>
     </w:p>
     <w:p>
@@ -573,7 +573,7 @@
         <w:rPr>
           <w:sz w:val="16"/>
         </w:rPr>
-        <w:t>where S_covisit is the cosine similarity of card interaction incidence vectors v_m, v_j ∈ {0, 1}^{|C|}, S_category is business category match (cast_name), and λ = 0.65 is calibrated on historical validation data. A max-heap extracts the Top-K peers (K=6) in O(|C(m)| log K), scaling globally as O(|M| · K · d_avg). Because Top-K peer selection is directed, the peer graph is symmetrized prior to curvature computation: G_peer = Top-K ∪ Top-K^T. On G_peer, normalized augmented Forman-Ricci curvature F(m, j) is computed using the augmented formulation [4], [5]:</w:t>
+        <w:t>where S_covisit is the cosine similarity of card interaction incidence vectors v_m, v_j ∈ {0, 1}^{|C|}, S_category is business category match (cast_name), and λ = 0.65 is calibrated on historical validation data. A max-heap extracts the Top-K peers (K=6) in O(|C(m)| log K), scaling globally as O(|M| · K · d_avg). Because Top-K peer selection is directed, the peer graph is symmetrized prior to curvature computation: G_peer = Top-K ∪ Top-K^T. Crucially, curvature is computed on the symmetrized peer graph. On G_peer, normalized augmented Forman-Ricci score used in this study, F(m, j), is computed using the augmented formulation [4], [5]:</w:t>
       </w:r>
     </w:p>
     <w:tbl>
@@ -753,7 +753,7 @@
       <w:r>
         <w:drawing>
           <wp:inline xmlns:a="http://schemas.openxmlformats.org/drawingml/2006/main" xmlns:pic="http://schemas.openxmlformats.org/drawingml/2006/picture">
-            <wp:extent cx="2834640" cy="2848796"/>
+            <wp:extent cx="2834640" cy="2380762"/>
             <wp:docPr id="2" name="Picture 2"/>
             <wp:cNvGraphicFramePr>
               <a:graphicFrameLocks noChangeAspect="1"/>
@@ -774,7 +774,7 @@
                   <pic:spPr>
                     <a:xfrm>
                       <a:off x="0" y="0"/>
-                      <a:ext cx="2834640" cy="2848796"/>
+                      <a:ext cx="2834640" cy="2380762"/>
                     </a:xfrm>
                     <a:prstGeom prst="rect"/>
                   </pic:spPr>
@@ -906,7 +906,7 @@
         <w:rPr>
           <w:sz w:val="16"/>
         </w:rPr>
-        <w:t>where μ̂_m is predicted mean count and φ is the dispersion parameter. Information is restricted strictly to G_{&lt;=t}; chronology-preserving evaluation protocols prevent test-period leakage. Architecture Specifications: HAMTA utilizes a 2-layer TGAT-inspired temporal graph attention architecture with time-decay positional encoding. The model operates with input feature dimension d_in = 16, hidden embedding dimension d_h = 32, and 2 attention heads. Hidden activations utilize LeakyReLU (alpha = 0.2) with dropout rate 0.15 and layer normalization. Optimization is performed using Adam (learning rate 0.005, weight decay 1e-4) for 70 epochs with early stopping on Period 3 validation loss, followed by final fitting on Periods 0-3.</w:t>
+        <w:t>where μ̂_m is predicted mean count and φ is the inverse-dispersion (size) parameter. Information is restricted strictly to G_{&lt;=t}; chronology-preserving evaluation protocols prevent test-period leakage. Architecture Specifications: HAMTA utilizes a 2-layer TGAT-inspired temporal graph attention architecture with time-decay positional encoding. The model operates with input feature dimension d_in = 16, hidden embedding dimension d_h = 32, and 2 attention heads. Hidden activations utilize LeakyReLU (alpha = 0.2) with dropout rate 0.15 and layer normalization. Optimization is performed using Adam (learning rate 0.005, weight decay 1e-4) for 70 epochs with early stopping on Period 3 validation loss, followed by final fitting on Periods 0-3.</w:t>
       </w:r>
     </w:p>
     <w:p>
@@ -1017,7 +1017,7 @@
         <w:rPr>
           <w:sz w:val="16"/>
         </w:rPr>
-        <w:t>defining the upper performance threshold under business-as-usual conditions. Crucially, because calibration is performed strictly on unperturbed Period 4 data prior to synthetic opportunity injection in Period 5, calibration data are not affected by the synthetic treatment perturbation. In temporal graphs, empirical validation across 10 random seeds demonstrates robust empirical upper coverage (Coverage = 86.2% ± 3.1% with mean interval width 4.6 ± 0.3 transactions), confirming practical interval calibration without claiming theoretical non-exchangeable guarantees.</w:t>
+        <w:t>defining the upper performance threshold under business-as-usual conditions. Crucially, because calibration is performed strictly on unperturbed Period 4 data prior to synthetic opportunity injection in Period 5, calibration data are not affected by the synthetic treatment perturbation. In temporal graphs, empirical validation across 10 random seeds demonstrates robust empirical upper coverage (Coverage = 86.2% ± 3.1% with mean interval width 4.6 ± 0.3 transactions), confirming practical interval calibration validating empirical one-sided temporal calibration.</w:t>
       </w:r>
     </w:p>
     <w:p>
@@ -1335,7 +1335,7 @@
       <w:r>
         <w:drawing>
           <wp:inline xmlns:a="http://schemas.openxmlformats.org/drawingml/2006/main" xmlns:pic="http://schemas.openxmlformats.org/drawingml/2006/picture">
-            <wp:extent cx="2834640" cy="1936847"/>
+            <wp:extent cx="2834640" cy="1735808"/>
             <wp:docPr id="3" name="Picture 3"/>
             <wp:cNvGraphicFramePr>
               <a:graphicFrameLocks noChangeAspect="1"/>
@@ -1356,7 +1356,7 @@
                   <pic:spPr>
                     <a:xfrm>
                       <a:off x="0" y="0"/>
-                      <a:ext cx="2834640" cy="1936847"/>
+                      <a:ext cx="2834640" cy="1735808"/>
                     </a:xfrm>
                     <a:prstGeom prst="rect"/>
                   </pic:spPr>
@@ -1404,7 +1404,7 @@
         <w:rPr>
           <w:sz w:val="16"/>
         </w:rPr>
-        <w:t>To evaluate HAMTA under known ground truth without circular bias, experiments utilize a synthetic payment stream evaluated over 10 random seeds (SEEDS = [42, 101, 202, 303, 404, 505, 606, 707, 808, 909]). Each dataset comprises 35,000 transactions across 350 merchants and 1,480 unique payment cards over a 90-day observation window. Business categories follow a predefined synthetic merchant-category distribution summing to 100.0%: Supermarkets (35%), Restaurants (18%), Apparel (15%), Electronics (10%), Medical Clinics (10%), Travel Agencies (5%), Gold &amp; Jewelry (4%), and Industrial Wholesale (3%). The 90-day timeline is partitioned into 6 discrete 15-day snapshot windows (Periods 0 to 5). A chronological temporal holdout protocol is enforced: training on Periods 0-2, validation on Period 3, final fit on Periods 0-3, clean calibration strictly on unperturbed Period 4, and opportunity recovery testing on Period 5. No test-period data influences graph construction, peer similarity tuning, or conformal calibration.</w:t>
+        <w:t>To evaluate HAMTA under known ground truth without circular bias, experiments utilize a synthetic payment stream evaluated over 10 random seeds (SEEDS = [42, 101, 202, 303, 404, 505, 606, 707, 808, 909]). Each dataset comprises 35,000 transactions across 350 merchants and 1,480 unique payment cards over a 90-day observation window. Business categories follow a predefined synthetic merchant-category distribution summing to 100.0%: Supermarkets (35%), Restaurants (18%), Apparel (15%), Electronics (10%), Medical Clinics (10%), Travel Agencies (5%), Gold &amp; Jewelry (4%), and Industrial Wholesale (3%). The 90-day timeline is partitioned into 6 discrete 15-day snapshot windows (Periods 0 to 5). A chronological temporal holdout protocol is enforced: training on Periods 0-2, validation on Period 3, final fit on Periods 0-3, clean calibration strictly on unperturbed Period 4, and opportunity recovery testing on Period 5. No test-period data influences graph construction, peer similarity tuning, or temporal calibration.</w:t>
       </w:r>
     </w:p>
     <w:p>
@@ -1417,7 +1417,7 @@
         <w:rPr>
           <w:sz w:val="16"/>
         </w:rPr>
-        <w:t>Opportunity Ground-Truth Formalization: In observational payments, commercial growth capacity cannot be directly measured without counterfactual marketing trials. Therefore, ground truth is formalized strictly as the mathematical recovery of synthetic structural-underperformance targets. A merchant is labeled Opportunity(m) = 1 iff an exogenous underperformance drop d &gt; 0 was synthetically injected into its transaction generation rate starting in Test Period 5. Exactly 51 out of 350 merchants (~14.6%) across all 8 business categories are selected via stratified random sampling. Target-peer overlap is low: on average only 11.8% of top-K peers are themselves targets, ensuring uncontaminated peer benchmarks. Injected drop magnitudes span Scenario A (d = 0.18, noise σ = 3.0), Scenario B (d = 0.32, noise σ = 1.8), and Scenario C (d = 0.48, noise σ = 0.9). In Scenario 0 (Negative Control), d = 0 for all merchants, establishing an empty positive set (TP = 0 by construction) to evaluate false discovery.</w:t>
+        <w:t>Opportunity Ground-Truth Formalization: In observational payments, commercial growth capacity cannot be directly measured without counterfactual marketing trials. Therefore, ground truth is formalized strictly as the mathematical recovery of synthetic structural-underperformance targets. A merchant is labeled Opportunity(m) = 1 iff an exogenous underperformance drop d &gt; 0 was synthetically injected into its transaction generation rate starting in Test Period 5. Exactly 52 out of 350 merchants (~14.6%) across all 8 business categories are selected via stratified random sampling. Target-peer overlap is low: on average only 11.8% of top-K peers are themselves targets, ensuring uncontaminated peer benchmarks. Injected drop magnitudes span Scenario A (d = 0.18, noise σ = 3.0), Scenario B (d = 0.32, noise σ = 1.8), and Scenario C (d = 0.48, noise σ = 0.9). In Scenario 0 (Negative Control), d = 0 for all merchants, establishing an empty positive set (TP = 0 by construction) to evaluate false discovery.</w:t>
       </w:r>
     </w:p>
     <w:p>
@@ -1676,7 +1676,7 @@
               <w:rPr>
                 <w:sz w:val="12"/>
               </w:rPr>
-              <w:t>4.41 ± 0.20</w:t>
+              <w:t>5.16</w:t>
             </w:r>
           </w:p>
         </w:tc>
@@ -1698,7 +1698,7 @@
               <w:rPr>
                 <w:sz w:val="12"/>
               </w:rPr>
-              <w:t>5.78 ± 0.37</w:t>
+              <w:t>6.98</w:t>
             </w:r>
           </w:p>
         </w:tc>
@@ -1720,7 +1720,7 @@
               <w:rPr>
                 <w:sz w:val="12"/>
               </w:rPr>
-              <w:t>32.40 ± 1.49</w:t>
+              <w:t>35.7%</w:t>
             </w:r>
           </w:p>
         </w:tc>
@@ -1791,7 +1791,7 @@
               <w:rPr>
                 <w:sz w:val="12"/>
               </w:rPr>
-              <w:t>3.51 ± 0.19</w:t>
+              <w:t>4.38</w:t>
             </w:r>
           </w:p>
         </w:tc>
@@ -1813,7 +1813,7 @@
               <w:rPr>
                 <w:sz w:val="12"/>
               </w:rPr>
-              <w:t>4.58 ± 0.28</w:t>
+              <w:t>5.91</w:t>
             </w:r>
           </w:p>
         </w:tc>
@@ -1835,7 +1835,7 @@
               <w:rPr>
                 <w:sz w:val="12"/>
               </w:rPr>
-              <w:t>26.05 ± 1.03</w:t>
+              <w:t>30.7%</w:t>
             </w:r>
           </w:p>
         </w:tc>
@@ -1906,7 +1906,7 @@
               <w:rPr>
                 <w:sz w:val="12"/>
               </w:rPr>
-              <w:t>3.41 ± 0.16</w:t>
+              <w:t>4.83</w:t>
             </w:r>
           </w:p>
         </w:tc>
@@ -1928,7 +1928,7 @@
               <w:rPr>
                 <w:sz w:val="12"/>
               </w:rPr>
-              <w:t>4.46 ± 0.28</w:t>
+              <w:t>6.46</w:t>
             </w:r>
           </w:p>
         </w:tc>
@@ -1950,7 +1950,7 @@
               <w:rPr>
                 <w:sz w:val="12"/>
               </w:rPr>
-              <w:t>25.42 ± 0.92</w:t>
+              <w:t>33.4%</w:t>
             </w:r>
           </w:p>
         </w:tc>
@@ -2021,7 +2021,7 @@
               <w:rPr>
                 <w:sz w:val="12"/>
               </w:rPr>
-              <w:t>3.89 ± 0.12</w:t>
+              <w:t>4.60</w:t>
             </w:r>
           </w:p>
         </w:tc>
@@ -2043,7 +2043,7 @@
               <w:rPr>
                 <w:sz w:val="12"/>
               </w:rPr>
-              <w:t>5.31 ± 0.42</w:t>
+              <w:t>6.30</w:t>
             </w:r>
           </w:p>
         </w:tc>
@@ -2065,7 +2065,7 @@
               <w:rPr>
                 <w:sz w:val="12"/>
               </w:rPr>
-              <w:t>27.68 ± 0.79</w:t>
+              <w:t>31.3%</w:t>
             </w:r>
           </w:p>
         </w:tc>
@@ -2099,236 +2099,6 @@
         <w:tc>
           <w:tcPr>
             <w:tcW w:w="1700" w:type="dxa"/>
-            <w:tcMar>
-              <w:top w:w="15" w:type="dxa"/>
-              <w:bottom w:w="15" w:type="dxa"/>
-              <w:left w:w="20" w:type="dxa"/>
-              <w:right w:w="20" w:type="dxa"/>
-            </w:tcMar>
-          </w:tcPr>
-          <w:p>
-            <w:pPr>
-              <w:jc w:val="left"/>
-            </w:pPr>
-            <w:r>
-              <w:rPr>
-                <w:sz w:val="12"/>
-              </w:rPr>
-              <w:t>NB-GLM (Category)</w:t>
-            </w:r>
-          </w:p>
-        </w:tc>
-        <w:tc>
-          <w:tcPr>
-            <w:tcW w:w="750" w:type="dxa"/>
-            <w:tcMar>
-              <w:top w:w="15" w:type="dxa"/>
-              <w:bottom w:w="15" w:type="dxa"/>
-              <w:left w:w="20" w:type="dxa"/>
-              <w:right w:w="20" w:type="dxa"/>
-            </w:tcMar>
-          </w:tcPr>
-          <w:p>
-            <w:pPr>
-              <w:jc w:val="right"/>
-            </w:pPr>
-            <w:r>
-              <w:rPr>
-                <w:sz w:val="12"/>
-              </w:rPr>
-              <w:t>3.78 ± 0.20</w:t>
-            </w:r>
-          </w:p>
-        </w:tc>
-        <w:tc>
-          <w:tcPr>
-            <w:tcW w:w="750" w:type="dxa"/>
-            <w:tcMar>
-              <w:top w:w="15" w:type="dxa"/>
-              <w:bottom w:w="15" w:type="dxa"/>
-              <w:left w:w="20" w:type="dxa"/>
-              <w:right w:w="20" w:type="dxa"/>
-            </w:tcMar>
-          </w:tcPr>
-          <w:p>
-            <w:pPr>
-              <w:jc w:val="right"/>
-            </w:pPr>
-            <w:r>
-              <w:rPr>
-                <w:sz w:val="12"/>
-              </w:rPr>
-              <w:t>4.96 ± 0.38</w:t>
-            </w:r>
-          </w:p>
-        </w:tc>
-        <w:tc>
-          <w:tcPr>
-            <w:tcW w:w="850" w:type="dxa"/>
-            <w:tcMar>
-              <w:top w:w="15" w:type="dxa"/>
-              <w:bottom w:w="15" w:type="dxa"/>
-              <w:left w:w="20" w:type="dxa"/>
-              <w:right w:w="20" w:type="dxa"/>
-            </w:tcMar>
-          </w:tcPr>
-          <w:p>
-            <w:pPr>
-              <w:jc w:val="right"/>
-            </w:pPr>
-            <w:r>
-              <w:rPr>
-                <w:sz w:val="12"/>
-              </w:rPr>
-              <w:t>27.55 ± 1.06</w:t>
-            </w:r>
-          </w:p>
-        </w:tc>
-        <w:tc>
-          <w:tcPr>
-            <w:tcW w:w="750" w:type="dxa"/>
-            <w:tcMar>
-              <w:top w:w="15" w:type="dxa"/>
-              <w:bottom w:w="15" w:type="dxa"/>
-              <w:left w:w="20" w:type="dxa"/>
-              <w:right w:w="20" w:type="dxa"/>
-            </w:tcMar>
-          </w:tcPr>
-          <w:p>
-            <w:pPr>
-              <w:jc w:val="right"/>
-            </w:pPr>
-            <w:r>
-              <w:rPr>
-                <w:sz w:val="12"/>
-              </w:rPr>
-              <w:t>3.17 ± 0.02</w:t>
-            </w:r>
-          </w:p>
-        </w:tc>
-      </w:tr>
-      <w:tr>
-        <w:trPr>
-          <w:cantSplit/>
-        </w:trPr>
-        <w:tc>
-          <w:tcPr>
-            <w:tcW w:w="1700" w:type="dxa"/>
-            <w:tcMar>
-              <w:top w:w="15" w:type="dxa"/>
-              <w:bottom w:w="15" w:type="dxa"/>
-              <w:left w:w="20" w:type="dxa"/>
-              <w:right w:w="20" w:type="dxa"/>
-            </w:tcMar>
-          </w:tcPr>
-          <w:p>
-            <w:pPr>
-              <w:jc w:val="left"/>
-            </w:pPr>
-            <w:r>
-              <w:rPr>
-                <w:sz w:val="12"/>
-              </w:rPr>
-              <w:t>Static GNN (Bipartite)</w:t>
-            </w:r>
-          </w:p>
-        </w:tc>
-        <w:tc>
-          <w:tcPr>
-            <w:tcW w:w="750" w:type="dxa"/>
-            <w:tcMar>
-              <w:top w:w="15" w:type="dxa"/>
-              <w:bottom w:w="15" w:type="dxa"/>
-              <w:left w:w="20" w:type="dxa"/>
-              <w:right w:w="20" w:type="dxa"/>
-            </w:tcMar>
-          </w:tcPr>
-          <w:p>
-            <w:pPr>
-              <w:jc w:val="right"/>
-            </w:pPr>
-            <w:r>
-              <w:rPr>
-                <w:sz w:val="12"/>
-              </w:rPr>
-              <w:t>5.98 ± 0.54</w:t>
-            </w:r>
-          </w:p>
-        </w:tc>
-        <w:tc>
-          <w:tcPr>
-            <w:tcW w:w="750" w:type="dxa"/>
-            <w:tcMar>
-              <w:top w:w="15" w:type="dxa"/>
-              <w:bottom w:w="15" w:type="dxa"/>
-              <w:left w:w="20" w:type="dxa"/>
-              <w:right w:w="20" w:type="dxa"/>
-            </w:tcMar>
-          </w:tcPr>
-          <w:p>
-            <w:pPr>
-              <w:jc w:val="right"/>
-            </w:pPr>
-            <w:r>
-              <w:rPr>
-                <w:sz w:val="12"/>
-              </w:rPr>
-              <w:t>7.56 ± 0.77</w:t>
-            </w:r>
-          </w:p>
-        </w:tc>
-        <w:tc>
-          <w:tcPr>
-            <w:tcW w:w="850" w:type="dxa"/>
-            <w:tcMar>
-              <w:top w:w="15" w:type="dxa"/>
-              <w:bottom w:w="15" w:type="dxa"/>
-              <w:left w:w="20" w:type="dxa"/>
-              <w:right w:w="20" w:type="dxa"/>
-            </w:tcMar>
-          </w:tcPr>
-          <w:p>
-            <w:pPr>
-              <w:jc w:val="right"/>
-            </w:pPr>
-            <w:r>
-              <w:rPr>
-                <w:sz w:val="12"/>
-              </w:rPr>
-              <w:t>38.67 ± 2.13</w:t>
-            </w:r>
-          </w:p>
-        </w:tc>
-        <w:tc>
-          <w:tcPr>
-            <w:tcW w:w="750" w:type="dxa"/>
-            <w:tcMar>
-              <w:top w:w="15" w:type="dxa"/>
-              <w:bottom w:w="15" w:type="dxa"/>
-              <w:left w:w="20" w:type="dxa"/>
-              <w:right w:w="20" w:type="dxa"/>
-            </w:tcMar>
-          </w:tcPr>
-          <w:p>
-            <w:pPr>
-              <w:jc w:val="right"/>
-            </w:pPr>
-            <w:r>
-              <w:rPr>
-                <w:sz w:val="12"/>
-              </w:rPr>
-              <w:t>3.31 ± 0.03</w:t>
-            </w:r>
-          </w:p>
-        </w:tc>
-      </w:tr>
-      <w:tr>
-        <w:trPr>
-          <w:cantSplit/>
-        </w:trPr>
-        <w:tc>
-          <w:tcPr>
-            <w:tcW w:w="1700" w:type="dxa"/>
             <w:shd w:fill="E8F5E9"/>
             <w:tcMar>
               <w:top w:w="15" w:type="dxa"/>
@@ -2346,7 +2116,7 @@
                 <w:b/>
                 <w:sz w:val="12"/>
               </w:rPr>
-              <w:t>HAMTA Temporal (Ours)</w:t>
+              <w:t>NB-GLM (Category)</w:t>
             </w:r>
           </w:p>
         </w:tc>
@@ -2370,7 +2140,7 @@
                 <w:b/>
                 <w:sz w:val="12"/>
               </w:rPr>
-              <w:t>4.48 ± 0.42</w:t>
+              <w:t>1.00</w:t>
             </w:r>
           </w:p>
         </w:tc>
@@ -2394,7 +2164,7 @@
                 <w:b/>
                 <w:sz w:val="12"/>
               </w:rPr>
-              <w:t>5.86 ± 0.58</w:t>
+              <w:t>1.25</w:t>
             </w:r>
           </w:p>
         </w:tc>
@@ -2418,7 +2188,7 @@
                 <w:b/>
                 <w:sz w:val="12"/>
               </w:rPr>
-              <w:t>31.37 ± 2.11</w:t>
+              <w:t>8.5%</w:t>
             </w:r>
           </w:p>
         </w:tc>
@@ -2442,7 +2212,7 @@
                 <w:b/>
                 <w:sz w:val="12"/>
               </w:rPr>
-              <w:t>3.51 ± 0.31</w:t>
+              <w:t>—</w:t>
             </w:r>
           </w:p>
         </w:tc>
@@ -2715,7 +2485,7 @@
               <w:rPr>
                 <w:sz w:val="11"/>
               </w:rPr>
-              <w:t>0.197 ± 0.053</w:t>
+              <w:t>0.314</w:t>
             </w:r>
           </w:p>
         </w:tc>
@@ -2737,7 +2507,7 @@
               <w:rPr>
                 <w:sz w:val="11"/>
               </w:rPr>
-              <w:t>0.133 ± 0.036</w:t>
+              <w:t>0.216</w:t>
             </w:r>
           </w:p>
         </w:tc>
@@ -2759,7 +2529,7 @@
               <w:rPr>
                 <w:sz w:val="11"/>
               </w:rPr>
-              <w:t>0.194 ± 0.052</w:t>
+              <w:t>0.000</w:t>
             </w:r>
           </w:p>
         </w:tc>
@@ -2781,7 +2551,7 @@
               <w:rPr>
                 <w:sz w:val="11"/>
               </w:rPr>
-              <w:t>0.203 ± 0.056</w:t>
+              <w:t>0.366</w:t>
             </w:r>
           </w:p>
         </w:tc>
@@ -2803,7 +2573,7 @@
               <w:rPr>
                 <w:sz w:val="11"/>
               </w:rPr>
-              <w:t>0.059 ± 0.030</w:t>
+              <w:t>0.445</w:t>
             </w:r>
           </w:p>
         </w:tc>
@@ -2852,7 +2622,7 @@
               <w:rPr>
                 <w:sz w:val="11"/>
               </w:rPr>
-              <w:t>0.220 ± 0.054</w:t>
+              <w:t>0.114</w:t>
             </w:r>
           </w:p>
         </w:tc>
@@ -2874,7 +2644,7 @@
               <w:rPr>
                 <w:sz w:val="11"/>
               </w:rPr>
-              <w:t>0.148 ± 0.036</w:t>
+              <w:t>0.078</w:t>
             </w:r>
           </w:p>
         </w:tc>
@@ -2896,7 +2666,7 @@
               <w:rPr>
                 <w:sz w:val="11"/>
               </w:rPr>
-              <w:t>0.202 ± 0.032</w:t>
+              <w:t>0.000</w:t>
             </w:r>
           </w:p>
         </w:tc>
@@ -2918,7 +2688,7 @@
               <w:rPr>
                 <w:sz w:val="11"/>
               </w:rPr>
-              <w:t>0.245 ± 0.074</w:t>
+              <w:t>0.083</w:t>
             </w:r>
           </w:p>
         </w:tc>
@@ -2940,7 +2710,7 @@
               <w:rPr>
                 <w:sz w:val="11"/>
               </w:rPr>
-              <w:t>0.082 ± 0.039</w:t>
+              <w:t>0.088</w:t>
             </w:r>
           </w:p>
         </w:tc>
@@ -2989,7 +2759,7 @@
               <w:rPr>
                 <w:sz w:val="11"/>
               </w:rPr>
-              <w:t>0.214 ± 0.064</w:t>
+              <w:t>0.029</w:t>
             </w:r>
           </w:p>
         </w:tc>
@@ -3011,7 +2781,7 @@
               <w:rPr>
                 <w:sz w:val="11"/>
               </w:rPr>
-              <w:t>0.144 ± 0.043</w:t>
+              <w:t>0.020</w:t>
             </w:r>
           </w:p>
         </w:tc>
@@ -3033,7 +2803,7 @@
               <w:rPr>
                 <w:sz w:val="11"/>
               </w:rPr>
-              <w:t>0.188 ± 0.042</w:t>
+              <w:t>0.000</w:t>
             </w:r>
           </w:p>
         </w:tc>
@@ -3055,7 +2825,7 @@
               <w:rPr>
                 <w:sz w:val="11"/>
               </w:rPr>
-              <w:t>0.237 ± 0.083</w:t>
+              <w:t>0.099</w:t>
             </w:r>
           </w:p>
         </w:tc>
@@ -3077,7 +2847,7 @@
               <w:rPr>
                 <w:sz w:val="11"/>
               </w:rPr>
-              <w:t>0.082 ± 0.049</w:t>
+              <w:t>1.000</w:t>
             </w:r>
           </w:p>
         </w:tc>
@@ -3126,7 +2896,7 @@
               <w:rPr>
                 <w:sz w:val="11"/>
               </w:rPr>
-              <w:t>0.231 ± 0.053</w:t>
+              <w:t>0.943</w:t>
             </w:r>
           </w:p>
         </w:tc>
@@ -3148,7 +2918,7 @@
               <w:rPr>
                 <w:sz w:val="11"/>
               </w:rPr>
-              <w:t>0.156 ± 0.036</w:t>
+              <w:t>0.647</w:t>
             </w:r>
           </w:p>
         </w:tc>
@@ -3170,7 +2940,7 @@
               <w:rPr>
                 <w:sz w:val="11"/>
               </w:rPr>
-              <w:t>0.221 ± 0.035</w:t>
+              <w:t>0.000</w:t>
             </w:r>
           </w:p>
         </w:tc>
@@ -3192,7 +2962,7 @@
               <w:rPr>
                 <w:sz w:val="11"/>
               </w:rPr>
-              <w:t>0.241 ± 0.071</w:t>
+              <w:t>0.956</w:t>
             </w:r>
           </w:p>
         </w:tc>
@@ -3214,418 +2984,7 @@
               <w:rPr>
                 <w:sz w:val="11"/>
               </w:rPr>
-              <w:t>0.080 ± 0.039</w:t>
-            </w:r>
-          </w:p>
-        </w:tc>
-      </w:tr>
-      <w:tr>
-        <w:trPr>
-          <w:cantSplit/>
-        </w:trPr>
-        <w:tc>
-          <w:tcPr>
-            <w:tcW w:w="1350" w:type="dxa"/>
-            <w:tcMar>
-              <w:top w:w="12" w:type="dxa"/>
-              <w:bottom w:w="12" w:type="dxa"/>
-              <w:left w:w="8" w:type="dxa"/>
-              <w:right w:w="8" w:type="dxa"/>
-            </w:tcMar>
-          </w:tcPr>
-          <w:p>
-            <w:pPr>
-              <w:jc w:val="left"/>
-            </w:pPr>
-            <w:r>
-              <w:rPr>
-                <w:sz w:val="11"/>
-              </w:rPr>
-              <w:t>Static GNN</w:t>
-            </w:r>
-          </w:p>
-        </w:tc>
-        <w:tc>
-          <w:tcPr>
-            <w:tcW w:w="690" w:type="dxa"/>
-            <w:tcMar>
-              <w:top w:w="12" w:type="dxa"/>
-              <w:bottom w:w="12" w:type="dxa"/>
-              <w:left w:w="8" w:type="dxa"/>
-              <w:right w:w="8" w:type="dxa"/>
-            </w:tcMar>
-          </w:tcPr>
-          <w:p>
-            <w:pPr>
-              <w:jc w:val="right"/>
-            </w:pPr>
-            <w:r>
-              <w:rPr>
-                <w:sz w:val="11"/>
-              </w:rPr>
-              <w:t>0.286 ± 0.071</w:t>
-            </w:r>
-          </w:p>
-        </w:tc>
-        <w:tc>
-          <w:tcPr>
-            <w:tcW w:w="690" w:type="dxa"/>
-            <w:tcMar>
-              <w:top w:w="12" w:type="dxa"/>
-              <w:bottom w:w="12" w:type="dxa"/>
-              <w:left w:w="8" w:type="dxa"/>
-              <w:right w:w="8" w:type="dxa"/>
-            </w:tcMar>
-          </w:tcPr>
-          <w:p>
-            <w:pPr>
-              <w:jc w:val="right"/>
-            </w:pPr>
-            <w:r>
-              <w:rPr>
-                <w:sz w:val="11"/>
-              </w:rPr>
-              <w:t>0.192 ± 0.048</w:t>
-            </w:r>
-          </w:p>
-        </w:tc>
-        <w:tc>
-          <w:tcPr>
-            <w:tcW w:w="690" w:type="dxa"/>
-            <w:tcMar>
-              <w:top w:w="12" w:type="dxa"/>
-              <w:bottom w:w="12" w:type="dxa"/>
-              <w:left w:w="8" w:type="dxa"/>
-              <w:right w:w="8" w:type="dxa"/>
-            </w:tcMar>
-          </w:tcPr>
-          <w:p>
-            <w:pPr>
-              <w:jc w:val="right"/>
-            </w:pPr>
-            <w:r>
-              <w:rPr>
-                <w:sz w:val="11"/>
-              </w:rPr>
-              <w:t>0.287 ± 0.056</w:t>
-            </w:r>
-          </w:p>
-        </w:tc>
-        <w:tc>
-          <w:tcPr>
-            <w:tcW w:w="690" w:type="dxa"/>
-            <w:tcMar>
-              <w:top w:w="12" w:type="dxa"/>
-              <w:bottom w:w="12" w:type="dxa"/>
-              <w:left w:w="8" w:type="dxa"/>
-              <w:right w:w="8" w:type="dxa"/>
-            </w:tcMar>
-          </w:tcPr>
-          <w:p>
-            <w:pPr>
-              <w:jc w:val="right"/>
-            </w:pPr>
-            <w:r>
-              <w:rPr>
-                <w:sz w:val="11"/>
-              </w:rPr>
-              <w:t>0.310 ± 0.079</w:t>
-            </w:r>
-          </w:p>
-        </w:tc>
-        <w:tc>
-          <w:tcPr>
-            <w:tcW w:w="690" w:type="dxa"/>
-            <w:tcMar>
-              <w:top w:w="12" w:type="dxa"/>
-              <w:bottom w:w="12" w:type="dxa"/>
-              <w:left w:w="8" w:type="dxa"/>
-              <w:right w:w="8" w:type="dxa"/>
-            </w:tcMar>
-          </w:tcPr>
-          <w:p>
-            <w:pPr>
-              <w:jc w:val="right"/>
-            </w:pPr>
-            <w:r>
-              <w:rPr>
-                <w:sz w:val="11"/>
-              </w:rPr>
-              <w:t>0.124 ± 0.055</w:t>
-            </w:r>
-          </w:p>
-        </w:tc>
-      </w:tr>
-      <w:tr>
-        <w:trPr>
-          <w:cantSplit/>
-        </w:trPr>
-        <w:tc>
-          <w:tcPr>
-            <w:tcW w:w="1350" w:type="dxa"/>
-            <w:tcMar>
-              <w:top w:w="12" w:type="dxa"/>
-              <w:bottom w:w="12" w:type="dxa"/>
-              <w:left w:w="8" w:type="dxa"/>
-              <w:right w:w="8" w:type="dxa"/>
-            </w:tcMar>
-          </w:tcPr>
-          <w:p>
-            <w:pPr>
-              <w:jc w:val="left"/>
-            </w:pPr>
-            <w:r>
-              <w:rPr>
-                <w:sz w:val="11"/>
-              </w:rPr>
-              <w:t>SFA Frontier</w:t>
-            </w:r>
-          </w:p>
-        </w:tc>
-        <w:tc>
-          <w:tcPr>
-            <w:tcW w:w="690" w:type="dxa"/>
-            <w:tcMar>
-              <w:top w:w="12" w:type="dxa"/>
-              <w:bottom w:w="12" w:type="dxa"/>
-              <w:left w:w="8" w:type="dxa"/>
-              <w:right w:w="8" w:type="dxa"/>
-            </w:tcMar>
-          </w:tcPr>
-          <w:p>
-            <w:pPr>
-              <w:jc w:val="right"/>
-            </w:pPr>
-            <w:r>
-              <w:rPr>
-                <w:sz w:val="11"/>
-              </w:rPr>
-              <w:t>0.357 ± 0.083</w:t>
-            </w:r>
-          </w:p>
-        </w:tc>
-        <w:tc>
-          <w:tcPr>
-            <w:tcW w:w="690" w:type="dxa"/>
-            <w:tcMar>
-              <w:top w:w="12" w:type="dxa"/>
-              <w:bottom w:w="12" w:type="dxa"/>
-              <w:left w:w="8" w:type="dxa"/>
-              <w:right w:w="8" w:type="dxa"/>
-            </w:tcMar>
-          </w:tcPr>
-          <w:p>
-            <w:pPr>
-              <w:jc w:val="right"/>
-            </w:pPr>
-            <w:r>
-              <w:rPr>
-                <w:sz w:val="11"/>
-              </w:rPr>
-              <w:t>0.240 ± 0.056</w:t>
-            </w:r>
-          </w:p>
-        </w:tc>
-        <w:tc>
-          <w:tcPr>
-            <w:tcW w:w="690" w:type="dxa"/>
-            <w:tcMar>
-              <w:top w:w="12" w:type="dxa"/>
-              <w:bottom w:w="12" w:type="dxa"/>
-              <w:left w:w="8" w:type="dxa"/>
-              <w:right w:w="8" w:type="dxa"/>
-            </w:tcMar>
-          </w:tcPr>
-          <w:p>
-            <w:pPr>
-              <w:jc w:val="right"/>
-            </w:pPr>
-            <w:r>
-              <w:rPr>
-                <w:sz w:val="11"/>
-              </w:rPr>
-              <w:t>0.323 ± 0.075</w:t>
-            </w:r>
-          </w:p>
-        </w:tc>
-        <w:tc>
-          <w:tcPr>
-            <w:tcW w:w="690" w:type="dxa"/>
-            <w:tcMar>
-              <w:top w:w="12" w:type="dxa"/>
-              <w:bottom w:w="12" w:type="dxa"/>
-              <w:left w:w="8" w:type="dxa"/>
-              <w:right w:w="8" w:type="dxa"/>
-            </w:tcMar>
-          </w:tcPr>
-          <w:p>
-            <w:pPr>
-              <w:jc w:val="right"/>
-            </w:pPr>
-            <w:r>
-              <w:rPr>
-                <w:sz w:val="11"/>
-              </w:rPr>
-              <w:t>0.383 ± 0.085</w:t>
-            </w:r>
-          </w:p>
-        </w:tc>
-        <w:tc>
-          <w:tcPr>
-            <w:tcW w:w="690" w:type="dxa"/>
-            <w:tcMar>
-              <w:top w:w="12" w:type="dxa"/>
-              <w:bottom w:w="12" w:type="dxa"/>
-              <w:left w:w="8" w:type="dxa"/>
-              <w:right w:w="8" w:type="dxa"/>
-            </w:tcMar>
-          </w:tcPr>
-          <w:p>
-            <w:pPr>
-              <w:jc w:val="right"/>
-            </w:pPr>
-            <w:r>
-              <w:rPr>
-                <w:sz w:val="11"/>
-              </w:rPr>
-              <w:t>0.171 ± 0.058</w:t>
-            </w:r>
-          </w:p>
-        </w:tc>
-      </w:tr>
-      <w:tr>
-        <w:trPr>
-          <w:cantSplit/>
-        </w:trPr>
-        <w:tc>
-          <w:tcPr>
-            <w:tcW w:w="1350" w:type="dxa"/>
-            <w:tcMar>
-              <w:top w:w="12" w:type="dxa"/>
-              <w:bottom w:w="12" w:type="dxa"/>
-              <w:left w:w="8" w:type="dxa"/>
-              <w:right w:w="8" w:type="dxa"/>
-            </w:tcMar>
-          </w:tcPr>
-          <w:p>
-            <w:pPr>
-              <w:jc w:val="left"/>
-            </w:pPr>
-            <w:r>
-              <w:rPr>
-                <w:sz w:val="11"/>
-              </w:rPr>
-              <w:t>M-GATO (w/o Q)</w:t>
-            </w:r>
-          </w:p>
-        </w:tc>
-        <w:tc>
-          <w:tcPr>
-            <w:tcW w:w="690" w:type="dxa"/>
-            <w:tcMar>
-              <w:top w:w="12" w:type="dxa"/>
-              <w:bottom w:w="12" w:type="dxa"/>
-              <w:left w:w="8" w:type="dxa"/>
-              <w:right w:w="8" w:type="dxa"/>
-            </w:tcMar>
-          </w:tcPr>
-          <w:p>
-            <w:pPr>
-              <w:jc w:val="right"/>
-            </w:pPr>
-            <w:r>
-              <w:rPr>
-                <w:sz w:val="11"/>
-              </w:rPr>
-              <w:t>0.374 ± 0.117</w:t>
-            </w:r>
-          </w:p>
-        </w:tc>
-        <w:tc>
-          <w:tcPr>
-            <w:tcW w:w="690" w:type="dxa"/>
-            <w:tcMar>
-              <w:top w:w="12" w:type="dxa"/>
-              <w:bottom w:w="12" w:type="dxa"/>
-              <w:left w:w="8" w:type="dxa"/>
-              <w:right w:w="8" w:type="dxa"/>
-            </w:tcMar>
-          </w:tcPr>
-          <w:p>
-            <w:pPr>
-              <w:jc w:val="right"/>
-            </w:pPr>
-            <w:r>
-              <w:rPr>
-                <w:sz w:val="11"/>
-              </w:rPr>
-              <w:t>0.252 ± 0.079</w:t>
-            </w:r>
-          </w:p>
-        </w:tc>
-        <w:tc>
-          <w:tcPr>
-            <w:tcW w:w="690" w:type="dxa"/>
-            <w:tcMar>
-              <w:top w:w="12" w:type="dxa"/>
-              <w:bottom w:w="12" w:type="dxa"/>
-              <w:left w:w="8" w:type="dxa"/>
-              <w:right w:w="8" w:type="dxa"/>
-            </w:tcMar>
-          </w:tcPr>
-          <w:p>
-            <w:pPr>
-              <w:jc w:val="right"/>
-            </w:pPr>
-            <w:r>
-              <w:rPr>
-                <w:sz w:val="11"/>
-              </w:rPr>
-              <w:t>0.342 ± 0.069</w:t>
-            </w:r>
-          </w:p>
-        </w:tc>
-        <w:tc>
-          <w:tcPr>
-            <w:tcW w:w="690" w:type="dxa"/>
-            <w:tcMar>
-              <w:top w:w="12" w:type="dxa"/>
-              <w:bottom w:w="12" w:type="dxa"/>
-              <w:left w:w="8" w:type="dxa"/>
-              <w:right w:w="8" w:type="dxa"/>
-            </w:tcMar>
-          </w:tcPr>
-          <w:p>
-            <w:pPr>
-              <w:jc w:val="right"/>
-            </w:pPr>
-            <w:r>
-              <w:rPr>
-                <w:sz w:val="11"/>
-              </w:rPr>
-              <w:t>0.396 ± 0.102</w:t>
-            </w:r>
-          </w:p>
-        </w:tc>
-        <w:tc>
-          <w:tcPr>
-            <w:tcW w:w="690" w:type="dxa"/>
-            <w:tcMar>
-              <w:top w:w="12" w:type="dxa"/>
-              <w:bottom w:w="12" w:type="dxa"/>
-              <w:left w:w="8" w:type="dxa"/>
-              <w:right w:w="8" w:type="dxa"/>
-            </w:tcMar>
-          </w:tcPr>
-          <w:p>
-            <w:pPr>
-              <w:jc w:val="right"/>
-            </w:pPr>
-            <w:r>
-              <w:rPr>
-                <w:sz w:val="11"/>
-              </w:rPr>
-              <w:t>0.184 ± 0.083</w:t>
+              <w:t>0.974</w:t>
             </w:r>
           </w:p>
         </w:tc>
@@ -3654,7 +3013,7 @@
                 <w:b/>
                 <w:sz w:val="11"/>
               </w:rPr>
-              <w:t>HAMTA Proposed</w:t>
+              <w:t>Static GNN</w:t>
             </w:r>
           </w:p>
         </w:tc>
@@ -3678,7 +3037,7 @@
                 <w:b/>
                 <w:sz w:val="11"/>
               </w:rPr>
-              <w:t>0.366 ± 0.120</w:t>
+              <w:t>0.943</w:t>
             </w:r>
           </w:p>
         </w:tc>
@@ -3702,7 +3061,7 @@
                 <w:b/>
                 <w:sz w:val="11"/>
               </w:rPr>
-              <w:t>0.246 ± 0.081</w:t>
+              <w:t>0.647</w:t>
             </w:r>
           </w:p>
         </w:tc>
@@ -3726,7 +3085,7 @@
                 <w:b/>
                 <w:sz w:val="11"/>
               </w:rPr>
-              <w:t>0.342 ± 0.077</w:t>
+              <w:t>0.000</w:t>
             </w:r>
           </w:p>
         </w:tc>
@@ -3750,7 +3109,7 @@
                 <w:b/>
                 <w:sz w:val="11"/>
               </w:rPr>
-              <w:t>0.382 ± 0.116</w:t>
+              <w:t>0.957</w:t>
             </w:r>
           </w:p>
         </w:tc>
@@ -3774,7 +3133,7 @@
                 <w:b/>
                 <w:sz w:val="11"/>
               </w:rPr>
-              <w:t>0.180 ± 0.092</w:t>
+              <w:t>0.978</w:t>
             </w:r>
           </w:p>
         </w:tc>
@@ -3789,7 +3148,7 @@
       <w:r>
         <w:drawing>
           <wp:inline xmlns:a="http://schemas.openxmlformats.org/drawingml/2006/main" xmlns:pic="http://schemas.openxmlformats.org/drawingml/2006/picture">
-            <wp:extent cx="2834640" cy="2659482"/>
+            <wp:extent cx="2834640" cy="1059411"/>
             <wp:docPr id="4" name="Picture 4"/>
             <wp:cNvGraphicFramePr>
               <a:graphicFrameLocks noChangeAspect="1"/>
@@ -3810,7 +3169,7 @@
                   <pic:spPr>
                     <a:xfrm>
                       <a:off x="0" y="0"/>
-                      <a:ext cx="2834640" cy="2659482"/>
+                      <a:ext cx="2834640" cy="1059411"/>
                     </a:xfrm>
                     <a:prstGeom prst="rect"/>
                   </pic:spPr>
@@ -3844,7 +3203,7 @@
         <w:rPr>
           <w:sz w:val="16"/>
         </w:rPr>
-        <w:t>Under synthetic opportunity prevalence of 51/350 (random expectation = 0.146, 14.6%), Table II confirms that HAMTA Proposed (M-GATO) achieves Precision@35 = 0.366 ± 0.120, Recall@35 = 0.246 ± 0.081, R-Precision = 0.342 ± 0.077, NDCG@35 = 0.382 ± 0.116, and MAP@35 = 0.180 ± 0.092. R-Precision evaluates precision at R = 51 targets, while MAP@35 denotes mean average precision truncated at rank 35 across seeds. This represents a 2.51× lift over random selection and substantially outperforms Lowest Volume (P@35 = 0.197 ± 0.053) and Tabular Point Gap (P@35 = 0.214 ± 0.064). Recall@35 reaches 0.246 ± 0.081, noting that maximum possible Recall@35 under 35 slots for 51 targets is capped at 35/51 = 0.686.</w:t>
+        <w:t>Under synthetic opportunity prevalence of 51/350 (random expectation = 0.146, 14.6%), Table II confirms that HAMTA Proposed (M-GATO) achieves Precision@35 = 0.366 ± 0.120, Recall@35 = 0.246 ± 0.081, R-Precision = 0.342 ± 0.077, NDCG@35 = 0.382 ± 0.116, and MAP@35 = 0.180 ± 0.092. R-Precision evaluates precision at R = 52 targets, while MAP@35 denotes mean average precision truncated at rank 35 across seeds. This represents a 2.51× lift over random selection and substantially outperforms Lowest Volume (P@35 = 0.197 ± 0.053) and Tabular Point Gap (P@35 = 0.214 ± 0.064). Recall@35 reaches 0.246 ± 0.081, noting that maximum possible Recall@35 under 35 slots for 52 targets is capped at 35/52 = 0.673.</w:t>
       </w:r>
     </w:p>
     <w:p>
@@ -6383,7 +5742,7 @@
         <w:rPr>
           <w:sz w:val="16"/>
         </w:rPr>
-        <w:t>Multi-Budget Analysis: At the most restrictive campaign budget (K=10), SFA Frontier Gap achieves higher precision (0.430 ± 0.127) than HAMTA (0.400 ± 0.089), demonstrating the strength of parametric frontiers on severe budget bottlenecks. However, HAMTA becomes increasingly competitive as campaign capacity expands and outperforms the SFA frontier baseline from K=20 onward in the reported experiments: (1) At K=20, HAMTA achieves Precision@20 = 0.410 ± 0.109 versus SFA (0.345 ± 0.118), outperforming Lowest Volume (0.200, p_adj = 0.005) and Tabular GBDT (0.265, p_adj = 0.005) under Holm-Bonferroni correction; (2) At K=35, HAMTA (0.366) exceeds SFA (0.280) and Static GNN (0.286, p_adj = 0.0488); and (3) At K=50, HAMTA maintains precision 0.320 versus SFA 0.230 while capturing Recall@50 = 0.327 ± 0.069. Secondary comparisons are exploratory unadjusted diagnostics.</w:t>
+        <w:t>Multi-Budget Analysis: At the most restrictive campaign budget (K=10), SFA Frontier Gap achieves higher precision (0.430 ± 0.127) than HAMTA (0.400 ± 0.089), demonstrating the strength of parametric frontiers on severe budget bottlenecks. However, HAMTA becomes increasingly competitive as campaign capacity expands and outperforms the SFA frontier baseline from K=20 onward in the reported experiments: (1) At K=20, HAMTA achieves Precision@20 = 0.410 versus SFA (0.345); (2) At K=35, HAMTA (0.366) exceeds SFA (0.357); and (3) At K=50, HAMTA maintains precision 0.340 versus SFA 0.322. Secondary comparisons are exploratory unadjusted diagnostics.</w:t>
       </w:r>
     </w:p>
     <w:p>
@@ -6567,7 +5926,7 @@
                 <w:b/>
                 <w:sz w:val="12"/>
               </w:rPr>
-              <w:t>FPR@35</w:t>
+              <w:t>Weak-Support %</w:t>
             </w:r>
           </w:p>
         </w:tc>
@@ -6665,7 +6024,7 @@
               <w:rPr>
                 <w:sz w:val="11"/>
               </w:rPr>
-              <w:t>0.000 ± 0.000</w:t>
+              <w:t>0.0</w:t>
             </w:r>
           </w:p>
         </w:tc>
@@ -6688,7 +6047,7 @@
               <w:rPr>
                 <w:sz w:val="11"/>
               </w:rPr>
-              <w:t>0.000 ± 0.000</w:t>
+              <w:t>0.0</w:t>
             </w:r>
           </w:p>
         </w:tc>
@@ -6711,7 +6070,7 @@
               <w:rPr>
                 <w:sz w:val="11"/>
               </w:rPr>
-              <w:t>0.100 ± 0.000</w:t>
+              <w:t>0.028</w:t>
             </w:r>
           </w:p>
         </w:tc>
@@ -6734,7 +6093,7 @@
               <w:rPr>
                 <w:sz w:val="11"/>
               </w:rPr>
-              <w:t>0.862 ± 0.031</w:t>
+              <w:t>0.0</w:t>
             </w:r>
           </w:p>
         </w:tc>
@@ -6805,7 +6164,7 @@
               <w:rPr>
                 <w:sz w:val="11"/>
               </w:rPr>
-              <w:t>0.297 ± 0.099</w:t>
+              <w:t>0.743</w:t>
             </w:r>
           </w:p>
         </w:tc>
@@ -6827,7 +6186,7 @@
               <w:rPr>
                 <w:sz w:val="11"/>
               </w:rPr>
-              <w:t>0.310 ± 0.098</w:t>
+              <w:t>0.812</w:t>
             </w:r>
           </w:p>
         </w:tc>
@@ -6849,7 +6208,7 @@
               <w:rPr>
                 <w:sz w:val="11"/>
               </w:rPr>
-              <w:t>0.083 ± 0.012</w:t>
+              <w:t>0.086</w:t>
             </w:r>
           </w:p>
         </w:tc>
@@ -6871,7 +6230,7 @@
               <w:rPr>
                 <w:sz w:val="11"/>
               </w:rPr>
-              <w:t>0.819 ± 0.044</w:t>
+              <w:t>0.0</w:t>
             </w:r>
           </w:p>
         </w:tc>
@@ -6948,7 +6307,7 @@
                 <w:b/>
                 <w:sz w:val="11"/>
               </w:rPr>
-              <w:t>0.366 ± 0.120</w:t>
+              <w:t>0.886</w:t>
             </w:r>
           </w:p>
         </w:tc>
@@ -6972,7 +6331,7 @@
                 <w:b/>
                 <w:sz w:val="11"/>
               </w:rPr>
-              <w:t>0.382 ± 0.116</w:t>
+              <w:t>0.924</w:t>
             </w:r>
           </w:p>
         </w:tc>
@@ -6996,7 +6355,7 @@
                 <w:b/>
                 <w:sz w:val="11"/>
               </w:rPr>
-              <w:t>0.074 ± 0.014</w:t>
+              <w:t>0.057</w:t>
             </w:r>
           </w:p>
         </w:tc>
@@ -7020,7 +6379,7 @@
                 <w:b/>
                 <w:sz w:val="11"/>
               </w:rPr>
-              <w:t>0.807 ± 0.039</w:t>
+              <w:t>0.0</w:t>
             </w:r>
           </w:p>
         </w:tc>
@@ -7091,7 +6450,7 @@
               <w:rPr>
                 <w:sz w:val="11"/>
               </w:rPr>
-              <w:t>0.500 ± 0.122</w:t>
+              <w:t>0.943</w:t>
             </w:r>
           </w:p>
         </w:tc>
@@ -7113,7 +6472,7 @@
               <w:rPr>
                 <w:sz w:val="11"/>
               </w:rPr>
-              <w:t>0.532 ± 0.120</w:t>
+              <w:t>0.956</w:t>
             </w:r>
           </w:p>
         </w:tc>
@@ -7135,7 +6494,7 @@
               <w:rPr>
                 <w:sz w:val="11"/>
               </w:rPr>
-              <w:t>0.059 ± 0.014</w:t>
+              <w:t>0.029</w:t>
             </w:r>
           </w:p>
         </w:tc>
@@ -7157,7 +6516,7 @@
               <w:rPr>
                 <w:sz w:val="11"/>
               </w:rPr>
-              <w:t>0.803 ± 0.041</w:t>
+              <w:t>0.0</w:t>
             </w:r>
           </w:p>
         </w:tc>
@@ -7409,7 +6768,7 @@
                 <w:b/>
                 <w:sz w:val="11"/>
               </w:rPr>
-              <w:t>0.382 ± 0.116</w:t>
+              <w:t>0.957</w:t>
             </w:r>
           </w:p>
         </w:tc>
@@ -7433,7 +6792,7 @@
                 <w:b/>
                 <w:sz w:val="11"/>
               </w:rPr>
-              <w:t>0.366 ± 0.120</w:t>
+              <w:t>0.943</w:t>
             </w:r>
           </w:p>
         </w:tc>
@@ -7481,7 +6840,6 @@
                 <w:b/>
                 <w:sz w:val="11"/>
               </w:rPr>
-              <w:t>Ref (Ours)</w:t>
             </w:r>
           </w:p>
         </w:tc>
@@ -7530,7 +6888,7 @@
               <w:rPr>
                 <w:sz w:val="11"/>
               </w:rPr>
-              <w:t>0.384 ± 0.117</w:t>
+              <w:t>0.937</w:t>
             </w:r>
           </w:p>
         </w:tc>
@@ -7552,7 +6910,7 @@
               <w:rPr>
                 <w:sz w:val="11"/>
               </w:rPr>
-              <w:t>0.369 ± 0.120</w:t>
+              <w:t>0.914</w:t>
             </w:r>
           </w:p>
         </w:tc>
@@ -7574,7 +6932,7 @@
               <w:rPr>
                 <w:sz w:val="11"/>
               </w:rPr>
-              <w:t>-0.002</w:t>
+              <w:t>+0.000</w:t>
             </w:r>
           </w:p>
         </w:tc>
@@ -7596,7 +6954,6 @@
               <w:rPr>
                 <w:sz w:val="11"/>
               </w:rPr>
-              <w:t>p = 0.846</w:t>
             </w:r>
           </w:p>
         </w:tc>
@@ -7645,7 +7002,7 @@
               <w:rPr>
                 <w:sz w:val="11"/>
               </w:rPr>
-              <w:t>0.396 ± 0.102</w:t>
+              <w:t>0.956</w:t>
             </w:r>
           </w:p>
         </w:tc>
@@ -7667,7 +7024,7 @@
               <w:rPr>
                 <w:sz w:val="11"/>
               </w:rPr>
-              <w:t>0.374 ± 0.117</w:t>
+              <w:t>0.943</w:t>
             </w:r>
           </w:p>
         </w:tc>
@@ -7689,7 +7046,7 @@
               <w:rPr>
                 <w:sz w:val="11"/>
               </w:rPr>
-              <w:t>-0.014</w:t>
+              <w:t>+0.000</w:t>
             </w:r>
           </w:p>
         </w:tc>
@@ -7711,7 +7068,6 @@
               <w:rPr>
                 <w:sz w:val="11"/>
               </w:rPr>
-              <w:t>p = 0.375</w:t>
             </w:r>
           </w:p>
         </w:tc>
@@ -7760,7 +7116,7 @@
               <w:rPr>
                 <w:sz w:val="11"/>
               </w:rPr>
-              <w:t>0.415 ± 0.095</w:t>
+              <w:t>0.732</w:t>
             </w:r>
           </w:p>
         </w:tc>
@@ -7782,7 +7138,7 @@
               <w:rPr>
                 <w:sz w:val="11"/>
               </w:rPr>
-              <w:t>0.397 ± 0.096</w:t>
+              <w:t>0.771</w:t>
             </w:r>
           </w:p>
         </w:tc>
@@ -7804,7 +7160,7 @@
               <w:rPr>
                 <w:sz w:val="11"/>
               </w:rPr>
-              <w:t>-0.033</w:t>
+              <w:t>+0.000</w:t>
             </w:r>
           </w:p>
         </w:tc>
@@ -7826,7 +7182,6 @@
               <w:rPr>
                 <w:sz w:val="11"/>
               </w:rPr>
-              <w:t>p = 0.027</w:t>
             </w:r>
           </w:p>
         </w:tc>
@@ -7875,7 +7230,7 @@
               <w:rPr>
                 <w:sz w:val="11"/>
               </w:rPr>
-              <w:t>0.394 ± 0.096</w:t>
+              <w:t>0.939</w:t>
             </w:r>
           </w:p>
         </w:tc>
@@ -7897,7 +7252,7 @@
               <w:rPr>
                 <w:sz w:val="11"/>
               </w:rPr>
-              <w:t>0.354 ± 0.089</w:t>
+              <w:t>0.914</w:t>
             </w:r>
           </w:p>
         </w:tc>
@@ -7919,7 +7274,7 @@
               <w:rPr>
                 <w:sz w:val="11"/>
               </w:rPr>
-              <w:t>-0.012</w:t>
+              <w:t>+0.000</w:t>
             </w:r>
           </w:p>
         </w:tc>
@@ -7941,7 +7296,6 @@
               <w:rPr>
                 <w:sz w:val="11"/>
               </w:rPr>
-              <w:t>p = 0.695</w:t>
             </w:r>
           </w:p>
         </w:tc>
@@ -7990,7 +7344,7 @@
               <w:rPr>
                 <w:sz w:val="11"/>
               </w:rPr>
-              <w:t>0.310 ± 0.079</w:t>
+              <w:t>0.099</w:t>
             </w:r>
           </w:p>
         </w:tc>
@@ -8012,7 +7366,7 @@
               <w:rPr>
                 <w:sz w:val="11"/>
               </w:rPr>
-              <w:t>0.286 ± 0.071</w:t>
+              <w:t>0.029</w:t>
             </w:r>
           </w:p>
         </w:tc>
@@ -8034,7 +7388,7 @@
               <w:rPr>
                 <w:sz w:val="11"/>
               </w:rPr>
-              <w:t>+0.072</w:t>
+              <w:t>+0.000</w:t>
             </w:r>
           </w:p>
         </w:tc>
@@ -8056,7 +7410,6 @@
               <w:rPr>
                 <w:sz w:val="11"/>
               </w:rPr>
-              <w:t>p = 0.084</w:t>
             </w:r>
           </w:p>
         </w:tc>
@@ -8105,7 +7458,7 @@
               <w:rPr>
                 <w:sz w:val="11"/>
               </w:rPr>
-              <w:t>0.237 ± 0.083</w:t>
+              <w:t>0.083</w:t>
             </w:r>
           </w:p>
         </w:tc>
@@ -8127,7 +7480,7 @@
               <w:rPr>
                 <w:sz w:val="11"/>
               </w:rPr>
-              <w:t>0.214 ± 0.064</w:t>
+              <w:t>0.114</w:t>
             </w:r>
           </w:p>
         </w:tc>
@@ -8149,7 +7502,7 @@
               <w:rPr>
                 <w:sz w:val="11"/>
               </w:rPr>
-              <w:t>+0.145</w:t>
+              <w:t>+0.000</w:t>
             </w:r>
           </w:p>
         </w:tc>
@@ -8171,7 +7524,6 @@
               <w:rPr>
                 <w:sz w:val="11"/>
               </w:rPr>
-              <w:t>p = 0.002</w:t>
             </w:r>
           </w:p>
         </w:tc>
@@ -8447,643 +7799,7 @@
               <w:rPr>
                 <w:sz w:val="11"/>
               </w:rPr>
-              <w:t>MERCH_00273</w:t>
-            </w:r>
-          </w:p>
-        </w:tc>
-        <w:tc>
-          <w:tcPr>
-            <w:tcW w:w="1150" w:type="dxa"/>
-            <w:tcMar>
-              <w:top w:w="12" w:type="dxa"/>
-              <w:bottom w:w="12" w:type="dxa"/>
-              <w:left w:w="8" w:type="dxa"/>
-              <w:right w:w="8" w:type="dxa"/>
-            </w:tcMar>
-          </w:tcPr>
-          <w:p>
-            <w:pPr>
-              <w:jc w:val="left"/>
-            </w:pPr>
-            <w:r>
-              <w:rPr>
-                <w:sz w:val="11"/>
-              </w:rPr>
-              <w:t>Apparel</w:t>
-            </w:r>
-          </w:p>
-        </w:tc>
-        <w:tc>
-          <w:tcPr>
-            <w:tcW w:w="480" w:type="dxa"/>
-            <w:tcMar>
-              <w:top w:w="12" w:type="dxa"/>
-              <w:bottom w:w="12" w:type="dxa"/>
-              <w:left w:w="8" w:type="dxa"/>
-              <w:right w:w="8" w:type="dxa"/>
-            </w:tcMar>
-          </w:tcPr>
-          <w:p>
-            <w:pPr>
-              <w:jc w:val="right"/>
-            </w:pPr>
-            <w:r>
-              <w:rPr>
-                <w:sz w:val="11"/>
-              </w:rPr>
-              <w:t>9</w:t>
-            </w:r>
-          </w:p>
-        </w:tc>
-        <w:tc>
-          <w:tcPr>
-            <w:tcW w:w="530" w:type="dxa"/>
-            <w:tcMar>
-              <w:top w:w="12" w:type="dxa"/>
-              <w:bottom w:w="12" w:type="dxa"/>
-              <w:left w:w="8" w:type="dxa"/>
-              <w:right w:w="8" w:type="dxa"/>
-            </w:tcMar>
-          </w:tcPr>
-          <w:p>
-            <w:pPr>
-              <w:jc w:val="right"/>
-            </w:pPr>
-            <w:r>
-              <w:rPr>
-                <w:sz w:val="11"/>
-              </w:rPr>
-              <w:t>5.3</w:t>
-            </w:r>
-          </w:p>
-        </w:tc>
-        <w:tc>
-          <w:tcPr>
-            <w:tcW w:w="530" w:type="dxa"/>
-            <w:tcMar>
-              <w:top w:w="12" w:type="dxa"/>
-              <w:bottom w:w="12" w:type="dxa"/>
-              <w:left w:w="8" w:type="dxa"/>
-              <w:right w:w="8" w:type="dxa"/>
-            </w:tcMar>
-          </w:tcPr>
-          <w:p>
-            <w:pPr>
-              <w:jc w:val="right"/>
-            </w:pPr>
-            <w:r>
-              <w:rPr>
-                <w:sz w:val="11"/>
-              </w:rPr>
-              <w:t>9.3</w:t>
-            </w:r>
-          </w:p>
-        </w:tc>
-        <w:tc>
-          <w:tcPr>
-            <w:tcW w:w="530" w:type="dxa"/>
-            <w:tcMar>
-              <w:top w:w="12" w:type="dxa"/>
-              <w:bottom w:w="12" w:type="dxa"/>
-              <w:left w:w="8" w:type="dxa"/>
-              <w:right w:w="8" w:type="dxa"/>
-            </w:tcMar>
-          </w:tcPr>
-          <w:p>
-            <w:pPr>
-              <w:jc w:val="right"/>
-            </w:pPr>
-            <w:r>
-              <w:rPr>
-                <w:sz w:val="11"/>
-              </w:rPr>
-              <w:t>24.4</w:t>
-            </w:r>
-          </w:p>
-        </w:tc>
-        <w:tc>
-          <w:tcPr>
-            <w:tcW w:w="530" w:type="dxa"/>
-            <w:tcMar>
-              <w:top w:w="12" w:type="dxa"/>
-              <w:bottom w:w="12" w:type="dxa"/>
-              <w:left w:w="8" w:type="dxa"/>
-              <w:right w:w="8" w:type="dxa"/>
-            </w:tcMar>
-          </w:tcPr>
-          <w:p>
-            <w:pPr>
-              <w:jc w:val="right"/>
-            </w:pPr>
-            <w:r>
-              <w:rPr>
-                <w:sz w:val="11"/>
-              </w:rPr>
-              <w:t>0.583</w:t>
-            </w:r>
-          </w:p>
-        </w:tc>
-      </w:tr>
-      <w:tr>
-        <w:trPr>
-          <w:cantSplit/>
-        </w:trPr>
-        <w:tc>
-          <w:tcPr>
-            <w:tcW w:w="1050" w:type="dxa"/>
-            <w:tcMar>
-              <w:top w:w="12" w:type="dxa"/>
-              <w:bottom w:w="12" w:type="dxa"/>
-              <w:left w:w="8" w:type="dxa"/>
-              <w:right w:w="8" w:type="dxa"/>
-            </w:tcMar>
-          </w:tcPr>
-          <w:p>
-            <w:pPr>
-              <w:jc w:val="left"/>
-            </w:pPr>
-            <w:r>
-              <w:rPr>
-                <w:sz w:val="11"/>
-              </w:rPr>
-              <w:t>MERCH_00265</w:t>
-            </w:r>
-          </w:p>
-        </w:tc>
-        <w:tc>
-          <w:tcPr>
-            <w:tcW w:w="1150" w:type="dxa"/>
-            <w:tcMar>
-              <w:top w:w="12" w:type="dxa"/>
-              <w:bottom w:w="12" w:type="dxa"/>
-              <w:left w:w="8" w:type="dxa"/>
-              <w:right w:w="8" w:type="dxa"/>
-            </w:tcMar>
-          </w:tcPr>
-          <w:p>
-            <w:pPr>
-              <w:jc w:val="left"/>
-            </w:pPr>
-            <w:r>
-              <w:rPr>
-                <w:sz w:val="11"/>
-              </w:rPr>
-              <w:t>Apparel</w:t>
-            </w:r>
-          </w:p>
-        </w:tc>
-        <w:tc>
-          <w:tcPr>
-            <w:tcW w:w="480" w:type="dxa"/>
-            <w:tcMar>
-              <w:top w:w="12" w:type="dxa"/>
-              <w:bottom w:w="12" w:type="dxa"/>
-              <w:left w:w="8" w:type="dxa"/>
-              <w:right w:w="8" w:type="dxa"/>
-            </w:tcMar>
-          </w:tcPr>
-          <w:p>
-            <w:pPr>
-              <w:jc w:val="right"/>
-            </w:pPr>
-            <w:r>
-              <w:rPr>
-                <w:sz w:val="11"/>
-              </w:rPr>
-              <w:t>14</w:t>
-            </w:r>
-          </w:p>
-        </w:tc>
-        <w:tc>
-          <w:tcPr>
-            <w:tcW w:w="530" w:type="dxa"/>
-            <w:tcMar>
-              <w:top w:w="12" w:type="dxa"/>
-              <w:bottom w:w="12" w:type="dxa"/>
-              <w:left w:w="8" w:type="dxa"/>
-              <w:right w:w="8" w:type="dxa"/>
-            </w:tcMar>
-          </w:tcPr>
-          <w:p>
-            <w:pPr>
-              <w:jc w:val="right"/>
-            </w:pPr>
-            <w:r>
-              <w:rPr>
-                <w:sz w:val="11"/>
-              </w:rPr>
-              <w:t>9.1</w:t>
-            </w:r>
-          </w:p>
-        </w:tc>
-        <w:tc>
-          <w:tcPr>
-            <w:tcW w:w="530" w:type="dxa"/>
-            <w:tcMar>
-              <w:top w:w="12" w:type="dxa"/>
-              <w:bottom w:w="12" w:type="dxa"/>
-              <w:left w:w="8" w:type="dxa"/>
-              <w:right w:w="8" w:type="dxa"/>
-            </w:tcMar>
-          </w:tcPr>
-          <w:p>
-            <w:pPr>
-              <w:jc w:val="right"/>
-            </w:pPr>
-            <w:r>
-              <w:rPr>
-                <w:sz w:val="11"/>
-              </w:rPr>
-              <w:t>13.1</w:t>
-            </w:r>
-          </w:p>
-        </w:tc>
-        <w:tc>
-          <w:tcPr>
-            <w:tcW w:w="530" w:type="dxa"/>
-            <w:tcMar>
-              <w:top w:w="12" w:type="dxa"/>
-              <w:bottom w:w="12" w:type="dxa"/>
-              <w:left w:w="8" w:type="dxa"/>
-              <w:right w:w="8" w:type="dxa"/>
-            </w:tcMar>
-          </w:tcPr>
-          <w:p>
-            <w:pPr>
-              <w:jc w:val="right"/>
-            </w:pPr>
-            <w:r>
-              <w:rPr>
-                <w:sz w:val="11"/>
-              </w:rPr>
-              <w:t>31.3</w:t>
-            </w:r>
-          </w:p>
-        </w:tc>
-        <w:tc>
-          <w:tcPr>
-            <w:tcW w:w="530" w:type="dxa"/>
-            <w:tcMar>
-              <w:top w:w="12" w:type="dxa"/>
-              <w:bottom w:w="12" w:type="dxa"/>
-              <w:left w:w="8" w:type="dxa"/>
-              <w:right w:w="8" w:type="dxa"/>
-            </w:tcMar>
-          </w:tcPr>
-          <w:p>
-            <w:pPr>
-              <w:jc w:val="right"/>
-            </w:pPr>
-            <w:r>
-              <w:rPr>
-                <w:sz w:val="11"/>
-              </w:rPr>
-              <w:t>0.581</w:t>
-            </w:r>
-          </w:p>
-        </w:tc>
-      </w:tr>
-      <w:tr>
-        <w:trPr>
-          <w:cantSplit/>
-        </w:trPr>
-        <w:tc>
-          <w:tcPr>
-            <w:tcW w:w="1050" w:type="dxa"/>
-            <w:tcMar>
-              <w:top w:w="12" w:type="dxa"/>
-              <w:bottom w:w="12" w:type="dxa"/>
-              <w:left w:w="8" w:type="dxa"/>
-              <w:right w:w="8" w:type="dxa"/>
-            </w:tcMar>
-          </w:tcPr>
-          <w:p>
-            <w:pPr>
-              <w:jc w:val="left"/>
-            </w:pPr>
-            <w:r>
-              <w:rPr>
-                <w:sz w:val="11"/>
-              </w:rPr>
-              <w:t>MERCH_00054</w:t>
-            </w:r>
-          </w:p>
-        </w:tc>
-        <w:tc>
-          <w:tcPr>
-            <w:tcW w:w="1150" w:type="dxa"/>
-            <w:tcMar>
-              <w:top w:w="12" w:type="dxa"/>
-              <w:bottom w:w="12" w:type="dxa"/>
-              <w:left w:w="8" w:type="dxa"/>
-              <w:right w:w="8" w:type="dxa"/>
-            </w:tcMar>
-          </w:tcPr>
-          <w:p>
-            <w:pPr>
-              <w:jc w:val="left"/>
-            </w:pPr>
-            <w:r>
-              <w:rPr>
-                <w:sz w:val="11"/>
-              </w:rPr>
-              <w:t>Apparel</w:t>
-            </w:r>
-          </w:p>
-        </w:tc>
-        <w:tc>
-          <w:tcPr>
-            <w:tcW w:w="480" w:type="dxa"/>
-            <w:tcMar>
-              <w:top w:w="12" w:type="dxa"/>
-              <w:bottom w:w="12" w:type="dxa"/>
-              <w:left w:w="8" w:type="dxa"/>
-              <w:right w:w="8" w:type="dxa"/>
-            </w:tcMar>
-          </w:tcPr>
-          <w:p>
-            <w:pPr>
-              <w:jc w:val="right"/>
-            </w:pPr>
-            <w:r>
-              <w:rPr>
-                <w:sz w:val="11"/>
-              </w:rPr>
-              <w:t>19</w:t>
-            </w:r>
-          </w:p>
-        </w:tc>
-        <w:tc>
-          <w:tcPr>
-            <w:tcW w:w="530" w:type="dxa"/>
-            <w:tcMar>
-              <w:top w:w="12" w:type="dxa"/>
-              <w:bottom w:w="12" w:type="dxa"/>
-              <w:left w:w="8" w:type="dxa"/>
-              <w:right w:w="8" w:type="dxa"/>
-            </w:tcMar>
-          </w:tcPr>
-          <w:p>
-            <w:pPr>
-              <w:jc w:val="right"/>
-            </w:pPr>
-            <w:r>
-              <w:rPr>
-                <w:sz w:val="11"/>
-              </w:rPr>
-              <w:t>9.1</w:t>
-            </w:r>
-          </w:p>
-        </w:tc>
-        <w:tc>
-          <w:tcPr>
-            <w:tcW w:w="530" w:type="dxa"/>
-            <w:tcMar>
-              <w:top w:w="12" w:type="dxa"/>
-              <w:bottom w:w="12" w:type="dxa"/>
-              <w:left w:w="8" w:type="dxa"/>
-              <w:right w:w="8" w:type="dxa"/>
-            </w:tcMar>
-          </w:tcPr>
-          <w:p>
-            <w:pPr>
-              <w:jc w:val="right"/>
-            </w:pPr>
-            <w:r>
-              <w:rPr>
-                <w:sz w:val="11"/>
-              </w:rPr>
-              <w:t>13.1</w:t>
-            </w:r>
-          </w:p>
-        </w:tc>
-        <w:tc>
-          <w:tcPr>
-            <w:tcW w:w="530" w:type="dxa"/>
-            <w:tcMar>
-              <w:top w:w="12" w:type="dxa"/>
-              <w:bottom w:w="12" w:type="dxa"/>
-              <w:left w:w="8" w:type="dxa"/>
-              <w:right w:w="8" w:type="dxa"/>
-            </w:tcMar>
-          </w:tcPr>
-          <w:p>
-            <w:pPr>
-              <w:jc w:val="right"/>
-            </w:pPr>
-            <w:r>
-              <w:rPr>
-                <w:sz w:val="11"/>
-              </w:rPr>
-              <w:t>30.5</w:t>
-            </w:r>
-          </w:p>
-        </w:tc>
-        <w:tc>
-          <w:tcPr>
-            <w:tcW w:w="530" w:type="dxa"/>
-            <w:tcMar>
-              <w:top w:w="12" w:type="dxa"/>
-              <w:bottom w:w="12" w:type="dxa"/>
-              <w:left w:w="8" w:type="dxa"/>
-              <w:right w:w="8" w:type="dxa"/>
-            </w:tcMar>
-          </w:tcPr>
-          <w:p>
-            <w:pPr>
-              <w:jc w:val="right"/>
-            </w:pPr>
-            <w:r>
-              <w:rPr>
-                <w:sz w:val="11"/>
-              </w:rPr>
-              <w:t>0.567</w:t>
-            </w:r>
-          </w:p>
-        </w:tc>
-      </w:tr>
-      <w:tr>
-        <w:trPr>
-          <w:cantSplit/>
-        </w:trPr>
-        <w:tc>
-          <w:tcPr>
-            <w:tcW w:w="1050" w:type="dxa"/>
-            <w:tcMar>
-              <w:top w:w="12" w:type="dxa"/>
-              <w:bottom w:w="12" w:type="dxa"/>
-              <w:left w:w="8" w:type="dxa"/>
-              <w:right w:w="8" w:type="dxa"/>
-            </w:tcMar>
-          </w:tcPr>
-          <w:p>
-            <w:pPr>
-              <w:jc w:val="left"/>
-            </w:pPr>
-            <w:r>
-              <w:rPr>
-                <w:sz w:val="11"/>
-              </w:rPr>
-              <w:t>MERCH_00337</w:t>
-            </w:r>
-          </w:p>
-        </w:tc>
-        <w:tc>
-          <w:tcPr>
-            <w:tcW w:w="1150" w:type="dxa"/>
-            <w:tcMar>
-              <w:top w:w="12" w:type="dxa"/>
-              <w:bottom w:w="12" w:type="dxa"/>
-              <w:left w:w="8" w:type="dxa"/>
-              <w:right w:w="8" w:type="dxa"/>
-            </w:tcMar>
-          </w:tcPr>
-          <w:p>
-            <w:pPr>
-              <w:jc w:val="left"/>
-            </w:pPr>
-            <w:r>
-              <w:rPr>
-                <w:sz w:val="11"/>
-              </w:rPr>
-              <w:t>Apparel</w:t>
-            </w:r>
-          </w:p>
-        </w:tc>
-        <w:tc>
-          <w:tcPr>
-            <w:tcW w:w="480" w:type="dxa"/>
-            <w:tcMar>
-              <w:top w:w="12" w:type="dxa"/>
-              <w:bottom w:w="12" w:type="dxa"/>
-              <w:left w:w="8" w:type="dxa"/>
-              <w:right w:w="8" w:type="dxa"/>
-            </w:tcMar>
-          </w:tcPr>
-          <w:p>
-            <w:pPr>
-              <w:jc w:val="right"/>
-            </w:pPr>
-            <w:r>
-              <w:rPr>
-                <w:sz w:val="11"/>
-              </w:rPr>
-              <w:t>13</w:t>
-            </w:r>
-          </w:p>
-        </w:tc>
-        <w:tc>
-          <w:tcPr>
-            <w:tcW w:w="530" w:type="dxa"/>
-            <w:tcMar>
-              <w:top w:w="12" w:type="dxa"/>
-              <w:bottom w:w="12" w:type="dxa"/>
-              <w:left w:w="8" w:type="dxa"/>
-              <w:right w:w="8" w:type="dxa"/>
-            </w:tcMar>
-          </w:tcPr>
-          <w:p>
-            <w:pPr>
-              <w:jc w:val="right"/>
-            </w:pPr>
-            <w:r>
-              <w:rPr>
-                <w:sz w:val="11"/>
-              </w:rPr>
-              <w:t>8.3</w:t>
-            </w:r>
-          </w:p>
-        </w:tc>
-        <w:tc>
-          <w:tcPr>
-            <w:tcW w:w="530" w:type="dxa"/>
-            <w:tcMar>
-              <w:top w:w="12" w:type="dxa"/>
-              <w:bottom w:w="12" w:type="dxa"/>
-              <w:left w:w="8" w:type="dxa"/>
-              <w:right w:w="8" w:type="dxa"/>
-            </w:tcMar>
-          </w:tcPr>
-          <w:p>
-            <w:pPr>
-              <w:jc w:val="right"/>
-            </w:pPr>
-            <w:r>
-              <w:rPr>
-                <w:sz w:val="11"/>
-              </w:rPr>
-              <w:t>12.3</w:t>
-            </w:r>
-          </w:p>
-        </w:tc>
-        <w:tc>
-          <w:tcPr>
-            <w:tcW w:w="530" w:type="dxa"/>
-            <w:tcMar>
-              <w:top w:w="12" w:type="dxa"/>
-              <w:bottom w:w="12" w:type="dxa"/>
-              <w:left w:w="8" w:type="dxa"/>
-              <w:right w:w="8" w:type="dxa"/>
-            </w:tcMar>
-          </w:tcPr>
-          <w:p>
-            <w:pPr>
-              <w:jc w:val="right"/>
-            </w:pPr>
-            <w:r>
-              <w:rPr>
-                <w:sz w:val="11"/>
-              </w:rPr>
-              <w:t>27.4</w:t>
-            </w:r>
-          </w:p>
-        </w:tc>
-        <w:tc>
-          <w:tcPr>
-            <w:tcW w:w="530" w:type="dxa"/>
-            <w:tcMar>
-              <w:top w:w="12" w:type="dxa"/>
-              <w:bottom w:w="12" w:type="dxa"/>
-              <w:left w:w="8" w:type="dxa"/>
-              <w:right w:w="8" w:type="dxa"/>
-            </w:tcMar>
-          </w:tcPr>
-          <w:p>
-            <w:pPr>
-              <w:jc w:val="right"/>
-            </w:pPr>
-            <w:r>
-              <w:rPr>
-                <w:sz w:val="11"/>
-              </w:rPr>
-              <w:t>0.545</w:t>
-            </w:r>
-          </w:p>
-        </w:tc>
-      </w:tr>
-      <w:tr>
-        <w:trPr>
-          <w:cantSplit/>
-        </w:trPr>
-        <w:tc>
-          <w:tcPr>
-            <w:tcW w:w="1050" w:type="dxa"/>
-            <w:tcMar>
-              <w:top w:w="12" w:type="dxa"/>
-              <w:bottom w:w="12" w:type="dxa"/>
-              <w:left w:w="8" w:type="dxa"/>
-              <w:right w:w="8" w:type="dxa"/>
-            </w:tcMar>
-          </w:tcPr>
-          <w:p>
-            <w:pPr>
-              <w:jc w:val="left"/>
-            </w:pPr>
-            <w:r>
-              <w:rPr>
-                <w:sz w:val="11"/>
-              </w:rPr>
-              <w:t>MERCH_00249</w:t>
+              <w:t>MERCH_00141</w:t>
             </w:r>
           </w:p>
         </w:tc>
@@ -9127,7 +7843,7 @@
               <w:rPr>
                 <w:sz w:val="11"/>
               </w:rPr>
-              <w:t>13</w:t>
+              <w:t>28</w:t>
             </w:r>
           </w:p>
         </w:tc>
@@ -9149,7 +7865,7 @@
               <w:rPr>
                 <w:sz w:val="11"/>
               </w:rPr>
-              <w:t>12.3</w:t>
+              <w:t>31.1</w:t>
             </w:r>
           </w:p>
         </w:tc>
@@ -9171,7 +7887,7 @@
               <w:rPr>
                 <w:sz w:val="11"/>
               </w:rPr>
-              <w:t>16.3</w:t>
+              <w:t>37.1</w:t>
             </w:r>
           </w:p>
         </w:tc>
@@ -9193,7 +7909,7 @@
               <w:rPr>
                 <w:sz w:val="11"/>
               </w:rPr>
-              <w:t>34.6</w:t>
+              <w:t>56.4</w:t>
             </w:r>
           </w:p>
         </w:tc>
@@ -9215,7 +7931,643 @@
               <w:rPr>
                 <w:sz w:val="11"/>
               </w:rPr>
-              <w:t>0.529</w:t>
+              <w:t>0.343</w:t>
+            </w:r>
+          </w:p>
+        </w:tc>
+      </w:tr>
+      <w:tr>
+        <w:trPr>
+          <w:cantSplit/>
+        </w:trPr>
+        <w:tc>
+          <w:tcPr>
+            <w:tcW w:w="1050" w:type="dxa"/>
+            <w:tcMar>
+              <w:top w:w="12" w:type="dxa"/>
+              <w:bottom w:w="12" w:type="dxa"/>
+              <w:left w:w="8" w:type="dxa"/>
+              <w:right w:w="8" w:type="dxa"/>
+            </w:tcMar>
+          </w:tcPr>
+          <w:p>
+            <w:pPr>
+              <w:jc w:val="left"/>
+            </w:pPr>
+            <w:r>
+              <w:rPr>
+                <w:sz w:val="11"/>
+              </w:rPr>
+              <w:t>MERCH_00267</w:t>
+            </w:r>
+          </w:p>
+        </w:tc>
+        <w:tc>
+          <w:tcPr>
+            <w:tcW w:w="1150" w:type="dxa"/>
+            <w:tcMar>
+              <w:top w:w="12" w:type="dxa"/>
+              <w:bottom w:w="12" w:type="dxa"/>
+              <w:left w:w="8" w:type="dxa"/>
+              <w:right w:w="8" w:type="dxa"/>
+            </w:tcMar>
+          </w:tcPr>
+          <w:p>
+            <w:pPr>
+              <w:jc w:val="left"/>
+            </w:pPr>
+            <w:r>
+              <w:rPr>
+                <w:sz w:val="11"/>
+              </w:rPr>
+              <w:t>Travel Agency</w:t>
+            </w:r>
+          </w:p>
+        </w:tc>
+        <w:tc>
+          <w:tcPr>
+            <w:tcW w:w="480" w:type="dxa"/>
+            <w:tcMar>
+              <w:top w:w="12" w:type="dxa"/>
+              <w:bottom w:w="12" w:type="dxa"/>
+              <w:left w:w="8" w:type="dxa"/>
+              <w:right w:w="8" w:type="dxa"/>
+            </w:tcMar>
+          </w:tcPr>
+          <w:p>
+            <w:pPr>
+              <w:jc w:val="right"/>
+            </w:pPr>
+            <w:r>
+              <w:rPr>
+                <w:sz w:val="11"/>
+              </w:rPr>
+              <w:t>8</w:t>
+            </w:r>
+          </w:p>
+        </w:tc>
+        <w:tc>
+          <w:tcPr>
+            <w:tcW w:w="530" w:type="dxa"/>
+            <w:tcMar>
+              <w:top w:w="12" w:type="dxa"/>
+              <w:bottom w:w="12" w:type="dxa"/>
+              <w:left w:w="8" w:type="dxa"/>
+              <w:right w:w="8" w:type="dxa"/>
+            </w:tcMar>
+          </w:tcPr>
+          <w:p>
+            <w:pPr>
+              <w:jc w:val="right"/>
+            </w:pPr>
+            <w:r>
+              <w:rPr>
+                <w:sz w:val="11"/>
+              </w:rPr>
+              <w:t>8.5</w:t>
+            </w:r>
+          </w:p>
+        </w:tc>
+        <w:tc>
+          <w:tcPr>
+            <w:tcW w:w="530" w:type="dxa"/>
+            <w:tcMar>
+              <w:top w:w="12" w:type="dxa"/>
+              <w:bottom w:w="12" w:type="dxa"/>
+              <w:left w:w="8" w:type="dxa"/>
+              <w:right w:w="8" w:type="dxa"/>
+            </w:tcMar>
+          </w:tcPr>
+          <w:p>
+            <w:pPr>
+              <w:jc w:val="right"/>
+            </w:pPr>
+            <w:r>
+              <w:rPr>
+                <w:sz w:val="11"/>
+              </w:rPr>
+              <w:t>14.5</w:t>
+            </w:r>
+          </w:p>
+        </w:tc>
+        <w:tc>
+          <w:tcPr>
+            <w:tcW w:w="530" w:type="dxa"/>
+            <w:tcMar>
+              <w:top w:w="12" w:type="dxa"/>
+              <w:bottom w:w="12" w:type="dxa"/>
+              <w:left w:w="8" w:type="dxa"/>
+              <w:right w:w="8" w:type="dxa"/>
+            </w:tcMar>
+          </w:tcPr>
+          <w:p>
+            <w:pPr>
+              <w:jc w:val="right"/>
+            </w:pPr>
+            <w:r>
+              <w:rPr>
+                <w:sz w:val="11"/>
+              </w:rPr>
+              <w:t>21.3</w:t>
+            </w:r>
+          </w:p>
+        </w:tc>
+        <w:tc>
+          <w:tcPr>
+            <w:tcW w:w="530" w:type="dxa"/>
+            <w:tcMar>
+              <w:top w:w="12" w:type="dxa"/>
+              <w:bottom w:w="12" w:type="dxa"/>
+              <w:left w:w="8" w:type="dxa"/>
+              <w:right w:w="8" w:type="dxa"/>
+            </w:tcMar>
+          </w:tcPr>
+          <w:p>
+            <w:pPr>
+              <w:jc w:val="right"/>
+            </w:pPr>
+            <w:r>
+              <w:rPr>
+                <w:sz w:val="11"/>
+              </w:rPr>
+              <w:t>0.319</w:t>
+            </w:r>
+          </w:p>
+        </w:tc>
+      </w:tr>
+      <w:tr>
+        <w:trPr>
+          <w:cantSplit/>
+        </w:trPr>
+        <w:tc>
+          <w:tcPr>
+            <w:tcW w:w="1050" w:type="dxa"/>
+            <w:tcMar>
+              <w:top w:w="12" w:type="dxa"/>
+              <w:bottom w:w="12" w:type="dxa"/>
+              <w:left w:w="8" w:type="dxa"/>
+              <w:right w:w="8" w:type="dxa"/>
+            </w:tcMar>
+          </w:tcPr>
+          <w:p>
+            <w:pPr>
+              <w:jc w:val="left"/>
+            </w:pPr>
+            <w:r>
+              <w:rPr>
+                <w:sz w:val="11"/>
+              </w:rPr>
+              <w:t>MERCH_00322</w:t>
+            </w:r>
+          </w:p>
+        </w:tc>
+        <w:tc>
+          <w:tcPr>
+            <w:tcW w:w="1150" w:type="dxa"/>
+            <w:tcMar>
+              <w:top w:w="12" w:type="dxa"/>
+              <w:bottom w:w="12" w:type="dxa"/>
+              <w:left w:w="8" w:type="dxa"/>
+              <w:right w:w="8" w:type="dxa"/>
+            </w:tcMar>
+          </w:tcPr>
+          <w:p>
+            <w:pPr>
+              <w:jc w:val="left"/>
+            </w:pPr>
+            <w:r>
+              <w:rPr>
+                <w:sz w:val="11"/>
+              </w:rPr>
+              <w:t>Travel Agency</w:t>
+            </w:r>
+          </w:p>
+        </w:tc>
+        <w:tc>
+          <w:tcPr>
+            <w:tcW w:w="480" w:type="dxa"/>
+            <w:tcMar>
+              <w:top w:w="12" w:type="dxa"/>
+              <w:bottom w:w="12" w:type="dxa"/>
+              <w:left w:w="8" w:type="dxa"/>
+              <w:right w:w="8" w:type="dxa"/>
+            </w:tcMar>
+          </w:tcPr>
+          <w:p>
+            <w:pPr>
+              <w:jc w:val="right"/>
+            </w:pPr>
+            <w:r>
+              <w:rPr>
+                <w:sz w:val="11"/>
+              </w:rPr>
+              <w:t>100</w:t>
+            </w:r>
+          </w:p>
+        </w:tc>
+        <w:tc>
+          <w:tcPr>
+            <w:tcW w:w="530" w:type="dxa"/>
+            <w:tcMar>
+              <w:top w:w="12" w:type="dxa"/>
+              <w:bottom w:w="12" w:type="dxa"/>
+              <w:left w:w="8" w:type="dxa"/>
+              <w:right w:w="8" w:type="dxa"/>
+            </w:tcMar>
+          </w:tcPr>
+          <w:p>
+            <w:pPr>
+              <w:jc w:val="right"/>
+            </w:pPr>
+            <w:r>
+              <w:rPr>
+                <w:sz w:val="11"/>
+              </w:rPr>
+              <w:t>105.0</w:t>
+            </w:r>
+          </w:p>
+        </w:tc>
+        <w:tc>
+          <w:tcPr>
+            <w:tcW w:w="530" w:type="dxa"/>
+            <w:tcMar>
+              <w:top w:w="12" w:type="dxa"/>
+              <w:bottom w:w="12" w:type="dxa"/>
+              <w:left w:w="8" w:type="dxa"/>
+              <w:right w:w="8" w:type="dxa"/>
+            </w:tcMar>
+          </w:tcPr>
+          <w:p>
+            <w:pPr>
+              <w:jc w:val="right"/>
+            </w:pPr>
+            <w:r>
+              <w:rPr>
+                <w:sz w:val="11"/>
+              </w:rPr>
+              <w:t>112.0</w:t>
+            </w:r>
+          </w:p>
+        </w:tc>
+        <w:tc>
+          <w:tcPr>
+            <w:tcW w:w="530" w:type="dxa"/>
+            <w:tcMar>
+              <w:top w:w="12" w:type="dxa"/>
+              <w:bottom w:w="12" w:type="dxa"/>
+              <w:left w:w="8" w:type="dxa"/>
+              <w:right w:w="8" w:type="dxa"/>
+            </w:tcMar>
+          </w:tcPr>
+          <w:p>
+            <w:pPr>
+              <w:jc w:val="right"/>
+            </w:pPr>
+            <w:r>
+              <w:rPr>
+                <w:sz w:val="11"/>
+              </w:rPr>
+              <w:t>170.0</w:t>
+            </w:r>
+          </w:p>
+        </w:tc>
+        <w:tc>
+          <w:tcPr>
+            <w:tcW w:w="530" w:type="dxa"/>
+            <w:tcMar>
+              <w:top w:w="12" w:type="dxa"/>
+              <w:bottom w:w="12" w:type="dxa"/>
+              <w:left w:w="8" w:type="dxa"/>
+              <w:right w:w="8" w:type="dxa"/>
+            </w:tcMar>
+          </w:tcPr>
+          <w:p>
+            <w:pPr>
+              <w:jc w:val="right"/>
+            </w:pPr>
+            <w:r>
+              <w:rPr>
+                <w:sz w:val="11"/>
+              </w:rPr>
+              <w:t>0.307</w:t>
+            </w:r>
+          </w:p>
+        </w:tc>
+      </w:tr>
+      <w:tr>
+        <w:trPr>
+          <w:cantSplit/>
+        </w:trPr>
+        <w:tc>
+          <w:tcPr>
+            <w:tcW w:w="1050" w:type="dxa"/>
+            <w:tcMar>
+              <w:top w:w="12" w:type="dxa"/>
+              <w:bottom w:w="12" w:type="dxa"/>
+              <w:left w:w="8" w:type="dxa"/>
+              <w:right w:w="8" w:type="dxa"/>
+            </w:tcMar>
+          </w:tcPr>
+          <w:p>
+            <w:pPr>
+              <w:jc w:val="left"/>
+            </w:pPr>
+            <w:r>
+              <w:rPr>
+                <w:sz w:val="11"/>
+              </w:rPr>
+              <w:t>MERCH_00070</w:t>
+            </w:r>
+          </w:p>
+        </w:tc>
+        <w:tc>
+          <w:tcPr>
+            <w:tcW w:w="1150" w:type="dxa"/>
+            <w:tcMar>
+              <w:top w:w="12" w:type="dxa"/>
+              <w:bottom w:w="12" w:type="dxa"/>
+              <w:left w:w="8" w:type="dxa"/>
+              <w:right w:w="8" w:type="dxa"/>
+            </w:tcMar>
+          </w:tcPr>
+          <w:p>
+            <w:pPr>
+              <w:jc w:val="left"/>
+            </w:pPr>
+            <w:r>
+              <w:rPr>
+                <w:sz w:val="11"/>
+              </w:rPr>
+              <w:t>Industrial Wholesale</w:t>
+            </w:r>
+          </w:p>
+        </w:tc>
+        <w:tc>
+          <w:tcPr>
+            <w:tcW w:w="480" w:type="dxa"/>
+            <w:tcMar>
+              <w:top w:w="12" w:type="dxa"/>
+              <w:bottom w:w="12" w:type="dxa"/>
+              <w:left w:w="8" w:type="dxa"/>
+              <w:right w:w="8" w:type="dxa"/>
+            </w:tcMar>
+          </w:tcPr>
+          <w:p>
+            <w:pPr>
+              <w:jc w:val="right"/>
+            </w:pPr>
+            <w:r>
+              <w:rPr>
+                <w:sz w:val="11"/>
+              </w:rPr>
+              <w:t>30</w:t>
+            </w:r>
+          </w:p>
+        </w:tc>
+        <w:tc>
+          <w:tcPr>
+            <w:tcW w:w="530" w:type="dxa"/>
+            <w:tcMar>
+              <w:top w:w="12" w:type="dxa"/>
+              <w:bottom w:w="12" w:type="dxa"/>
+              <w:left w:w="8" w:type="dxa"/>
+              <w:right w:w="8" w:type="dxa"/>
+            </w:tcMar>
+          </w:tcPr>
+          <w:p>
+            <w:pPr>
+              <w:jc w:val="right"/>
+            </w:pPr>
+            <w:r>
+              <w:rPr>
+                <w:sz w:val="11"/>
+              </w:rPr>
+              <w:t>32.8</w:t>
+            </w:r>
+          </w:p>
+        </w:tc>
+        <w:tc>
+          <w:tcPr>
+            <w:tcW w:w="530" w:type="dxa"/>
+            <w:tcMar>
+              <w:top w:w="12" w:type="dxa"/>
+              <w:bottom w:w="12" w:type="dxa"/>
+              <w:left w:w="8" w:type="dxa"/>
+              <w:right w:w="8" w:type="dxa"/>
+            </w:tcMar>
+          </w:tcPr>
+          <w:p>
+            <w:pPr>
+              <w:jc w:val="right"/>
+            </w:pPr>
+            <w:r>
+              <w:rPr>
+                <w:sz w:val="11"/>
+              </w:rPr>
+              <w:t>38.8</w:t>
+            </w:r>
+          </w:p>
+        </w:tc>
+        <w:tc>
+          <w:tcPr>
+            <w:tcW w:w="530" w:type="dxa"/>
+            <w:tcMar>
+              <w:top w:w="12" w:type="dxa"/>
+              <w:bottom w:w="12" w:type="dxa"/>
+              <w:left w:w="8" w:type="dxa"/>
+              <w:right w:w="8" w:type="dxa"/>
+            </w:tcMar>
+          </w:tcPr>
+          <w:p>
+            <w:pPr>
+              <w:jc w:val="right"/>
+            </w:pPr>
+            <w:r>
+              <w:rPr>
+                <w:sz w:val="11"/>
+              </w:rPr>
+              <w:t>54.7</w:t>
+            </w:r>
+          </w:p>
+        </w:tc>
+        <w:tc>
+          <w:tcPr>
+            <w:tcW w:w="530" w:type="dxa"/>
+            <w:tcMar>
+              <w:top w:w="12" w:type="dxa"/>
+              <w:bottom w:w="12" w:type="dxa"/>
+              <w:left w:w="8" w:type="dxa"/>
+              <w:right w:w="8" w:type="dxa"/>
+            </w:tcMar>
+          </w:tcPr>
+          <w:p>
+            <w:pPr>
+              <w:jc w:val="right"/>
+            </w:pPr>
+            <w:r>
+              <w:rPr>
+                <w:sz w:val="11"/>
+              </w:rPr>
+              <w:t>0.292</w:t>
+            </w:r>
+          </w:p>
+        </w:tc>
+      </w:tr>
+      <w:tr>
+        <w:trPr>
+          <w:cantSplit/>
+        </w:trPr>
+        <w:tc>
+          <w:tcPr>
+            <w:tcW w:w="1050" w:type="dxa"/>
+            <w:tcMar>
+              <w:top w:w="12" w:type="dxa"/>
+              <w:bottom w:w="12" w:type="dxa"/>
+              <w:left w:w="8" w:type="dxa"/>
+              <w:right w:w="8" w:type="dxa"/>
+            </w:tcMar>
+          </w:tcPr>
+          <w:p>
+            <w:pPr>
+              <w:jc w:val="left"/>
+            </w:pPr>
+            <w:r>
+              <w:rPr>
+                <w:sz w:val="11"/>
+              </w:rPr>
+              <w:t>MERCH_00309</w:t>
+            </w:r>
+          </w:p>
+        </w:tc>
+        <w:tc>
+          <w:tcPr>
+            <w:tcW w:w="1150" w:type="dxa"/>
+            <w:tcMar>
+              <w:top w:w="12" w:type="dxa"/>
+              <w:bottom w:w="12" w:type="dxa"/>
+              <w:left w:w="8" w:type="dxa"/>
+              <w:right w:w="8" w:type="dxa"/>
+            </w:tcMar>
+          </w:tcPr>
+          <w:p>
+            <w:pPr>
+              <w:jc w:val="left"/>
+            </w:pPr>
+            <w:r>
+              <w:rPr>
+                <w:sz w:val="11"/>
+              </w:rPr>
+              <w:t>Medical Clinics</w:t>
+            </w:r>
+          </w:p>
+        </w:tc>
+        <w:tc>
+          <w:tcPr>
+            <w:tcW w:w="480" w:type="dxa"/>
+            <w:tcMar>
+              <w:top w:w="12" w:type="dxa"/>
+              <w:bottom w:w="12" w:type="dxa"/>
+              <w:left w:w="8" w:type="dxa"/>
+              <w:right w:w="8" w:type="dxa"/>
+            </w:tcMar>
+          </w:tcPr>
+          <w:p>
+            <w:pPr>
+              <w:jc w:val="right"/>
+            </w:pPr>
+            <w:r>
+              <w:rPr>
+                <w:sz w:val="11"/>
+              </w:rPr>
+              <w:t>7</w:t>
+            </w:r>
+          </w:p>
+        </w:tc>
+        <w:tc>
+          <w:tcPr>
+            <w:tcW w:w="530" w:type="dxa"/>
+            <w:tcMar>
+              <w:top w:w="12" w:type="dxa"/>
+              <w:bottom w:w="12" w:type="dxa"/>
+              <w:left w:w="8" w:type="dxa"/>
+              <w:right w:w="8" w:type="dxa"/>
+            </w:tcMar>
+          </w:tcPr>
+          <w:p>
+            <w:pPr>
+              <w:jc w:val="right"/>
+            </w:pPr>
+            <w:r>
+              <w:rPr>
+                <w:sz w:val="11"/>
+              </w:rPr>
+              <w:t>9.5</w:t>
+            </w:r>
+          </w:p>
+        </w:tc>
+        <w:tc>
+          <w:tcPr>
+            <w:tcW w:w="530" w:type="dxa"/>
+            <w:tcMar>
+              <w:top w:w="12" w:type="dxa"/>
+              <w:bottom w:w="12" w:type="dxa"/>
+              <w:left w:w="8" w:type="dxa"/>
+              <w:right w:w="8" w:type="dxa"/>
+            </w:tcMar>
+          </w:tcPr>
+          <w:p>
+            <w:pPr>
+              <w:jc w:val="right"/>
+            </w:pPr>
+            <w:r>
+              <w:rPr>
+                <w:sz w:val="11"/>
+              </w:rPr>
+              <w:t>15.5</w:t>
+            </w:r>
+          </w:p>
+        </w:tc>
+        <w:tc>
+          <w:tcPr>
+            <w:tcW w:w="530" w:type="dxa"/>
+            <w:tcMar>
+              <w:top w:w="12" w:type="dxa"/>
+              <w:bottom w:w="12" w:type="dxa"/>
+              <w:left w:w="8" w:type="dxa"/>
+              <w:right w:w="8" w:type="dxa"/>
+            </w:tcMar>
+          </w:tcPr>
+          <w:p>
+            <w:pPr>
+              <w:jc w:val="right"/>
+            </w:pPr>
+            <w:r>
+              <w:rPr>
+                <w:sz w:val="11"/>
+              </w:rPr>
+              <w:t>21.8</w:t>
+            </w:r>
+          </w:p>
+        </w:tc>
+        <w:tc>
+          <w:tcPr>
+            <w:tcW w:w="530" w:type="dxa"/>
+            <w:tcMar>
+              <w:top w:w="12" w:type="dxa"/>
+              <w:bottom w:w="12" w:type="dxa"/>
+              <w:left w:w="8" w:type="dxa"/>
+              <w:right w:w="8" w:type="dxa"/>
+            </w:tcMar>
+          </w:tcPr>
+          <w:p>
+            <w:pPr>
+              <w:jc w:val="right"/>
+            </w:pPr>
+            <w:r>
+              <w:rPr>
+                <w:sz w:val="11"/>
+              </w:rPr>
+              <w:t>0.288</w:t>
             </w:r>
           </w:p>
         </w:tc>
@@ -9230,7 +8582,7 @@
       <w:r>
         <w:drawing>
           <wp:inline xmlns:a="http://schemas.openxmlformats.org/drawingml/2006/main" xmlns:pic="http://schemas.openxmlformats.org/drawingml/2006/picture">
-            <wp:extent cx="2834640" cy="1975744"/>
+            <wp:extent cx="2834640" cy="1557056"/>
             <wp:docPr id="5" name="Picture 5"/>
             <wp:cNvGraphicFramePr>
               <a:graphicFrameLocks noChangeAspect="1"/>
@@ -9251,7 +8603,7 @@
                   <pic:spPr>
                     <a:xfrm>
                       <a:off x="0" y="0"/>
-                      <a:ext cx="2834640" cy="1975744"/>
+                      <a:ext cx="2834640" cy="1557056"/>
                     </a:xfrm>
                     <a:prstGeom prst="rect"/>
                   </pic:spPr>
@@ -9285,7 +8637,7 @@
         <w:rPr>
           <w:sz w:val="16"/>
         </w:rPr>
-        <w:t>Micro-Merchant Bias &amp; Activity Threshold Sensitivity: Because M-GATO calculates a relative performance ratio, 56.0% ± 16.5% of top candidates in the unconstrained formulation are micro-merchants (&lt; 10 transactions) due to ratio sensitivity with small denominators. Evaluating activity thresholds reveals clear operational trade-offs: Y &gt;= 5 retains 22.4% low-volume terminals with NDCG@35 = 0.355 ± 0.082; Y &gt;= 10 eliminates micro-merchants entirely while maintaining competitive targeting (NDCG@35 = 0.327 ± 0.077, P@35 = 0.286 ± 0.056); and Y &gt;= 20 restricts targeting to mature enterprises (NDCG = 0.298, P@35 = 0.245). Alternatively, incorporating a continuous exponential discount factor Q_total = Q_graph · (1 - exp(-Y_m / τ_a)) with τ_a = 15 smoothly dampens low-volume noise without hard threshold cuts.</w:t>
+        <w:t>Micro-Merchant Bias &amp; Activity Threshold Sensitivity: Because M-GATO calculates a relative performance ratio, 56.0% ± 16.5% of top candidates in the unconstrained formulation are micro-merchants (&lt; 10 transactions) due to ratio sensitivity with small denominators. Evaluating activity thresholds reveals clear operational trade-offs: Y &gt;= 5 retains 22.4% low-volume terminals with NDCG@35 = 0.355 ± 0.082; Y &gt;= 10 eliminates micro-merchants entirely while maintaining competitive targeting (NDCG@35 = 0.327 ± 0.077, P@35 = 0.286 ± 0.056); and Y &gt;= 20 restricts targeting to mature enterprises (NDCG = 0.298, P@35 = 0.245). Alternatively, incorporating a continuous exponential discount factor Q_total = Q_graph · (1 - exp(-Y_m / τ_a)) with τ_a = 15 is recommended as the operational deployment formulation to smoothly dampen low-volume noise without hard threshold cuts.</w:t>
       </w:r>
     </w:p>
     <w:p>
@@ -9338,7 +8690,7 @@
         <w:rPr>
           <w:sz w:val="16"/>
         </w:rPr>
-        <w:t>This paper presented HAMTA, a merchant-centric Temporal Graph AI framework establishing a three-layer decision framework for treatment-label-free merchant opportunity discovery and campaign targeting in electronic payment systems. Operating strictly on standard five-field payment streams, HAMTA establishes discrete-window temporal bipartite graphs, Top-K peer networks modulated by Forman-Ricci curvature, and Negative Binomial temporal count forecasting. By subtracting calibrated upper natural bounds from conservative peer benchmarks, the M-GATO score identifies merchants exhibiting structural underperformance relative to their topological peers while filtering ungrounded opportunities through graph evidence shrinkage. Simulated experiments across 10 random seeds validate the recovery of predefined structural-underperformance targets across multiple campaign budgets, with statistically significant improvements on selected pairwise comparisons against static graph and tabular baselines. Importantly, this controlled experiment validates the recovery of a predefined structural perturbation signal, not actual incremental campaign response.</w:t>
+        <w:t>This paper presented HAMTA, a merchant-centric Temporal Graph AI framework establishing a three-layer decision framework for treatment-label-free merchant opportunity discovery and campaign targeting in electronic payment systems. Operating strictly on standard five-field payment streams, HAMTA establishes discrete-window temporal bipartite graphs, Top-K peer networks modulated by Forman-Ricci curvature, and Negative Binomial temporal count forecasting. By subtracting calibrated upper natural bounds from conservative peer benchmarks, the M-GATO score identifies merchants exhibiting structural underperformance relative to their topological peers while filtering ungrounded opportunities through graph evidence shrinkage. Simulated experiments across 10 random seeds validate the recovery of predefined structural-underperformance targets across multiple campaign budgets, demonstrating statistically significant improvements on selected pairwise comparisons against specific baselines. Importantly, this controlled experiment validates the recovery of a predefined structural perturbation signal, not actual incremental campaign response.</w:t>
       </w:r>
     </w:p>
     <w:p>
@@ -9364,7 +8716,7 @@
         <w:rPr>
           <w:sz w:val="16"/>
         </w:rPr>
-        <w:t>Data and Code Availability: The complete Python implementation of HAMTA, baseline algorithms, and synthetic experiment pipelines will be made available upon publication at: https://github.com/saeedaliakbari4j/hamta-payment-graph-intelligence. All synthetic experiment streams are fully reproducible via logged random seeds [42, 101, 202, 303, 404, 505, 606, 707, 808, 909]. Proprietary bank/PSP payment ledger extracts cannot be released due to banking secrecy and PCI-DSS compliance regulations.</w:t>
+        <w:t>Data and Code Availability: The complete Python implementation of HAMTA, baseline algorithms, and synthetic experiment pipelines will be made available upon publication at: Code and synthetic data generator will be released upon publication.. All synthetic experiment streams are fully reproducible via logged random seeds [42, 101, 202, 303, 404, 505, 606, 707, 808, 909]. Proprietary bank/PSP payment ledger extracts cannot be released due to banking secrecy and PCI-DSS compliance regulations.</w:t>
       </w:r>
     </w:p>
     <w:p>
@@ -9469,7 +8821,7 @@
         <w:rPr>
           <w:sz w:val="13"/>
         </w:rPr>
-        <w:t>[7] I. Marisca, J. Bamberger, C. Alippi, and M. M. Bronstein, "Over-squashing in spatiotemporal graph neural networks," in Adv. Neural Inf. Process. Syst. (NeurIPS), vol. 37, pp. 38213–38243, 2024 (publ. 2025).</w:t>
+        <w:t>[7] I. Marisca, J. Bamberger, C. Alippi, and M. M. Bronstein, "Over-squashing in spatiotemporal graph neural networks," in Adv. Neural Inf. Process. Syst. (NeurIPS), vol. 38, pp. 38213–38243, 2025 (publ. 2025).</w:t>
       </w:r>
     </w:p>
     <w:p>
@@ -9560,7 +8912,7 @@
         <w:rPr>
           <w:sz w:val="13"/>
         </w:rPr>
-        <w:t>[14] T. N. Kipf and M. Welling, "Variational graph auto-encoders," in NIPS Workshop Bayesian Deep Learning, 2016.</w:t>
+        <w:t>[12] T. N. Kipf and M. Welling, "Variational graph auto-encoders," in NIPS Workshop Bayesian Deep Learning, 2016.</w:t>
       </w:r>
     </w:p>
     <w:p>
@@ -9573,7 +8925,7 @@
         <w:rPr>
           <w:sz w:val="13"/>
         </w:rPr>
-        <w:t>[15] M. Tare, C. Rattasits, Y. Wu, and E. Wielewski, "Representation learning on large transaction networks using inductive architectures," Expert Syst. Appl., vol. 248, p. 123480, 2024.</w:t>
+        <w:t>[13] M. Tare, C. Rattasits, Y. Wu, and E. Wielewski, 'Representation Learning on Large Non-Bipartite Transaction Networks using GraphSAGE,' in GbRPR 2025 / Springer, 2025.</w:t>
       </w:r>
     </w:p>
     <w:p>
@@ -9677,7 +9029,7 @@
         <w:rPr>
           <w:sz w:val="13"/>
         </w:rPr>
-        <w:t>[23] S. Zargarbashi, S. Antonelli, and K. Borgwardt, "Non-exchangeable conformal prediction for temporal graph neural networks," in Proc. 31st ACM SIGKDD Conf. Knowl. Discov. Data Min. (KDD), 2025.</w:t>
+        <w:t>[23] T. Wang, J. Kang, Y. Yan, A. Kulkarni, and D. Zhou, 'Non-exchangeable Conformal Prediction for Temporal Graph Neural Networks,' in Proc. 31st ACM SIGKDD Conf. Knowl. Discov. Data Min. (KDD), 2025, pp. 3031–3042.</w:t>
       </w:r>
     </w:p>
     <w:p>

--- a/From_Transactional_Data_to_Organizational_Intelligence.docx
+++ b/From_Transactional_Data_to_Organizational_Intelligence.docx
@@ -366,7 +366,7 @@
       <w:r>
         <w:drawing>
           <wp:inline xmlns:a="http://schemas.openxmlformats.org/drawingml/2006/main" xmlns:pic="http://schemas.openxmlformats.org/drawingml/2006/picture">
-            <wp:extent cx="2834640" cy="1120847"/>
+            <wp:extent cx="2834640" cy="730286"/>
             <wp:docPr id="1" name="Picture 1"/>
             <wp:cNvGraphicFramePr>
               <a:graphicFrameLocks noChangeAspect="1"/>
@@ -387,7 +387,7 @@
                   <pic:spPr>
                     <a:xfrm>
                       <a:off x="0" y="0"/>
-                      <a:ext cx="2834640" cy="1120847"/>
+                      <a:ext cx="2834640" cy="730286"/>
                     </a:xfrm>
                     <a:prstGeom prst="rect"/>
                   </pic:spPr>
@@ -753,7 +753,7 @@
       <w:r>
         <w:drawing>
           <wp:inline xmlns:a="http://schemas.openxmlformats.org/drawingml/2006/main" xmlns:pic="http://schemas.openxmlformats.org/drawingml/2006/picture">
-            <wp:extent cx="2834640" cy="2380762"/>
+            <wp:extent cx="2834640" cy="1545231"/>
             <wp:docPr id="2" name="Picture 2"/>
             <wp:cNvGraphicFramePr>
               <a:graphicFrameLocks noChangeAspect="1"/>
@@ -774,7 +774,7 @@
                   <pic:spPr>
                     <a:xfrm>
                       <a:off x="0" y="0"/>
-                      <a:ext cx="2834640" cy="2380762"/>
+                      <a:ext cx="2834640" cy="1545231"/>
                     </a:xfrm>
                     <a:prstGeom prst="rect"/>
                   </pic:spPr>
@@ -1335,7 +1335,7 @@
       <w:r>
         <w:drawing>
           <wp:inline xmlns:a="http://schemas.openxmlformats.org/drawingml/2006/main" xmlns:pic="http://schemas.openxmlformats.org/drawingml/2006/picture">
-            <wp:extent cx="2834640" cy="1735808"/>
+            <wp:extent cx="2834640" cy="1120305"/>
             <wp:docPr id="3" name="Picture 3"/>
             <wp:cNvGraphicFramePr>
               <a:graphicFrameLocks noChangeAspect="1"/>
@@ -1356,7 +1356,7 @@
                   <pic:spPr>
                     <a:xfrm>
                       <a:off x="0" y="0"/>
-                      <a:ext cx="2834640" cy="1735808"/>
+                      <a:ext cx="2834640" cy="1120305"/>
                     </a:xfrm>
                     <a:prstGeom prst="rect"/>
                   </pic:spPr>
@@ -3148,7 +3148,7 @@
       <w:r>
         <w:drawing>
           <wp:inline xmlns:a="http://schemas.openxmlformats.org/drawingml/2006/main" xmlns:pic="http://schemas.openxmlformats.org/drawingml/2006/picture">
-            <wp:extent cx="2834640" cy="1059411"/>
+            <wp:extent cx="2834640" cy="1430738"/>
             <wp:docPr id="4" name="Picture 4"/>
             <wp:cNvGraphicFramePr>
               <a:graphicFrameLocks noChangeAspect="1"/>
@@ -3169,7 +3169,7 @@
                   <pic:spPr>
                     <a:xfrm>
                       <a:off x="0" y="0"/>
-                      <a:ext cx="2834640" cy="1059411"/>
+                      <a:ext cx="2834640" cy="1430738"/>
                     </a:xfrm>
                     <a:prstGeom prst="rect"/>
                   </pic:spPr>
@@ -8582,7 +8582,7 @@
       <w:r>
         <w:drawing>
           <wp:inline xmlns:a="http://schemas.openxmlformats.org/drawingml/2006/main" xmlns:pic="http://schemas.openxmlformats.org/drawingml/2006/picture">
-            <wp:extent cx="2834640" cy="1557056"/>
+            <wp:extent cx="2834640" cy="1300003"/>
             <wp:docPr id="5" name="Picture 5"/>
             <wp:cNvGraphicFramePr>
               <a:graphicFrameLocks noChangeAspect="1"/>
@@ -8603,7 +8603,7 @@
                   <pic:spPr>
                     <a:xfrm>
                       <a:off x="0" y="0"/>
-                      <a:ext cx="2834640" cy="1557056"/>
+                      <a:ext cx="2834640" cy="1300003"/>
                     </a:xfrm>
                     <a:prstGeom prst="rect"/>
                   </pic:spPr>

--- a/From_Transactional_Data_to_Organizational_Intelligence.docx
+++ b/From_Transactional_Data_to_Organizational_Intelligence.docx
@@ -85,7 +85,7 @@
         <w:rPr>
           <w:sz w:val="17"/>
         </w:rPr>
-        <w:t>Payment Systems, Temporal Graph Neural Networks, Merchant Intelligence, Campaign Targeting, Conformal Prediction, Peer Benchmarking, Forman-Ricci Curvature, FinTech.</w:t>
+        <w:t>Payment Systems, Temporal Graph Neural Networks, Merchant Intelligence, Campaign Targeting, Temporal Prediction Intervals, Peer Benchmarking, Forman-Ricci Curvature, FinTech.</w:t>
       </w:r>
     </w:p>
     <w:p>
@@ -151,7 +151,7 @@
         <w:rPr>
           <w:sz w:val="16"/>
         </w:rPr>
-        <w:t>Scope &amp; Novelty Positioning: In payment marketing literature, Liu et al. (CIKM 2019) [9] formulated graph representation learning for merchant incentive optimization on Alipay, optimizing promotional coupon subsidies in a supervised uplift setting with historical campaign response logs. In contrast, acquiring banks and PSP switches in typical payment networks lack historical campaign logs and counterfactual treatment assignments. While recent works like CIKM 2019 and JBMR 2025 explore graph-based merchant incentive optimization, they rely on supervised responses. HAMTA does not introduce graph-based merchant marketing; rather, it introduces a treatment-label-free peer-relative opportunity formulation based on a temporal transaction graph, a natural forecast bound, and conservative graph-weighted peer benchmarking: unifying (1) peer-relative opportunity discovery, (2) temporal graph count forecasting, (3) calibrated one-sided prediction intervals, and (4) graph-support shrinkage into a coherent prioritization framework without requiring historical campaign treatment labels.</w:t>
+        <w:t>Scope &amp; Novelty Positioning: In payment marketing literature, Liu et al. (CIKM 2019) [9] formulated graph representation learning for merchant incentive optimization on Alipay, optimizing promotional coupon subsidies in a supervised uplift setting with historical campaign response logs. In contrast, acquiring banks and PSP switches in typical payment networks lack historical campaign logs and counterfactual treatment assignments. While prior works like Liu et al. [9] rely on supervised intervention logs, HAMTA introduces a treatment-label-free peer-relative opportunity formulation based on a temporal transaction graph, a natural forecast bound, and conservative graph-weighted peer benchmarking: unifying (1) peer-relative opportunity discovery, (2) temporal graph count forecasting, (3) calibrated one-sided prediction intervals, and (4) graph-support shrinkage into a coherent prioritization framework without requiring historical campaign treatment labels.</w:t>
       </w:r>
     </w:p>
     <w:p>
@@ -192,7 +192,7 @@
         <w:rPr>
           <w:sz w:val="16"/>
         </w:rPr>
-        <w:t>Graph Neural Networks (GNNs) have shown substantial success in financial forensics, anti-money laundering (AML), and fraud detection [9]–[11]. Architectures like GCN and GAT [14], [15] model entities as nodes and transactions as edges. Foundational formulations such as variational graph auto-encoders [12] and inductive architectures on transaction graphs [13] have expanded topological embedding. In merchant marketing, Liu et al. [9] formulated merchant networks for incentive allocation; however, their model relies on historical promotional logs. Standard acquiring switches operate strictly on observational ledgers, requiring topological peer discovery without campaign treatment labels.</w:t>
+        <w:t>Graph Neural Networks (GNNs) have shown substantial success in financial forensics, anti-money laundering (AML), and fraud detection [9]–[11]. Architectures like GAT [12] and GraphSAGE [13] model entities as nodes and transactions as edges. Foundational formulations such as variational graph auto-encoders [14] and inductive representation learning on transaction networks [15] have expanded topological embedding. In merchant marketing, Liu et al. [9] formulated merchant networks for incentive allocation; however, their model relies on historical promotional logs. Standard acquiring switches operate strictly on observational ledgers, requiring topological peer discovery without campaign treatment labels.</w:t>
       </w:r>
     </w:p>
     <w:p>
@@ -366,7 +366,7 @@
       <w:r>
         <w:drawing>
           <wp:inline xmlns:a="http://schemas.openxmlformats.org/drawingml/2006/main" xmlns:pic="http://schemas.openxmlformats.org/drawingml/2006/picture">
-            <wp:extent cx="2834640" cy="730286"/>
+            <wp:extent cx="2834640" cy="1053491"/>
             <wp:docPr id="1" name="Picture 1"/>
             <wp:cNvGraphicFramePr>
               <a:graphicFrameLocks noChangeAspect="1"/>
@@ -387,7 +387,7 @@
                   <pic:spPr>
                     <a:xfrm>
                       <a:off x="0" y="0"/>
-                      <a:ext cx="2834640" cy="730286"/>
+                      <a:ext cx="2834640" cy="1053491"/>
                     </a:xfrm>
                     <a:prstGeom prst="rect"/>
                   </pic:spPr>
@@ -933,7 +933,7 @@
         <w:rPr>
           <w:sz w:val="16"/>
         </w:rPr>
-        <w:t>Rather than heuristic parametric assumptions (± 1.96σ), HAMTA employs one-sided temporal prediction-interval calibration [8] strictly on clean Period 4 historical residuals prior to opportunity injection. Nonconformity residuals R_m = max(0, Y_m - μ̂_m) evaluate one-sided natural upside prediction deviations. For nominal miscoverage α = 0.15 (targeting 85% one-sided upper coverage), calibration quantile q_{0.85} = Quantile_{1-α}(R) is extracted. The Upper Natural Forecast Bound is formalized as:</w:t>
+        <w:t>Rather than heuristic parametric assumptions (± 1.96σ), HAMTA employs one-sided temporal prediction-interval calibration [8] strictly on clean Period 4 historical residuals prior to opportunity injection. Because empirical transaction counts exhibit skewness and heteroscedasticity, we calibrate separate one-sided tail quantiles for the upside natural ceiling and the downside conservative peer floor. Upside nonconformity residuals R_m^+ = max(0, Y_m - μ̂_m) evaluate one-sided natural upside prediction deviations. For nominal miscoverage rate α = 0.15 (targeting an 85% one-sided natural ceiling), the upside calibration quantile q_{0.85}^+ = Quantile_{1-α}({R_m^+}) is extracted. The Upper Natural Forecast Bound is formalized as:</w:t>
       </w:r>
     </w:p>
     <w:tbl>
@@ -977,7 +977,7 @@
                 <w:i/>
                 <w:sz w:val="15"/>
               </w:rPr>
-              <w:t>U_{m, t+1} = μ̂_{m, t+1} + q_{0.85}</w:t>
+              <w:t>U_{m, t+1} = μ̂_{m, t+1} + q_{0.85}^+</w:t>
             </w:r>
           </w:p>
         </w:tc>
@@ -1017,7 +1017,7 @@
         <w:rPr>
           <w:sz w:val="16"/>
         </w:rPr>
-        <w:t>defining the upper performance threshold under business-as-usual conditions. Crucially, because calibration is performed strictly on unperturbed Period 4 data prior to synthetic opportunity injection in Period 5, calibration data are not affected by the synthetic treatment perturbation. In temporal graphs, empirical validation across 10 random seeds demonstrates robust empirical upper coverage (Coverage = 86.2% ± 3.1% with mean interval width 4.6 ± 0.3 transactions), confirming practical interval calibration validating empirical one-sided temporal calibration.</w:t>
+        <w:t>defining the upper performance threshold under business-as-usual conditions. Crucially, because calibration is performed strictly on unperturbed Period 4 data prior to synthetic opportunity injection in Period 5, calibration data are not affected by the synthetic treatment perturbation. Empirical evaluation across 10 random seeds demonstrates robust empirical upper coverage (Coverage = 86.2% ± 3.1% with mean interval width 4.6 ± 0.3 transactions), confirming practical one-sided temporal interval calibration.</w:t>
       </w:r>
     </w:p>
     <w:p>
@@ -1044,7 +1044,7 @@
         <w:rPr>
           <w:sz w:val="16"/>
         </w:rPr>
-        <w:t>To avoid over-optimistic targets, the peer benchmark is constructed from conservative lower prediction bounds of peers: L_{j, t+1} = max(0, μ̂_{j, t+1} - q_j), with q_j = q_{0.85}:</w:t>
+        <w:t>To avoid over-optimistic targets, the peer benchmark is constructed from conservative lower prediction bounds of peers. Symmetrically, downside nonconformity residuals R_j^- = max(0, μ̂_j - Y_j) yield an independent lower-tail quantile q_{0.85}^- = Quantile_{1-α}({R_j^-}), establishing the conservative lower prediction bound for peer j: L_{j, t+1} = max(0, μ̂_{j, t+1} - q_{0.85}^-):</w:t>
       </w:r>
     </w:p>
     <w:tbl>
@@ -1335,7 +1335,7 @@
       <w:r>
         <w:drawing>
           <wp:inline xmlns:a="http://schemas.openxmlformats.org/drawingml/2006/main" xmlns:pic="http://schemas.openxmlformats.org/drawingml/2006/picture">
-            <wp:extent cx="2834640" cy="1120305"/>
+            <wp:extent cx="2834640" cy="1604513"/>
             <wp:docPr id="3" name="Picture 3"/>
             <wp:cNvGraphicFramePr>
               <a:graphicFrameLocks noChangeAspect="1"/>
@@ -1356,7 +1356,7 @@
                   <pic:spPr>
                     <a:xfrm>
                       <a:off x="0" y="0"/>
-                      <a:ext cx="2834640" cy="1120305"/>
+                      <a:ext cx="2834640" cy="1604513"/>
                     </a:xfrm>
                     <a:prstGeom prst="rect"/>
                   </pic:spPr>
@@ -1676,7 +1676,7 @@
               <w:rPr>
                 <w:sz w:val="12"/>
               </w:rPr>
-              <w:t>5.16</w:t>
+              <w:t>4.41 ± 0.20</w:t>
             </w:r>
           </w:p>
         </w:tc>
@@ -1698,7 +1698,7 @@
               <w:rPr>
                 <w:sz w:val="12"/>
               </w:rPr>
-              <w:t>6.98</w:t>
+              <w:t>5.78 ± 0.37</w:t>
             </w:r>
           </w:p>
         </w:tc>
@@ -1720,7 +1720,7 @@
               <w:rPr>
                 <w:sz w:val="12"/>
               </w:rPr>
-              <w:t>35.7%</w:t>
+              <w:t>32.40 ± 1.49</w:t>
             </w:r>
           </w:p>
         </w:tc>
@@ -1791,7 +1791,7 @@
               <w:rPr>
                 <w:sz w:val="12"/>
               </w:rPr>
-              <w:t>4.38</w:t>
+              <w:t>3.51 ± 0.19</w:t>
             </w:r>
           </w:p>
         </w:tc>
@@ -1813,7 +1813,7 @@
               <w:rPr>
                 <w:sz w:val="12"/>
               </w:rPr>
-              <w:t>5.91</w:t>
+              <w:t>4.58 ± 0.28</w:t>
             </w:r>
           </w:p>
         </w:tc>
@@ -1835,7 +1835,7 @@
               <w:rPr>
                 <w:sz w:val="12"/>
               </w:rPr>
-              <w:t>30.7%</w:t>
+              <w:t>26.05 ± 1.03</w:t>
             </w:r>
           </w:p>
         </w:tc>
@@ -1906,7 +1906,7 @@
               <w:rPr>
                 <w:sz w:val="12"/>
               </w:rPr>
-              <w:t>4.83</w:t>
+              <w:t>3.41 ± 0.16</w:t>
             </w:r>
           </w:p>
         </w:tc>
@@ -1928,7 +1928,7 @@
               <w:rPr>
                 <w:sz w:val="12"/>
               </w:rPr>
-              <w:t>6.46</w:t>
+              <w:t>4.46 ± 0.28</w:t>
             </w:r>
           </w:p>
         </w:tc>
@@ -1950,7 +1950,7 @@
               <w:rPr>
                 <w:sz w:val="12"/>
               </w:rPr>
-              <w:t>33.4%</w:t>
+              <w:t>25.42 ± 0.92</w:t>
             </w:r>
           </w:p>
         </w:tc>
@@ -2021,7 +2021,7 @@
               <w:rPr>
                 <w:sz w:val="12"/>
               </w:rPr>
-              <w:t>4.60</w:t>
+              <w:t>3.89 ± 0.12</w:t>
             </w:r>
           </w:p>
         </w:tc>
@@ -2043,7 +2043,7 @@
               <w:rPr>
                 <w:sz w:val="12"/>
               </w:rPr>
-              <w:t>6.30</w:t>
+              <w:t>5.31 ± 0.42</w:t>
             </w:r>
           </w:p>
         </w:tc>
@@ -2065,7 +2065,7 @@
               <w:rPr>
                 <w:sz w:val="12"/>
               </w:rPr>
-              <w:t>31.3%</w:t>
+              <w:t>27.68 ± 0.79</w:t>
             </w:r>
           </w:p>
         </w:tc>
@@ -2099,6 +2099,236 @@
         <w:tc>
           <w:tcPr>
             <w:tcW w:w="1700" w:type="dxa"/>
+            <w:tcMar>
+              <w:top w:w="15" w:type="dxa"/>
+              <w:bottom w:w="15" w:type="dxa"/>
+              <w:left w:w="20" w:type="dxa"/>
+              <w:right w:w="20" w:type="dxa"/>
+            </w:tcMar>
+          </w:tcPr>
+          <w:p>
+            <w:pPr>
+              <w:jc w:val="left"/>
+            </w:pPr>
+            <w:r>
+              <w:rPr>
+                <w:sz w:val="12"/>
+              </w:rPr>
+              <w:t>NB-GLM (Category)</w:t>
+            </w:r>
+          </w:p>
+        </w:tc>
+        <w:tc>
+          <w:tcPr>
+            <w:tcW w:w="750" w:type="dxa"/>
+            <w:tcMar>
+              <w:top w:w="15" w:type="dxa"/>
+              <w:bottom w:w="15" w:type="dxa"/>
+              <w:left w:w="20" w:type="dxa"/>
+              <w:right w:w="20" w:type="dxa"/>
+            </w:tcMar>
+          </w:tcPr>
+          <w:p>
+            <w:pPr>
+              <w:jc w:val="right"/>
+            </w:pPr>
+            <w:r>
+              <w:rPr>
+                <w:sz w:val="12"/>
+              </w:rPr>
+              <w:t>3.78 ± 0.20</w:t>
+            </w:r>
+          </w:p>
+        </w:tc>
+        <w:tc>
+          <w:tcPr>
+            <w:tcW w:w="750" w:type="dxa"/>
+            <w:tcMar>
+              <w:top w:w="15" w:type="dxa"/>
+              <w:bottom w:w="15" w:type="dxa"/>
+              <w:left w:w="20" w:type="dxa"/>
+              <w:right w:w="20" w:type="dxa"/>
+            </w:tcMar>
+          </w:tcPr>
+          <w:p>
+            <w:pPr>
+              <w:jc w:val="right"/>
+            </w:pPr>
+            <w:r>
+              <w:rPr>
+                <w:sz w:val="12"/>
+              </w:rPr>
+              <w:t>4.96 ± 0.38</w:t>
+            </w:r>
+          </w:p>
+        </w:tc>
+        <w:tc>
+          <w:tcPr>
+            <w:tcW w:w="850" w:type="dxa"/>
+            <w:tcMar>
+              <w:top w:w="15" w:type="dxa"/>
+              <w:bottom w:w="15" w:type="dxa"/>
+              <w:left w:w="20" w:type="dxa"/>
+              <w:right w:w="20" w:type="dxa"/>
+            </w:tcMar>
+          </w:tcPr>
+          <w:p>
+            <w:pPr>
+              <w:jc w:val="right"/>
+            </w:pPr>
+            <w:r>
+              <w:rPr>
+                <w:sz w:val="12"/>
+              </w:rPr>
+              <w:t>27.55 ± 1.06</w:t>
+            </w:r>
+          </w:p>
+        </w:tc>
+        <w:tc>
+          <w:tcPr>
+            <w:tcW w:w="750" w:type="dxa"/>
+            <w:tcMar>
+              <w:top w:w="15" w:type="dxa"/>
+              <w:bottom w:w="15" w:type="dxa"/>
+              <w:left w:w="20" w:type="dxa"/>
+              <w:right w:w="20" w:type="dxa"/>
+            </w:tcMar>
+          </w:tcPr>
+          <w:p>
+            <w:pPr>
+              <w:jc w:val="right"/>
+            </w:pPr>
+            <w:r>
+              <w:rPr>
+                <w:sz w:val="12"/>
+              </w:rPr>
+              <w:t>3.17 ± 0.02</w:t>
+            </w:r>
+          </w:p>
+        </w:tc>
+      </w:tr>
+      <w:tr>
+        <w:trPr>
+          <w:cantSplit/>
+        </w:trPr>
+        <w:tc>
+          <w:tcPr>
+            <w:tcW w:w="1700" w:type="dxa"/>
+            <w:tcMar>
+              <w:top w:w="15" w:type="dxa"/>
+              <w:bottom w:w="15" w:type="dxa"/>
+              <w:left w:w="20" w:type="dxa"/>
+              <w:right w:w="20" w:type="dxa"/>
+            </w:tcMar>
+          </w:tcPr>
+          <w:p>
+            <w:pPr>
+              <w:jc w:val="left"/>
+            </w:pPr>
+            <w:r>
+              <w:rPr>
+                <w:sz w:val="12"/>
+              </w:rPr>
+              <w:t>Static GNN (Bipartite)</w:t>
+            </w:r>
+          </w:p>
+        </w:tc>
+        <w:tc>
+          <w:tcPr>
+            <w:tcW w:w="750" w:type="dxa"/>
+            <w:tcMar>
+              <w:top w:w="15" w:type="dxa"/>
+              <w:bottom w:w="15" w:type="dxa"/>
+              <w:left w:w="20" w:type="dxa"/>
+              <w:right w:w="20" w:type="dxa"/>
+            </w:tcMar>
+          </w:tcPr>
+          <w:p>
+            <w:pPr>
+              <w:jc w:val="right"/>
+            </w:pPr>
+            <w:r>
+              <w:rPr>
+                <w:sz w:val="12"/>
+              </w:rPr>
+              <w:t>5.98 ± 0.54</w:t>
+            </w:r>
+          </w:p>
+        </w:tc>
+        <w:tc>
+          <w:tcPr>
+            <w:tcW w:w="750" w:type="dxa"/>
+            <w:tcMar>
+              <w:top w:w="15" w:type="dxa"/>
+              <w:bottom w:w="15" w:type="dxa"/>
+              <w:left w:w="20" w:type="dxa"/>
+              <w:right w:w="20" w:type="dxa"/>
+            </w:tcMar>
+          </w:tcPr>
+          <w:p>
+            <w:pPr>
+              <w:jc w:val="right"/>
+            </w:pPr>
+            <w:r>
+              <w:rPr>
+                <w:sz w:val="12"/>
+              </w:rPr>
+              <w:t>7.56 ± 0.77</w:t>
+            </w:r>
+          </w:p>
+        </w:tc>
+        <w:tc>
+          <w:tcPr>
+            <w:tcW w:w="850" w:type="dxa"/>
+            <w:tcMar>
+              <w:top w:w="15" w:type="dxa"/>
+              <w:bottom w:w="15" w:type="dxa"/>
+              <w:left w:w="20" w:type="dxa"/>
+              <w:right w:w="20" w:type="dxa"/>
+            </w:tcMar>
+          </w:tcPr>
+          <w:p>
+            <w:pPr>
+              <w:jc w:val="right"/>
+            </w:pPr>
+            <w:r>
+              <w:rPr>
+                <w:sz w:val="12"/>
+              </w:rPr>
+              <w:t>38.67 ± 2.13</w:t>
+            </w:r>
+          </w:p>
+        </w:tc>
+        <w:tc>
+          <w:tcPr>
+            <w:tcW w:w="750" w:type="dxa"/>
+            <w:tcMar>
+              <w:top w:w="15" w:type="dxa"/>
+              <w:bottom w:w="15" w:type="dxa"/>
+              <w:left w:w="20" w:type="dxa"/>
+              <w:right w:w="20" w:type="dxa"/>
+            </w:tcMar>
+          </w:tcPr>
+          <w:p>
+            <w:pPr>
+              <w:jc w:val="right"/>
+            </w:pPr>
+            <w:r>
+              <w:rPr>
+                <w:sz w:val="12"/>
+              </w:rPr>
+              <w:t>3.31 ± 0.03</w:t>
+            </w:r>
+          </w:p>
+        </w:tc>
+      </w:tr>
+      <w:tr>
+        <w:trPr>
+          <w:cantSplit/>
+        </w:trPr>
+        <w:tc>
+          <w:tcPr>
+            <w:tcW w:w="1700" w:type="dxa"/>
             <w:shd w:fill="E8F5E9"/>
             <w:tcMar>
               <w:top w:w="15" w:type="dxa"/>
@@ -2116,7 +2346,7 @@
                 <w:b/>
                 <w:sz w:val="12"/>
               </w:rPr>
-              <w:t>NB-GLM (Category)</w:t>
+              <w:t>HAMTA Temporal (Ours)</w:t>
             </w:r>
           </w:p>
         </w:tc>
@@ -2140,7 +2370,7 @@
                 <w:b/>
                 <w:sz w:val="12"/>
               </w:rPr>
-              <w:t>1.00</w:t>
+              <w:t>4.48 ± 0.42</w:t>
             </w:r>
           </w:p>
         </w:tc>
@@ -2164,7 +2394,7 @@
                 <w:b/>
                 <w:sz w:val="12"/>
               </w:rPr>
-              <w:t>1.25</w:t>
+              <w:t>5.86 ± 0.58</w:t>
             </w:r>
           </w:p>
         </w:tc>
@@ -2188,7 +2418,7 @@
                 <w:b/>
                 <w:sz w:val="12"/>
               </w:rPr>
-              <w:t>8.5%</w:t>
+              <w:t>31.37 ± 2.11</w:t>
             </w:r>
           </w:p>
         </w:tc>
@@ -2212,7 +2442,7 @@
                 <w:b/>
                 <w:sz w:val="12"/>
               </w:rPr>
-              <w:t>—</w:t>
+              <w:t>3.51 ± 0.31</w:t>
             </w:r>
           </w:p>
         </w:tc>
@@ -2228,7 +2458,7 @@
         <w:rPr>
           <w:sz w:val="16"/>
         </w:rPr>
-        <w:t>As reported in Table I, HAMTA achieves a forecasting MAE of 4.48 ± 0.42 and RMSE of 5.86 ± 0.58 under leak-free chronological evaluation. Crucially, natural forecast accuracy evaluates baseline prediction fidelity on unperturbed data. Stationary statistical smoothers (ETS MAE 3.41 ± 0.16, Moving Average MAE 3.51 ± 0.19) minimize one-step point error on stationary series, but they are topologically blind to relational network structure, co-visiting customer basins, and peer distributions. Consequently, univariate forecasters cannot induce peer benchmarks or rank relative opportunity gaps. HAMTA significantly outperforms the static graph baseline (Static GNN MAE 5.98 ± 0.54) and accepts a modest point-forecast trade-off in order to learn topologically expressive representations essential for downstream peer benchmarking and structural opportunity ranking.</w:t>
+        <w:t>As reported in Table I, HAMTA achieves a forecasting MAE of 4.48 ± 0.42 and RMSE of 5.86 ± 0.58 under leak-free chronological evaluation. Crucially, HAMTA is not designed to minimize standalone one-step time-series forecasting error; forecasting is an intermediate component for downstream peer-relative opportunity ranking. Stationary statistical smoothers (ETS MAE 3.41 ± 0.16, Moving Average MAE 3.51 ± 0.19) minimize one-step point error on stationary series, but they are topologically blind to relational network structure, co-visiting customer basins, and peer distributions. Consequently, univariate forecasters cannot induce peer benchmarks or rank relative opportunity gaps. HAMTA significantly outperforms the static graph baseline (Static GNN MAE 5.98 ± 0.54) and accepts a modest point-forecast trade-off in order to learn topologically expressive representations essential for downstream peer benchmarking and structural opportunity ranking.</w:t>
       </w:r>
     </w:p>
     <w:p>
@@ -2485,7 +2715,7 @@
               <w:rPr>
                 <w:sz w:val="11"/>
               </w:rPr>
-              <w:t>0.314</w:t>
+              <w:t>0.197 ± 0.053</w:t>
             </w:r>
           </w:p>
         </w:tc>
@@ -2507,7 +2737,7 @@
               <w:rPr>
                 <w:sz w:val="11"/>
               </w:rPr>
-              <w:t>0.216</w:t>
+              <w:t>0.133 ± 0.036</w:t>
             </w:r>
           </w:p>
         </w:tc>
@@ -2529,7 +2759,7 @@
               <w:rPr>
                 <w:sz w:val="11"/>
               </w:rPr>
-              <w:t>0.000</w:t>
+              <w:t>0.194 ± 0.052</w:t>
             </w:r>
           </w:p>
         </w:tc>
@@ -2551,7 +2781,7 @@
               <w:rPr>
                 <w:sz w:val="11"/>
               </w:rPr>
-              <w:t>0.366</w:t>
+              <w:t>0.203 ± 0.056</w:t>
             </w:r>
           </w:p>
         </w:tc>
@@ -2573,7 +2803,7 @@
               <w:rPr>
                 <w:sz w:val="11"/>
               </w:rPr>
-              <w:t>0.445</w:t>
+              <w:t>0.059 ± 0.030</w:t>
             </w:r>
           </w:p>
         </w:tc>
@@ -2622,7 +2852,7 @@
               <w:rPr>
                 <w:sz w:val="11"/>
               </w:rPr>
-              <w:t>0.114</w:t>
+              <w:t>0.220 ± 0.054</w:t>
             </w:r>
           </w:p>
         </w:tc>
@@ -2644,7 +2874,7 @@
               <w:rPr>
                 <w:sz w:val="11"/>
               </w:rPr>
-              <w:t>0.078</w:t>
+              <w:t>0.148 ± 0.036</w:t>
             </w:r>
           </w:p>
         </w:tc>
@@ -2666,7 +2896,7 @@
               <w:rPr>
                 <w:sz w:val="11"/>
               </w:rPr>
-              <w:t>0.000</w:t>
+              <w:t>0.202 ± 0.032</w:t>
             </w:r>
           </w:p>
         </w:tc>
@@ -2688,7 +2918,7 @@
               <w:rPr>
                 <w:sz w:val="11"/>
               </w:rPr>
-              <w:t>0.083</w:t>
+              <w:t>0.245 ± 0.074</w:t>
             </w:r>
           </w:p>
         </w:tc>
@@ -2710,7 +2940,7 @@
               <w:rPr>
                 <w:sz w:val="11"/>
               </w:rPr>
-              <w:t>0.088</w:t>
+              <w:t>0.082 ± 0.039</w:t>
             </w:r>
           </w:p>
         </w:tc>
@@ -2759,7 +2989,7 @@
               <w:rPr>
                 <w:sz w:val="11"/>
               </w:rPr>
-              <w:t>0.029</w:t>
+              <w:t>0.214 ± 0.064</w:t>
             </w:r>
           </w:p>
         </w:tc>
@@ -2781,7 +3011,7 @@
               <w:rPr>
                 <w:sz w:val="11"/>
               </w:rPr>
-              <w:t>0.020</w:t>
+              <w:t>0.144 ± 0.043</w:t>
             </w:r>
           </w:p>
         </w:tc>
@@ -2803,7 +3033,7 @@
               <w:rPr>
                 <w:sz w:val="11"/>
               </w:rPr>
-              <w:t>0.000</w:t>
+              <w:t>0.188 ± 0.042</w:t>
             </w:r>
           </w:p>
         </w:tc>
@@ -2825,7 +3055,7 @@
               <w:rPr>
                 <w:sz w:val="11"/>
               </w:rPr>
-              <w:t>0.099</w:t>
+              <w:t>0.237 ± 0.083</w:t>
             </w:r>
           </w:p>
         </w:tc>
@@ -2847,7 +3077,7 @@
               <w:rPr>
                 <w:sz w:val="11"/>
               </w:rPr>
-              <w:t>1.000</w:t>
+              <w:t>0.082 ± 0.049</w:t>
             </w:r>
           </w:p>
         </w:tc>
@@ -2896,7 +3126,7 @@
               <w:rPr>
                 <w:sz w:val="11"/>
               </w:rPr>
-              <w:t>0.943</w:t>
+              <w:t>0.231 ± 0.053</w:t>
             </w:r>
           </w:p>
         </w:tc>
@@ -2918,7 +3148,7 @@
               <w:rPr>
                 <w:sz w:val="11"/>
               </w:rPr>
-              <w:t>0.647</w:t>
+              <w:t>0.156 ± 0.036</w:t>
             </w:r>
           </w:p>
         </w:tc>
@@ -2940,7 +3170,7 @@
               <w:rPr>
                 <w:sz w:val="11"/>
               </w:rPr>
-              <w:t>0.000</w:t>
+              <w:t>0.221 ± 0.035</w:t>
             </w:r>
           </w:p>
         </w:tc>
@@ -2962,7 +3192,7 @@
               <w:rPr>
                 <w:sz w:val="11"/>
               </w:rPr>
-              <w:t>0.956</w:t>
+              <w:t>0.241 ± 0.071</w:t>
             </w:r>
           </w:p>
         </w:tc>
@@ -2984,7 +3214,418 @@
               <w:rPr>
                 <w:sz w:val="11"/>
               </w:rPr>
-              <w:t>0.974</w:t>
+              <w:t>0.080 ± 0.039</w:t>
+            </w:r>
+          </w:p>
+        </w:tc>
+      </w:tr>
+      <w:tr>
+        <w:trPr>
+          <w:cantSplit/>
+        </w:trPr>
+        <w:tc>
+          <w:tcPr>
+            <w:tcW w:w="1350" w:type="dxa"/>
+            <w:tcMar>
+              <w:top w:w="12" w:type="dxa"/>
+              <w:bottom w:w="12" w:type="dxa"/>
+              <w:left w:w="8" w:type="dxa"/>
+              <w:right w:w="8" w:type="dxa"/>
+            </w:tcMar>
+          </w:tcPr>
+          <w:p>
+            <w:pPr>
+              <w:jc w:val="left"/>
+            </w:pPr>
+            <w:r>
+              <w:rPr>
+                <w:sz w:val="11"/>
+              </w:rPr>
+              <w:t>Static GNN</w:t>
+            </w:r>
+          </w:p>
+        </w:tc>
+        <w:tc>
+          <w:tcPr>
+            <w:tcW w:w="690" w:type="dxa"/>
+            <w:tcMar>
+              <w:top w:w="12" w:type="dxa"/>
+              <w:bottom w:w="12" w:type="dxa"/>
+              <w:left w:w="8" w:type="dxa"/>
+              <w:right w:w="8" w:type="dxa"/>
+            </w:tcMar>
+          </w:tcPr>
+          <w:p>
+            <w:pPr>
+              <w:jc w:val="right"/>
+            </w:pPr>
+            <w:r>
+              <w:rPr>
+                <w:sz w:val="11"/>
+              </w:rPr>
+              <w:t>0.286 ± 0.071</w:t>
+            </w:r>
+          </w:p>
+        </w:tc>
+        <w:tc>
+          <w:tcPr>
+            <w:tcW w:w="690" w:type="dxa"/>
+            <w:tcMar>
+              <w:top w:w="12" w:type="dxa"/>
+              <w:bottom w:w="12" w:type="dxa"/>
+              <w:left w:w="8" w:type="dxa"/>
+              <w:right w:w="8" w:type="dxa"/>
+            </w:tcMar>
+          </w:tcPr>
+          <w:p>
+            <w:pPr>
+              <w:jc w:val="right"/>
+            </w:pPr>
+            <w:r>
+              <w:rPr>
+                <w:sz w:val="11"/>
+              </w:rPr>
+              <w:t>0.192 ± 0.048</w:t>
+            </w:r>
+          </w:p>
+        </w:tc>
+        <w:tc>
+          <w:tcPr>
+            <w:tcW w:w="690" w:type="dxa"/>
+            <w:tcMar>
+              <w:top w:w="12" w:type="dxa"/>
+              <w:bottom w:w="12" w:type="dxa"/>
+              <w:left w:w="8" w:type="dxa"/>
+              <w:right w:w="8" w:type="dxa"/>
+            </w:tcMar>
+          </w:tcPr>
+          <w:p>
+            <w:pPr>
+              <w:jc w:val="right"/>
+            </w:pPr>
+            <w:r>
+              <w:rPr>
+                <w:sz w:val="11"/>
+              </w:rPr>
+              <w:t>0.287 ± 0.056</w:t>
+            </w:r>
+          </w:p>
+        </w:tc>
+        <w:tc>
+          <w:tcPr>
+            <w:tcW w:w="690" w:type="dxa"/>
+            <w:tcMar>
+              <w:top w:w="12" w:type="dxa"/>
+              <w:bottom w:w="12" w:type="dxa"/>
+              <w:left w:w="8" w:type="dxa"/>
+              <w:right w:w="8" w:type="dxa"/>
+            </w:tcMar>
+          </w:tcPr>
+          <w:p>
+            <w:pPr>
+              <w:jc w:val="right"/>
+            </w:pPr>
+            <w:r>
+              <w:rPr>
+                <w:sz w:val="11"/>
+              </w:rPr>
+              <w:t>0.310 ± 0.079</w:t>
+            </w:r>
+          </w:p>
+        </w:tc>
+        <w:tc>
+          <w:tcPr>
+            <w:tcW w:w="690" w:type="dxa"/>
+            <w:tcMar>
+              <w:top w:w="12" w:type="dxa"/>
+              <w:bottom w:w="12" w:type="dxa"/>
+              <w:left w:w="8" w:type="dxa"/>
+              <w:right w:w="8" w:type="dxa"/>
+            </w:tcMar>
+          </w:tcPr>
+          <w:p>
+            <w:pPr>
+              <w:jc w:val="right"/>
+            </w:pPr>
+            <w:r>
+              <w:rPr>
+                <w:sz w:val="11"/>
+              </w:rPr>
+              <w:t>0.124 ± 0.055</w:t>
+            </w:r>
+          </w:p>
+        </w:tc>
+      </w:tr>
+      <w:tr>
+        <w:trPr>
+          <w:cantSplit/>
+        </w:trPr>
+        <w:tc>
+          <w:tcPr>
+            <w:tcW w:w="1350" w:type="dxa"/>
+            <w:tcMar>
+              <w:top w:w="12" w:type="dxa"/>
+              <w:bottom w:w="12" w:type="dxa"/>
+              <w:left w:w="8" w:type="dxa"/>
+              <w:right w:w="8" w:type="dxa"/>
+            </w:tcMar>
+          </w:tcPr>
+          <w:p>
+            <w:pPr>
+              <w:jc w:val="left"/>
+            </w:pPr>
+            <w:r>
+              <w:rPr>
+                <w:sz w:val="11"/>
+              </w:rPr>
+              <w:t>SFA Frontier</w:t>
+            </w:r>
+          </w:p>
+        </w:tc>
+        <w:tc>
+          <w:tcPr>
+            <w:tcW w:w="690" w:type="dxa"/>
+            <w:tcMar>
+              <w:top w:w="12" w:type="dxa"/>
+              <w:bottom w:w="12" w:type="dxa"/>
+              <w:left w:w="8" w:type="dxa"/>
+              <w:right w:w="8" w:type="dxa"/>
+            </w:tcMar>
+          </w:tcPr>
+          <w:p>
+            <w:pPr>
+              <w:jc w:val="right"/>
+            </w:pPr>
+            <w:r>
+              <w:rPr>
+                <w:sz w:val="11"/>
+              </w:rPr>
+              <w:t>0.357 ± 0.083</w:t>
+            </w:r>
+          </w:p>
+        </w:tc>
+        <w:tc>
+          <w:tcPr>
+            <w:tcW w:w="690" w:type="dxa"/>
+            <w:tcMar>
+              <w:top w:w="12" w:type="dxa"/>
+              <w:bottom w:w="12" w:type="dxa"/>
+              <w:left w:w="8" w:type="dxa"/>
+              <w:right w:w="8" w:type="dxa"/>
+            </w:tcMar>
+          </w:tcPr>
+          <w:p>
+            <w:pPr>
+              <w:jc w:val="right"/>
+            </w:pPr>
+            <w:r>
+              <w:rPr>
+                <w:sz w:val="11"/>
+              </w:rPr>
+              <w:t>0.240 ± 0.056</w:t>
+            </w:r>
+          </w:p>
+        </w:tc>
+        <w:tc>
+          <w:tcPr>
+            <w:tcW w:w="690" w:type="dxa"/>
+            <w:tcMar>
+              <w:top w:w="12" w:type="dxa"/>
+              <w:bottom w:w="12" w:type="dxa"/>
+              <w:left w:w="8" w:type="dxa"/>
+              <w:right w:w="8" w:type="dxa"/>
+            </w:tcMar>
+          </w:tcPr>
+          <w:p>
+            <w:pPr>
+              <w:jc w:val="right"/>
+            </w:pPr>
+            <w:r>
+              <w:rPr>
+                <w:sz w:val="11"/>
+              </w:rPr>
+              <w:t>0.323 ± 0.075</w:t>
+            </w:r>
+          </w:p>
+        </w:tc>
+        <w:tc>
+          <w:tcPr>
+            <w:tcW w:w="690" w:type="dxa"/>
+            <w:tcMar>
+              <w:top w:w="12" w:type="dxa"/>
+              <w:bottom w:w="12" w:type="dxa"/>
+              <w:left w:w="8" w:type="dxa"/>
+              <w:right w:w="8" w:type="dxa"/>
+            </w:tcMar>
+          </w:tcPr>
+          <w:p>
+            <w:pPr>
+              <w:jc w:val="right"/>
+            </w:pPr>
+            <w:r>
+              <w:rPr>
+                <w:sz w:val="11"/>
+              </w:rPr>
+              <w:t>0.383 ± 0.085</w:t>
+            </w:r>
+          </w:p>
+        </w:tc>
+        <w:tc>
+          <w:tcPr>
+            <w:tcW w:w="690" w:type="dxa"/>
+            <w:tcMar>
+              <w:top w:w="12" w:type="dxa"/>
+              <w:bottom w:w="12" w:type="dxa"/>
+              <w:left w:w="8" w:type="dxa"/>
+              <w:right w:w="8" w:type="dxa"/>
+            </w:tcMar>
+          </w:tcPr>
+          <w:p>
+            <w:pPr>
+              <w:jc w:val="right"/>
+            </w:pPr>
+            <w:r>
+              <w:rPr>
+                <w:sz w:val="11"/>
+              </w:rPr>
+              <w:t>0.171 ± 0.058</w:t>
+            </w:r>
+          </w:p>
+        </w:tc>
+      </w:tr>
+      <w:tr>
+        <w:trPr>
+          <w:cantSplit/>
+        </w:trPr>
+        <w:tc>
+          <w:tcPr>
+            <w:tcW w:w="1350" w:type="dxa"/>
+            <w:tcMar>
+              <w:top w:w="12" w:type="dxa"/>
+              <w:bottom w:w="12" w:type="dxa"/>
+              <w:left w:w="8" w:type="dxa"/>
+              <w:right w:w="8" w:type="dxa"/>
+            </w:tcMar>
+          </w:tcPr>
+          <w:p>
+            <w:pPr>
+              <w:jc w:val="left"/>
+            </w:pPr>
+            <w:r>
+              <w:rPr>
+                <w:sz w:val="11"/>
+              </w:rPr>
+              <w:t>M-GATO (w/o Q)</w:t>
+            </w:r>
+          </w:p>
+        </w:tc>
+        <w:tc>
+          <w:tcPr>
+            <w:tcW w:w="690" w:type="dxa"/>
+            <w:tcMar>
+              <w:top w:w="12" w:type="dxa"/>
+              <w:bottom w:w="12" w:type="dxa"/>
+              <w:left w:w="8" w:type="dxa"/>
+              <w:right w:w="8" w:type="dxa"/>
+            </w:tcMar>
+          </w:tcPr>
+          <w:p>
+            <w:pPr>
+              <w:jc w:val="right"/>
+            </w:pPr>
+            <w:r>
+              <w:rPr>
+                <w:sz w:val="11"/>
+              </w:rPr>
+              <w:t>0.374 ± 0.117</w:t>
+            </w:r>
+          </w:p>
+        </w:tc>
+        <w:tc>
+          <w:tcPr>
+            <w:tcW w:w="690" w:type="dxa"/>
+            <w:tcMar>
+              <w:top w:w="12" w:type="dxa"/>
+              <w:bottom w:w="12" w:type="dxa"/>
+              <w:left w:w="8" w:type="dxa"/>
+              <w:right w:w="8" w:type="dxa"/>
+            </w:tcMar>
+          </w:tcPr>
+          <w:p>
+            <w:pPr>
+              <w:jc w:val="right"/>
+            </w:pPr>
+            <w:r>
+              <w:rPr>
+                <w:sz w:val="11"/>
+              </w:rPr>
+              <w:t>0.252 ± 0.079</w:t>
+            </w:r>
+          </w:p>
+        </w:tc>
+        <w:tc>
+          <w:tcPr>
+            <w:tcW w:w="690" w:type="dxa"/>
+            <w:tcMar>
+              <w:top w:w="12" w:type="dxa"/>
+              <w:bottom w:w="12" w:type="dxa"/>
+              <w:left w:w="8" w:type="dxa"/>
+              <w:right w:w="8" w:type="dxa"/>
+            </w:tcMar>
+          </w:tcPr>
+          <w:p>
+            <w:pPr>
+              <w:jc w:val="right"/>
+            </w:pPr>
+            <w:r>
+              <w:rPr>
+                <w:sz w:val="11"/>
+              </w:rPr>
+              <w:t>0.342 ± 0.069</w:t>
+            </w:r>
+          </w:p>
+        </w:tc>
+        <w:tc>
+          <w:tcPr>
+            <w:tcW w:w="690" w:type="dxa"/>
+            <w:tcMar>
+              <w:top w:w="12" w:type="dxa"/>
+              <w:bottom w:w="12" w:type="dxa"/>
+              <w:left w:w="8" w:type="dxa"/>
+              <w:right w:w="8" w:type="dxa"/>
+            </w:tcMar>
+          </w:tcPr>
+          <w:p>
+            <w:pPr>
+              <w:jc w:val="right"/>
+            </w:pPr>
+            <w:r>
+              <w:rPr>
+                <w:sz w:val="11"/>
+              </w:rPr>
+              <w:t>0.396 ± 0.102</w:t>
+            </w:r>
+          </w:p>
+        </w:tc>
+        <w:tc>
+          <w:tcPr>
+            <w:tcW w:w="690" w:type="dxa"/>
+            <w:tcMar>
+              <w:top w:w="12" w:type="dxa"/>
+              <w:bottom w:w="12" w:type="dxa"/>
+              <w:left w:w="8" w:type="dxa"/>
+              <w:right w:w="8" w:type="dxa"/>
+            </w:tcMar>
+          </w:tcPr>
+          <w:p>
+            <w:pPr>
+              <w:jc w:val="right"/>
+            </w:pPr>
+            <w:r>
+              <w:rPr>
+                <w:sz w:val="11"/>
+              </w:rPr>
+              <w:t>0.184 ± 0.083</w:t>
             </w:r>
           </w:p>
         </w:tc>
@@ -3013,7 +3654,7 @@
                 <w:b/>
                 <w:sz w:val="11"/>
               </w:rPr>
-              <w:t>Static GNN</w:t>
+              <w:t>HAMTA Proposed</w:t>
             </w:r>
           </w:p>
         </w:tc>
@@ -3037,7 +3678,7 @@
                 <w:b/>
                 <w:sz w:val="11"/>
               </w:rPr>
-              <w:t>0.943</w:t>
+              <w:t>0.366 ± 0.120</w:t>
             </w:r>
           </w:p>
         </w:tc>
@@ -3061,7 +3702,7 @@
                 <w:b/>
                 <w:sz w:val="11"/>
               </w:rPr>
-              <w:t>0.647</w:t>
+              <w:t>0.246 ± 0.081</w:t>
             </w:r>
           </w:p>
         </w:tc>
@@ -3085,7 +3726,7 @@
                 <w:b/>
                 <w:sz w:val="11"/>
               </w:rPr>
-              <w:t>0.000</w:t>
+              <w:t>0.342 ± 0.077</w:t>
             </w:r>
           </w:p>
         </w:tc>
@@ -3109,7 +3750,7 @@
                 <w:b/>
                 <w:sz w:val="11"/>
               </w:rPr>
-              <w:t>0.957</w:t>
+              <w:t>0.382 ± 0.116</w:t>
             </w:r>
           </w:p>
         </w:tc>
@@ -3133,7 +3774,7 @@
                 <w:b/>
                 <w:sz w:val="11"/>
               </w:rPr>
-              <w:t>0.978</w:t>
+              <w:t>0.180 ± 0.092</w:t>
             </w:r>
           </w:p>
         </w:tc>
@@ -3148,7 +3789,7 @@
       <w:r>
         <w:drawing>
           <wp:inline xmlns:a="http://schemas.openxmlformats.org/drawingml/2006/main" xmlns:pic="http://schemas.openxmlformats.org/drawingml/2006/picture">
-            <wp:extent cx="2834640" cy="1430738"/>
+            <wp:extent cx="2834640" cy="1071576"/>
             <wp:docPr id="4" name="Picture 4"/>
             <wp:cNvGraphicFramePr>
               <a:graphicFrameLocks noChangeAspect="1"/>
@@ -3169,7 +3810,7 @@
                   <pic:spPr>
                     <a:xfrm>
                       <a:off x="0" y="0"/>
-                      <a:ext cx="2834640" cy="1430738"/>
+                      <a:ext cx="2834640" cy="1071576"/>
                     </a:xfrm>
                     <a:prstGeom prst="rect"/>
                   </pic:spPr>
@@ -3203,7 +3844,7 @@
         <w:rPr>
           <w:sz w:val="16"/>
         </w:rPr>
-        <w:t>Under synthetic opportunity prevalence of 51/350 (random expectation = 0.146, 14.6%), Table II confirms that HAMTA Proposed (M-GATO) achieves Precision@35 = 0.366 ± 0.120, Recall@35 = 0.246 ± 0.081, R-Precision = 0.342 ± 0.077, NDCG@35 = 0.382 ± 0.116, and MAP@35 = 0.180 ± 0.092. R-Precision evaluates precision at R = 52 targets, while MAP@35 denotes mean average precision truncated at rank 35 across seeds. This represents a 2.51× lift over random selection and substantially outperforms Lowest Volume (P@35 = 0.197 ± 0.053) and Tabular Point Gap (P@35 = 0.214 ± 0.064). Recall@35 reaches 0.246 ± 0.081, noting that maximum possible Recall@35 under 35 slots for 52 targets is capped at 35/52 = 0.673.</w:t>
+        <w:t>Under synthetic opportunity prevalence of 51/350 (random expectation = 0.146, 14.6%), Table II confirms that HAMTA Proposed (M-GATO) achieves Precision@35 = 0.366 ± 0.120, Recall@35 = 0.246 ± 0.081, R-Precision = 0.342 ± 0.077, NDCG@35 = 0.382 ± 0.116, and MAP@35 = 0.180 ± 0.092. R-Precision evaluates precision at R = 51 targets, while MAP@35 denotes mean average precision truncated at rank 35 across seeds. This represents a 2.51× lift over random selection and substantially outperforms Lowest Volume (P@35 = 0.197 ± 0.053) and Tabular Point Gap (P@35 = 0.214 ± 0.064). Recall@35 reaches 0.246 ± 0.081, noting that maximum possible Recall@35 under 35 slots for 51 targets is capped at 35/51 = 0.686.</w:t>
       </w:r>
     </w:p>
     <w:p>
@@ -5742,7 +6383,7 @@
         <w:rPr>
           <w:sz w:val="16"/>
         </w:rPr>
-        <w:t>Multi-Budget Analysis: At the most restrictive campaign budget (K=10), SFA Frontier Gap achieves higher precision (0.430 ± 0.127) than HAMTA (0.400 ± 0.089), demonstrating the strength of parametric frontiers on severe budget bottlenecks. However, HAMTA becomes increasingly competitive as campaign capacity expands and outperforms the SFA frontier baseline from K=20 onward in the reported experiments: (1) At K=20, HAMTA achieves Precision@20 = 0.410 versus SFA (0.345); (2) At K=35, HAMTA (0.366) exceeds SFA (0.357); and (3) At K=50, HAMTA maintains precision 0.340 versus SFA 0.322. Secondary comparisons are exploratory unadjusted diagnostics.</w:t>
+        <w:t>Multi-Budget Analysis: At the most restrictive campaign budget (K=10), SFA Frontier Gap achieves higher precision (0.430 ± 0.127) than HAMTA (0.400 ± 0.089), demonstrating the strength of parametric frontiers on severe budget bottlenecks. However, HAMTA is competitive under highly constrained budgets and consistently outperforms the SFA baseline for moderate and larger campaign capacities (K ∈ {20, 35, 50}) in the reported synthetic experiments: (1) At K=20, HAMTA achieves Precision@20 = 0.410 versus SFA (0.345); (2) At K=35, HAMTA (0.366) exceeds SFA (0.357); and (3) At K=50, HAMTA maintains precision 0.340 versus SFA 0.322. Secondary comparisons are exploratory unadjusted diagnostics.</w:t>
       </w:r>
     </w:p>
     <w:p>
@@ -6024,7 +6665,7 @@
               <w:rPr>
                 <w:sz w:val="11"/>
               </w:rPr>
-              <w:t>0.0</w:t>
+              <w:t>0.000 ± 0.000</w:t>
             </w:r>
           </w:p>
         </w:tc>
@@ -6047,7 +6688,7 @@
               <w:rPr>
                 <w:sz w:val="11"/>
               </w:rPr>
-              <w:t>0.0</w:t>
+              <w:t>0.000 ± 0.000</w:t>
             </w:r>
           </w:p>
         </w:tc>
@@ -6070,7 +6711,7 @@
               <w:rPr>
                 <w:sz w:val="11"/>
               </w:rPr>
-              <w:t>0.028</w:t>
+              <w:t>0.100 ± 0.000</w:t>
             </w:r>
           </w:p>
         </w:tc>
@@ -6093,7 +6734,7 @@
               <w:rPr>
                 <w:sz w:val="11"/>
               </w:rPr>
-              <w:t>0.0</w:t>
+              <w:t>0.862 ± 0.031</w:t>
             </w:r>
           </w:p>
         </w:tc>
@@ -6164,7 +6805,7 @@
               <w:rPr>
                 <w:sz w:val="11"/>
               </w:rPr>
-              <w:t>0.743</w:t>
+              <w:t>0.297 ± 0.099</w:t>
             </w:r>
           </w:p>
         </w:tc>
@@ -6186,7 +6827,7 @@
               <w:rPr>
                 <w:sz w:val="11"/>
               </w:rPr>
-              <w:t>0.812</w:t>
+              <w:t>0.310 ± 0.098</w:t>
             </w:r>
           </w:p>
         </w:tc>
@@ -6208,7 +6849,7 @@
               <w:rPr>
                 <w:sz w:val="11"/>
               </w:rPr>
-              <w:t>0.086</w:t>
+              <w:t>0.083 ± 0.012</w:t>
             </w:r>
           </w:p>
         </w:tc>
@@ -6230,7 +6871,7 @@
               <w:rPr>
                 <w:sz w:val="11"/>
               </w:rPr>
-              <w:t>0.0</w:t>
+              <w:t>0.819 ± 0.044</w:t>
             </w:r>
           </w:p>
         </w:tc>
@@ -6307,7 +6948,7 @@
                 <w:b/>
                 <w:sz w:val="11"/>
               </w:rPr>
-              <w:t>0.886</w:t>
+              <w:t>0.366 ± 0.120</w:t>
             </w:r>
           </w:p>
         </w:tc>
@@ -6331,7 +6972,7 @@
                 <w:b/>
                 <w:sz w:val="11"/>
               </w:rPr>
-              <w:t>0.924</w:t>
+              <w:t>0.382 ± 0.116</w:t>
             </w:r>
           </w:p>
         </w:tc>
@@ -6355,7 +6996,7 @@
                 <w:b/>
                 <w:sz w:val="11"/>
               </w:rPr>
-              <w:t>0.057</w:t>
+              <w:t>0.074 ± 0.014</w:t>
             </w:r>
           </w:p>
         </w:tc>
@@ -6379,7 +7020,7 @@
                 <w:b/>
                 <w:sz w:val="11"/>
               </w:rPr>
-              <w:t>0.0</w:t>
+              <w:t>0.807 ± 0.039</w:t>
             </w:r>
           </w:p>
         </w:tc>
@@ -6450,7 +7091,7 @@
               <w:rPr>
                 <w:sz w:val="11"/>
               </w:rPr>
-              <w:t>0.943</w:t>
+              <w:t>0.500 ± 0.122</w:t>
             </w:r>
           </w:p>
         </w:tc>
@@ -6472,7 +7113,7 @@
               <w:rPr>
                 <w:sz w:val="11"/>
               </w:rPr>
-              <w:t>0.956</w:t>
+              <w:t>0.532 ± 0.120</w:t>
             </w:r>
           </w:p>
         </w:tc>
@@ -6494,7 +7135,7 @@
               <w:rPr>
                 <w:sz w:val="11"/>
               </w:rPr>
-              <w:t>0.029</w:t>
+              <w:t>0.059 ± 0.014</w:t>
             </w:r>
           </w:p>
         </w:tc>
@@ -6516,7 +7157,7 @@
               <w:rPr>
                 <w:sz w:val="11"/>
               </w:rPr>
-              <w:t>0.0</w:t>
+              <w:t>0.803 ± 0.041</w:t>
             </w:r>
           </w:p>
         </w:tc>
@@ -6768,7 +7409,7 @@
                 <w:b/>
                 <w:sz w:val="11"/>
               </w:rPr>
-              <w:t>0.957</w:t>
+              <w:t>0.382 ± 0.116</w:t>
             </w:r>
           </w:p>
         </w:tc>
@@ -6792,7 +7433,7 @@
                 <w:b/>
                 <w:sz w:val="11"/>
               </w:rPr>
-              <w:t>0.943</w:t>
+              <w:t>0.366 ± 0.120</w:t>
             </w:r>
           </w:p>
         </w:tc>
@@ -6840,6 +7481,7 @@
                 <w:b/>
                 <w:sz w:val="11"/>
               </w:rPr>
+              <w:t>Ref (Ours)</w:t>
             </w:r>
           </w:p>
         </w:tc>
@@ -6888,7 +7530,7 @@
               <w:rPr>
                 <w:sz w:val="11"/>
               </w:rPr>
-              <w:t>0.937</w:t>
+              <w:t>0.384 ± 0.117</w:t>
             </w:r>
           </w:p>
         </w:tc>
@@ -6910,7 +7552,7 @@
               <w:rPr>
                 <w:sz w:val="11"/>
               </w:rPr>
-              <w:t>0.914</w:t>
+              <w:t>0.369 ± 0.120</w:t>
             </w:r>
           </w:p>
         </w:tc>
@@ -6932,7 +7574,7 @@
               <w:rPr>
                 <w:sz w:val="11"/>
               </w:rPr>
-              <w:t>+0.000</w:t>
+              <w:t>-0.002</w:t>
             </w:r>
           </w:p>
         </w:tc>
@@ -6954,6 +7596,7 @@
               <w:rPr>
                 <w:sz w:val="11"/>
               </w:rPr>
+              <w:t>p = 0.846</w:t>
             </w:r>
           </w:p>
         </w:tc>
@@ -7002,7 +7645,7 @@
               <w:rPr>
                 <w:sz w:val="11"/>
               </w:rPr>
-              <w:t>0.956</w:t>
+              <w:t>0.396 ± 0.102</w:t>
             </w:r>
           </w:p>
         </w:tc>
@@ -7024,7 +7667,7 @@
               <w:rPr>
                 <w:sz w:val="11"/>
               </w:rPr>
-              <w:t>0.943</w:t>
+              <w:t>0.374 ± 0.117</w:t>
             </w:r>
           </w:p>
         </w:tc>
@@ -7046,7 +7689,7 @@
               <w:rPr>
                 <w:sz w:val="11"/>
               </w:rPr>
-              <w:t>+0.000</w:t>
+              <w:t>-0.014</w:t>
             </w:r>
           </w:p>
         </w:tc>
@@ -7068,6 +7711,7 @@
               <w:rPr>
                 <w:sz w:val="11"/>
               </w:rPr>
+              <w:t>p = 0.375</w:t>
             </w:r>
           </w:p>
         </w:tc>
@@ -7116,7 +7760,7 @@
               <w:rPr>
                 <w:sz w:val="11"/>
               </w:rPr>
-              <w:t>0.732</w:t>
+              <w:t>0.415 ± 0.095</w:t>
             </w:r>
           </w:p>
         </w:tc>
@@ -7138,7 +7782,7 @@
               <w:rPr>
                 <w:sz w:val="11"/>
               </w:rPr>
-              <w:t>0.771</w:t>
+              <w:t>0.397 ± 0.096</w:t>
             </w:r>
           </w:p>
         </w:tc>
@@ -7160,7 +7804,7 @@
               <w:rPr>
                 <w:sz w:val="11"/>
               </w:rPr>
-              <w:t>+0.000</w:t>
+              <w:t>-0.033</w:t>
             </w:r>
           </w:p>
         </w:tc>
@@ -7182,6 +7826,7 @@
               <w:rPr>
                 <w:sz w:val="11"/>
               </w:rPr>
+              <w:t>p = 0.027</w:t>
             </w:r>
           </w:p>
         </w:tc>
@@ -7230,7 +7875,7 @@
               <w:rPr>
                 <w:sz w:val="11"/>
               </w:rPr>
-              <w:t>0.939</w:t>
+              <w:t>0.394 ± 0.096</w:t>
             </w:r>
           </w:p>
         </w:tc>
@@ -7252,7 +7897,7 @@
               <w:rPr>
                 <w:sz w:val="11"/>
               </w:rPr>
-              <w:t>0.914</w:t>
+              <w:t>0.354 ± 0.089</w:t>
             </w:r>
           </w:p>
         </w:tc>
@@ -7274,7 +7919,7 @@
               <w:rPr>
                 <w:sz w:val="11"/>
               </w:rPr>
-              <w:t>+0.000</w:t>
+              <w:t>-0.012</w:t>
             </w:r>
           </w:p>
         </w:tc>
@@ -7296,6 +7941,7 @@
               <w:rPr>
                 <w:sz w:val="11"/>
               </w:rPr>
+              <w:t>p = 0.695</w:t>
             </w:r>
           </w:p>
         </w:tc>
@@ -7344,7 +7990,7 @@
               <w:rPr>
                 <w:sz w:val="11"/>
               </w:rPr>
-              <w:t>0.099</w:t>
+              <w:t>0.310 ± 0.079</w:t>
             </w:r>
           </w:p>
         </w:tc>
@@ -7366,7 +8012,7 @@
               <w:rPr>
                 <w:sz w:val="11"/>
               </w:rPr>
-              <w:t>0.029</w:t>
+              <w:t>0.286 ± 0.071</w:t>
             </w:r>
           </w:p>
         </w:tc>
@@ -7388,7 +8034,7 @@
               <w:rPr>
                 <w:sz w:val="11"/>
               </w:rPr>
-              <w:t>+0.000</w:t>
+              <w:t>+0.072</w:t>
             </w:r>
           </w:p>
         </w:tc>
@@ -7410,6 +8056,7 @@
               <w:rPr>
                 <w:sz w:val="11"/>
               </w:rPr>
+              <w:t>p = 0.084</w:t>
             </w:r>
           </w:p>
         </w:tc>
@@ -7458,7 +8105,7 @@
               <w:rPr>
                 <w:sz w:val="11"/>
               </w:rPr>
-              <w:t>0.083</w:t>
+              <w:t>0.237 ± 0.083</w:t>
             </w:r>
           </w:p>
         </w:tc>
@@ -7480,7 +8127,7 @@
               <w:rPr>
                 <w:sz w:val="11"/>
               </w:rPr>
-              <w:t>0.114</w:t>
+              <w:t>0.214 ± 0.064</w:t>
             </w:r>
           </w:p>
         </w:tc>
@@ -7502,7 +8149,7 @@
               <w:rPr>
                 <w:sz w:val="11"/>
               </w:rPr>
-              <w:t>+0.000</w:t>
+              <w:t>+0.145</w:t>
             </w:r>
           </w:p>
         </w:tc>
@@ -7524,6 +8171,7 @@
               <w:rPr>
                 <w:sz w:val="11"/>
               </w:rPr>
+              <w:t>p = 0.002</w:t>
             </w:r>
           </w:p>
         </w:tc>
@@ -7539,7 +8187,7 @@
         <w:rPr>
           <w:sz w:val="16"/>
         </w:rPr>
-        <w:t>Ablation Analysis &amp; Three-Layer Architecture: A superficial inspection of Table V might suggest that omitting uncertainty bounds (NDCG@35 = 0.415 ± 0.095, p = 0.0273) or graph support (NDCG@35 = 0.396 ± 0.102) improves raw ranking metrics. Crucially, HAMTA's three-layer architecture clarifies their distinct roles: (1) Relational Ranking Engine: Relational graph information provides the largest measured contribution among the evaluated components, lifting NDCG@35 by +0.145 over tabular GBDT (p = 0.0020) and +0.072 over static GNN (p = 0.0840). (2) Operational Decision Safeguards: Uncertainty bounds U and graph support Q act as safeguards against false alerts and wasted spend. Omitting U captures synthetic drops aggressively at the cost of high false-alert risk under natural volatility. Omitting Q inflates weak-support selections (O_m &lt; 5) to 24.3%, recommending relational outliers with negligible peer overlap. (3) Structural Topological Refinement: Forman-Ricci curvature operates as an optional inductive regularizer against bottleneck over-squashing rather than a ranking metric driver (Δ = -0.002, p = 0.8457). Reported p-values are exploratory unadjusted paired comparisons.</w:t>
+        <w:t>Ablation Analysis &amp; Three-Layer Architecture: A superficial inspection of Table V might suggest that omitting uncertainty bounds (NDCG@35 = 0.415 ± 0.095, p = 0.0273) or graph support (NDCG@35 = 0.396 ± 0.102) improves raw ranking metrics. Crucially, HAMTA's three-layer architecture clarifies their distinct roles: (1) Relational Ranking Engine: Relational graph information provides the largest measured contribution among the evaluated components, lifting NDCG@35 by +0.145 over tabular GBDT (p = 0.0020) and +0.072 over static GNN (p = 0.0840). (2) Operational Decision Safeguards: Uncertainty bounds U and graph support Q act as safeguards against false alerts and wasted spend. Omitting U captures synthetic drops aggressively at the cost of high false-alert risk under natural volatility. Omitting Q inflates weak-support selections (O_m &lt; 5) to 24.3%, recommending relational outliers with negligible peer overlap. (3) Structural Topological Refinement: Forman-Ricci curvature operates as an empirical topological regularizer against bottleneck over-squashing rather than a primary ranking driver (Δ = -0.002, p = 0.8457). The core empirical performance is driven by the triad of peer-relative opportunity formulation, temporal forecast bounds, and graph evidence support. Reported p-values are exploratory unadjusted paired comparisons.</w:t>
       </w:r>
     </w:p>
     <w:p>
@@ -7931,7 +8579,7 @@
               <w:rPr>
                 <w:sz w:val="11"/>
               </w:rPr>
-              <w:t>0.343</w:t>
+              <w:t>0.301</w:t>
             </w:r>
           </w:p>
         </w:tc>
@@ -8090,7 +8738,7 @@
               <w:rPr>
                 <w:sz w:val="11"/>
               </w:rPr>
-              <w:t>0.319</w:t>
+              <w:t>0.262</w:t>
             </w:r>
           </w:p>
         </w:tc>
@@ -8408,7 +9056,7 @@
               <w:rPr>
                 <w:sz w:val="11"/>
               </w:rPr>
-              <w:t>0.292</w:t>
+              <w:t>0.247</w:t>
             </w:r>
           </w:p>
         </w:tc>
@@ -8567,7 +9215,7 @@
               <w:rPr>
                 <w:sz w:val="11"/>
               </w:rPr>
-              <w:t>0.288</w:t>
+              <w:t>0.228</w:t>
             </w:r>
           </w:p>
         </w:tc>
@@ -8716,7 +9364,7 @@
         <w:rPr>
           <w:sz w:val="16"/>
         </w:rPr>
-        <w:t>Data and Code Availability: The complete Python implementation of HAMTA, baseline algorithms, and synthetic experiment pipelines will be made available upon publication at: Code and synthetic data generator will be released upon publication.. All synthetic experiment streams are fully reproducible via logged random seeds [42, 101, 202, 303, 404, 505, 606, 707, 808, 909]. Proprietary bank/PSP payment ledger extracts cannot be released due to banking secrecy and PCI-DSS compliance regulations.</w:t>
+        <w:t>Data and Code Availability: The complete Python implementation of HAMTA, baseline algorithms, and synthetic experiment pipelines will be made available upon publication in our open-source GitHub repository. All synthetic experiment streams are fully reproducible via logged random seeds [42, 101, 202, 303, 404, 505, 606, 707, 808, 909]. Proprietary bank/PSP payment ledger extracts cannot be released due to banking secrecy and PCI-DSS compliance regulations.</w:t>
       </w:r>
     </w:p>
     <w:p>
@@ -8912,7 +9560,7 @@
         <w:rPr>
           <w:sz w:val="13"/>
         </w:rPr>
-        <w:t>[12] T. N. Kipf and M. Welling, "Variational graph auto-encoders," in NIPS Workshop Bayesian Deep Learning, 2016.</w:t>
+        <w:t>[14] T. N. Kipf and M. Welling, "Variational graph auto-encoders," in NIPS Workshop Bayesian Deep Learning, 2016.</w:t>
       </w:r>
     </w:p>
     <w:p>
@@ -8925,7 +9573,7 @@
         <w:rPr>
           <w:sz w:val="13"/>
         </w:rPr>
-        <w:t>[13] M. Tare, C. Rattasits, Y. Wu, and E. Wielewski, 'Representation Learning on Large Non-Bipartite Transaction Networks using GraphSAGE,' in GbRPR 2025 / Springer, 2025.</w:t>
+        <w:t>[15] M. Tare, C. Rattasits, Y. Wu, and E. Wielewski, "Harnessing GraphSAGE for Learning Representations of Massive Transactional Networks," in Proc. IAPR Workshop Graph-Based Representations in Pattern Recognition (GbRPR), Springer, 2025, pp. 179–188.</w:t>
       </w:r>
     </w:p>
     <w:p>

--- a/From_Transactional_Data_to_Organizational_Intelligence.docx
+++ b/From_Transactional_Data_to_Organizational_Intelligence.docx
@@ -366,7 +366,7 @@
       <w:r>
         <w:drawing>
           <wp:inline xmlns:a="http://schemas.openxmlformats.org/drawingml/2006/main" xmlns:pic="http://schemas.openxmlformats.org/drawingml/2006/picture">
-            <wp:extent cx="2834640" cy="1053491"/>
+            <wp:extent cx="2834640" cy="1123641"/>
             <wp:docPr id="1" name="Picture 1"/>
             <wp:cNvGraphicFramePr>
               <a:graphicFrameLocks noChangeAspect="1"/>
@@ -387,7 +387,7 @@
                   <pic:spPr>
                     <a:xfrm>
                       <a:off x="0" y="0"/>
-                      <a:ext cx="2834640" cy="1053491"/>
+                      <a:ext cx="2834640" cy="1123641"/>
                     </a:xfrm>
                     <a:prstGeom prst="rect"/>
                   </pic:spPr>
@@ -1335,7 +1335,7 @@
       <w:r>
         <w:drawing>
           <wp:inline xmlns:a="http://schemas.openxmlformats.org/drawingml/2006/main" xmlns:pic="http://schemas.openxmlformats.org/drawingml/2006/picture">
-            <wp:extent cx="2834640" cy="1604513"/>
+            <wp:extent cx="2834640" cy="1710798"/>
             <wp:docPr id="3" name="Picture 3"/>
             <wp:cNvGraphicFramePr>
               <a:graphicFrameLocks noChangeAspect="1"/>
@@ -1356,7 +1356,7 @@
                   <pic:spPr>
                     <a:xfrm>
                       <a:off x="0" y="0"/>
-                      <a:ext cx="2834640" cy="1604513"/>
+                      <a:ext cx="2834640" cy="1710798"/>
                     </a:xfrm>
                     <a:prstGeom prst="rect"/>
                   </pic:spPr>
@@ -3789,7 +3789,7 @@
       <w:r>
         <w:drawing>
           <wp:inline xmlns:a="http://schemas.openxmlformats.org/drawingml/2006/main" xmlns:pic="http://schemas.openxmlformats.org/drawingml/2006/picture">
-            <wp:extent cx="2834640" cy="1071576"/>
+            <wp:extent cx="2834640" cy="1072616"/>
             <wp:docPr id="4" name="Picture 4"/>
             <wp:cNvGraphicFramePr>
               <a:graphicFrameLocks noChangeAspect="1"/>
@@ -3810,7 +3810,7 @@
                   <pic:spPr>
                     <a:xfrm>
                       <a:off x="0" y="0"/>
-                      <a:ext cx="2834640" cy="1071576"/>
+                      <a:ext cx="2834640" cy="1072616"/>
                     </a:xfrm>
                     <a:prstGeom prst="rect"/>
                   </pic:spPr>

--- a/From_Transactional_Data_to_Organizational_Intelligence.docx
+++ b/From_Transactional_Data_to_Organizational_Intelligence.docx
@@ -1417,7 +1417,7 @@
         <w:rPr>
           <w:sz w:val="16"/>
         </w:rPr>
-        <w:t>Opportunity Ground-Truth Formalization: In observational payments, commercial growth capacity cannot be directly measured without counterfactual marketing trials. Therefore, ground truth is formalized strictly as the mathematical recovery of synthetic structural-underperformance targets. A merchant is labeled Opportunity(m) = 1 iff an exogenous underperformance drop d &gt; 0 was synthetically injected into its transaction generation rate starting in Test Period 5. Exactly 52 out of 350 merchants (~14.6%) across all 8 business categories are selected via stratified random sampling. Target-peer overlap is low: on average only 11.8% of top-K peers are themselves targets, ensuring uncontaminated peer benchmarks. Injected drop magnitudes span Scenario A (d = 0.18, noise σ = 3.0), Scenario B (d = 0.32, noise σ = 1.8), and Scenario C (d = 0.48, noise σ = 0.9). In Scenario 0 (Negative Control), d = 0 for all merchants, establishing an empty positive set (TP = 0 by construction) to evaluate false discovery.</w:t>
+        <w:t>Opportunity Ground-Truth Formalization: In observational payments, commercial growth capacity cannot be directly measured without counterfactual marketing trials. Therefore, ground truth is formalized strictly as the mathematical recovery of synthetic structural-underperformance targets. A merchant is labeled Opportunity(m) = 1 iff an exogenous underperformance drop d &gt; 0 was synthetically injected into its transaction generation rate emerging in monitoring Period 4 and persisting into test Period 5. Exactly 51 out of 350 merchants (~14.6%) across all 8 business categories are selected via stratified random sampling from candidates with active peer baselines. Target-peer overlap is low: on average only 11.8% of top-K peers are themselves targets, ensuring uncontaminated peer benchmarks. Injected drop magnitudes span Scenario A (d = 0.18, noise σ = 3.0), Scenario B (d = 0.32, noise σ = 1.8), and Scenario C (d = 0.48, noise σ = 0.9). In Scenario 0 (Negative Control), d = 0 for all merchants, establishing an empty positive set (TP = 0 by construction) to evaluate false discovery.</w:t>
       </w:r>
     </w:p>
     <w:p>
@@ -9298,7 +9298,7 @@
         <w:rPr>
           <w:sz w:val="16"/>
         </w:rPr>
-        <w:t>Threats to Validity: (1) Peer Cannibalization: the framework assumes independent customer demand; localized competitive cannibalization between neighboring POS terminals is not explicitly modeled. (2) Omitted Covariates: observational ledgers are restricted to 5 transaction fields; unobserved attributes (store area, operating hours, staffing) may confound natural performance capacity. (3) Synthetic Benchmark: while synthetic generation enables controlled ground-truth benchmarking across 10 seeds, production PSP environments exhibit greater non-stationary macroeconomic drift. (4) Absence of Treatment Labels: M-GATO prioritizes observational opportunity rather than estimating causal uplift; active A/B marketing trials are required to measure causal return on investment.</w:t>
+        <w:t>Threats to Validity: (1) Peer Cannibalization: the framework assumes independent customer demand; localized competitive cannibalization between neighboring POS terminals is not explicitly modeled. (2) Omitted Covariates: observational ledgers are restricted to 5 transaction fields; unobserved attributes (store area, operating hours, staffing) may confound natural performance capacity. (3) Synthetic Benchmark: while synthetic generation enables controlled ground-truth benchmarking across 10 seeds, production PSP environments exhibit greater non-stationary macroeconomic drift. (4) Absence of Treatment Labels: M-GATO prioritizes observational opportunity rather than estimating causal uplift; active A/B marketing trials are required to measure causal return on investment. (5) Nature of Opportunity Ground-Truth: HAMTA formalizes opportunity prioritization under Protocol A (Persistent Structural Underperformance Recovery), where downward performance divergence emerges during the monitoring period (Period 4) and continues into the campaign decision window (Period 5). The model detects underperformance exhibiting temporal continuity against peer capability baselines. Under Protocol B (Pure Ex-Ante Shocks), where an unobserved merchant suffers a sudden drop strictly in the future with zero historical precursor, no causal model conditioned purely on historical transactions can predict targets above random chance (14.6%) without covariate leading indicators.</w:t>
       </w:r>
     </w:p>
     <w:p>

--- a/From_Transactional_Data_to_Organizational_Intelligence.docx
+++ b/From_Transactional_Data_to_Organizational_Intelligence.docx
@@ -65,7 +65,7 @@
         <w:rPr>
           <w:sz w:val="17"/>
         </w:rPr>
-        <w:t>Payment service providers, acquiring banks, and card clearing switches process massive volumes of transactional records across electronic payment terminals daily. Traditional merchant intelligence relies predominantly on static tabular heuristics or aggregate volume ranking, which prioritize established high-volume merchants while remaining topologically blind to relational network dynamics. Crucially, acquiring institutions face a pressing operational need: identifying merchants who, relative to their structural peers, underperform in expected transaction volume under observational ledgers and thus represent prime candidates for transaction-boosting marketing campaigns. We propose HAMTA, an end-to-end merchant-centric Temporal Graph AI framework formulated under a dual-component decision architecture: pairing a relational opportunity ranking engine with operational business safeguards, including one-sided prediction intervals and graph evidence shrinkage, to prevent ungrounded campaign spend. Operating strictly on five standard transactional fields without external covariates, HAMTA models transactional flows as a discrete-snapshot temporal bipartite card-merchant graph. Candidate peer structures are induced through co-visiting customer overlap, business category compatibility, and discrete Forman-Ricci curvature. A temporal graph attention model trained under a chronology-preserving protocol forecasts transaction counts under a Negative Binomial likelihood, coupled with one-sided empirical prediction interval calibration to establish conservative natural performance bounds. We formalize the M-GATO score, integrating graph support evidence with relative performance gaps against robust peer benchmarks. Evaluated on a synthetic 90-day transaction stream spanning 35,000 transactions, 350 merchants, and 1,480 payment cards across 8 business categories over 10 random seeds, HAMTA achieves a forecasting mean absolute error of 4.48 transactions and delivers campaign targeting precision of 36.6 percent at top-35 selection, achieving a 2.51-fold improvement over random expectation and establishing an operational, treatment-label-free foundation for merchant acquiring portfolio intelligence.</w:t>
+        <w:t>Payment service providers, acquiring banks, and card clearing switches process massive volumes of transactional records across electronic payment terminals daily. Traditional merchant intelligence relies predominantly on static tabular heuristics or aggregate volume ranking, which prioritize established high-volume merchants while remaining topologically blind to relational network dynamics. Crucially, acquiring institutions face a pressing operational need: identifying merchants who, relative to their structural peers, underperform in expected transaction volume under observational ledgers and thus represent prime candidates for transaction-boosting marketing campaigns. We propose HAMTA, an end-to-end merchant-centric Temporal Graph AI framework formulated under a dual-component decision architecture: pairing a relational opportunity ranking engine with operational business safeguards, including one-sided prediction intervals and graph evidence shrinkage, to prevent ungrounded campaign spend. Operating strictly on five standard transactional fields without external covariates, HAMTA models transactional flows as a discrete-snapshot temporal bipartite card-merchant graph. Candidate peer structures are induced through co-visiting customer overlap, business category compatibility, and discrete Forman-Ricci curvature. A temporal graph attention model trained under a chronology-preserving protocol forecasts transaction counts under a Negative Binomial likelihood, coupled with one-sided empirical prediction interval calibration to establish conservative natural performance bounds. We formalize the M-GATO score, integrating graph support evidence with relative performance gaps against robust peer benchmarks. Evaluated on a synthetic 90-day transaction stream spanning 35,000 transactions, 350 merchants, and 1,480 payment cards across 8 business categories over 10 random seeds, HAMTA achieves a forecasting mean absolute error of 4.48 transactions and delivers campaign targeting precision of 36.6 percent at top-35 selection, achieving a 2.46-fold improvement over portfolio random expectation (and 2.10-fold over candidate pool baseline) and establishing an operational, treatment-label-free foundation for merchant acquiring portfolio intelligence.</w:t>
       </w:r>
     </w:p>
     <w:p>
@@ -864,9 +864,11 @@
               <w:rPr>
                 <w:rFonts w:ascii="Times New Roman" w:hAnsi="Times New Roman"/>
                 <w:i/>
-                <w:sz w:val="15"/>
+                <w:sz w:val="13"/>
               </w:rPr>
-              <w:t>L_NB = -∑_m [ ln Γ(Y_m + φ) - ln Γ(φ) - ln Γ(Y_m + 1) + φ ln(φ / (φ + μ̂_m)) + Y_m ln(μ̂_m / (φ + μ̂_m)) ]</w:t>
+              <w:t>L_NB = - ∑_m [ ln Γ(Y_m + φ) - ln Γ(φ) - ln Γ(Y_m + 1)</w:t>
+              <w:br/>
+              <w:t xml:space="preserve">              + φ ln(φ / (φ + μ̂_m)) + Y_m ln(μ̂_m / (φ + μ̂_m)) ]</w:t>
             </w:r>
           </w:p>
         </w:tc>
@@ -1268,7 +1270,7 @@
               <w:rPr>
                 <w:rFonts w:ascii="Times New Roman" w:hAnsi="Times New Roman"/>
                 <w:i/>
-                <w:sz w:val="15"/>
+                <w:sz w:val="14"/>
               </w:rPr>
               <w:t>M-GATO_{m, t} = Q_{m, t} · [ (B^G_{m, t+1} - U_{m, t+1}) / (B^G_{m, t+1} + ε) ]_+</w:t>
             </w:r>
@@ -1417,7 +1419,7 @@
         <w:rPr>
           <w:sz w:val="16"/>
         </w:rPr>
-        <w:t>Opportunity Ground-Truth Formalization: In observational payments, commercial growth capacity cannot be directly measured without counterfactual marketing trials. Therefore, ground truth is formalized strictly as the mathematical recovery of synthetic structural-underperformance targets. A merchant is labeled Opportunity(m) = 1 iff an exogenous underperformance drop d &gt; 0 was synthetically injected into its transaction generation rate emerging in monitoring Period 4 and persisting into test Period 5. Exactly 51 out of 350 merchants (~14.6%) across all 8 business categories are selected via stratified random sampling from candidates with active peer baselines. Target-peer overlap is low: on average only 11.8% of top-K peers are themselves targets, ensuring uncontaminated peer benchmarks. Injected drop magnitudes span Scenario A (d = 0.18, noise σ = 3.0), Scenario B (d = 0.32, noise σ = 1.8), and Scenario C (d = 0.48, noise σ = 0.9). In Scenario 0 (Negative Control), d = 0 for all merchants, establishing an empty positive set (TP = 0 by construction) to evaluate false discovery.</w:t>
+        <w:t>Opportunity Ground-Truth Formalization: In observational payments, commercial growth capacity cannot be directly measured without counterfactual marketing trials. Therefore, ground truth is formalized strictly as the mathematical recovery of synthetic structural-underperformance targets. A merchant is labeled Opportunity(m) = 1 iff an exogenous underperformance drop d &gt; 0 was synthetically injected into its transaction generation rate emerging in monitoring Period 4 and persisting into test Period 5. Exactly 52 out of 350 merchants (~14.9%) across all 8 business categories are selected via stratified random sampling from candidates with active peer baselines (average candidate pool 299 merchants across 10 seeds, yielding 17.4% in-pool random expectation). Target-peer overlap is low: on average only 11.8% of top-K peers are themselves targets, ensuring uncontaminated peer benchmarks. Injected drop magnitudes span Scenario A (d = 0.18, noise σ = 3.0), Scenario B (d = 0.32, noise σ = 1.8), and Scenario C (d = 0.48, noise σ = 0.9). In Scenario 0 (Negative Control), d = 0 for all merchants, establishing an empty positive set (TP = 0 by construction) to evaluate false discovery.</w:t>
       </w:r>
     </w:p>
     <w:p>
@@ -3844,7 +3846,7 @@
         <w:rPr>
           <w:sz w:val="16"/>
         </w:rPr>
-        <w:t>Under synthetic opportunity prevalence of 51/350 (random expectation = 0.146, 14.6%), Table II confirms that HAMTA Proposed (M-GATO) achieves Precision@35 = 0.366 ± 0.120, Recall@35 = 0.246 ± 0.081, R-Precision = 0.342 ± 0.077, NDCG@35 = 0.382 ± 0.116, and MAP@35 = 0.180 ± 0.092. R-Precision evaluates precision at R = 51 targets, while MAP@35 denotes mean average precision truncated at rank 35 across seeds. This represents a 2.51× lift over random selection and substantially outperforms Lowest Volume (P@35 = 0.197 ± 0.053) and Tabular Point Gap (P@35 = 0.214 ± 0.064). Recall@35 reaches 0.246 ± 0.081, noting that maximum possible Recall@35 under 35 slots for 51 targets is capped at 35/51 = 0.686.</w:t>
+        <w:t>Under synthetic opportunity prevalence of 52/350 (portfolio random expectation = 0.1486, ~14.9%; candidate pool random expectation = 52/299 = 0.174, 17.4%), Table II confirms that HAMTA Proposed (M-GATO) achieves Precision@35 = 0.366 ± 0.120, Recall@35 = 0.246 ± 0.081, R-Precision = 0.342 ± 0.077, NDCG@35 = 0.382 ± 0.116, and MAP@35 = 0.180 ± 0.092. R-Precision evaluates precision at R = 52 targets, while MAP@35 denotes mean average precision truncated at rank 35 across seeds. This represents a 2.46× lift over portfolio random selection (and 2.10× lift over the candidate pool baseline) and substantially outperforms Lowest Volume (P@35 = 0.197 ± 0.053) and Tabular Point Gap (P@35 = 0.214 ± 0.064). Recall@35 reaches 0.246 ± 0.081, noting that maximum possible Recall@35 under 35 slots for 52 targets is capped at 35/52 = 0.673 (67.3%).</w:t>
       </w:r>
     </w:p>
     <w:p>
@@ -6383,7 +6385,7 @@
         <w:rPr>
           <w:sz w:val="16"/>
         </w:rPr>
-        <w:t>Multi-Budget Analysis: At the most restrictive campaign budget (K=10), SFA Frontier Gap achieves higher precision (0.430 ± 0.127) than HAMTA (0.400 ± 0.089), demonstrating the strength of parametric frontiers on severe budget bottlenecks. However, HAMTA is competitive under highly constrained budgets and consistently outperforms the SFA baseline for moderate and larger campaign capacities (K ∈ {20, 35, 50}) in the reported synthetic experiments: (1) At K=20, HAMTA achieves Precision@20 = 0.410 versus SFA (0.345); (2) At K=35, HAMTA (0.366) exceeds SFA (0.357); and (3) At K=50, HAMTA maintains precision 0.340 versus SFA 0.322. Secondary comparisons are exploratory unadjusted diagnostics.</w:t>
+        <w:t>Multi-Budget Analysis &amp; Significance Testing: At very small budget K = 10, the SFA frontier baseline achieves higher precision (0.430 ± 0.127) than HAMTA (0.400 ± 0.089). However, as campaign capacity expands, HAMTA scales more effectively and overtakes SFA at K = 20 (0.410 vs. 0.345), K = 35 (0.366 vs. 0.357), and K = 50 (0.340 vs. 0.322). Under Holm-Bonferroni adjustment across evaluated baselines, HAMTA maintains statistically significant superiority (p_adj &lt; 0.05) over conventional baselines: at K = 10 against Lowest Volume (p_adj = 0.0156) and Tabular GBDT (p_adj = 0.0293); at K = 20 against Lowest Volume (p_adj = 0.0156) and Tabular GBDT (p_adj = 0.0176); and at K = 35 against Lowest Volume (p_adj = 0.0176) and Tabular GBDT (p_adj = 0.0078). Against Static GNN at K = 35, the raw paired Wilcoxon test is significant (p = 0.0488), adjusting to p_adj = 0.0977 under Holm-Bonferroni. Differences between HAMTA and SFA across budgets do not reach statistical significance, establishing SFA as a competitive non-parametric frontier benchmark.</w:t>
       </w:r>
     </w:p>
     <w:p>
@@ -9495,7 +9497,7 @@
         <w:rPr>
           <w:sz w:val="13"/>
         </w:rPr>
-        <w:t>[9] Z. Liu, C. Chen, X. Yang, J. Zhou, X. Li, and L. Song, "Graph representation learning for merchant incentive optimization in mobile payment marketing," in Proc. 28th ACM Int. Conf. Inf. Knowl. Manage. (CIKM), 2019, pp. 2577–2584.</w:t>
+        <w:t>[9] Z. Liu, D. Wang, Q. Yu, Z. Zhang, Y. Shen, J. Ma, W. Zhong, J. Gu, J. Zhou, S. Yang, and Y. Qi, "Graph representation learning for merchant incentive optimization in mobile payment marketing," in Proc. 28th ACM Int. Conf. Inf. Knowl. Manage. (CIKM), 2019, pp. 2577–2584.</w:t>
       </w:r>
     </w:p>
     <w:p>
@@ -9573,7 +9575,7 @@
         <w:rPr>
           <w:sz w:val="13"/>
         </w:rPr>
-        <w:t>[15] M. Tare, C. Rattasits, Y. Wu, and E. Wielewski, "Harnessing GraphSAGE for Learning Representations of Massive Transactional Networks," in Proc. IAPR Workshop Graph-Based Representations in Pattern Recognition (GbRPR), Springer, 2025, pp. 179–188.</w:t>
+        <w:t>[15] M. Tare, C. Rattasits, Y. Wu, and E. Wielewski, "Harnessing GraphSAGE for learning representations of massive transactional networks," in Graph-Based Representations in Pattern Recognition (GbRPR), Lecture Notes in Computer Science, vol. 14782, Springer, Cham, 2025, pp. 179–188.</w:t>
       </w:r>
     </w:p>
     <w:p>
@@ -9625,7 +9627,7 @@
         <w:rPr>
           <w:sz w:val="13"/>
         </w:rPr>
-        <w:t>[19] J. Zhang et al., "A survey on dynamic graph neural networks," Front. Comput. Sci., vol. 19, no. 1, p. 191301, 2025.</w:t>
+        <w:t>[19] Y. Zheng, L. Yi, and Z. Wei, "A survey of dynamic graph neural networks," Front. Comput. Sci., vol. 19, no. 6, Article 196323, 2025.</w:t>
       </w:r>
     </w:p>
     <w:p>
@@ -9677,7 +9679,7 @@
         <w:rPr>
           <w:sz w:val="13"/>
         </w:rPr>
-        <w:t>[23] T. Wang, J. Kang, Y. Yan, A. Kulkarni, and D. Zhou, 'Non-exchangeable Conformal Prediction for Temporal Graph Neural Networks,' in Proc. 31st ACM SIGKDD Conf. Knowl. Discov. Data Min. (KDD), 2025, pp. 3031–3042.</w:t>
+        <w:t>[23] T. Wang, J. Kang, Y. Yan, A. Kulkarni, and D. Zhou, "Non-exchangeable conformal prediction for temporal graph neural networks," in Proc. 31st ACM SIGKDD Conf. Knowl. Discov. Data Min. (KDD), vol. 2, 2025, pp. 3031–3042.</w:t>
       </w:r>
     </w:p>
     <w:p>

--- a/From_Transactional_Data_to_Organizational_Intelligence.docx
+++ b/From_Transactional_Data_to_Organizational_Intelligence.docx
@@ -6385,7 +6385,7 @@
         <w:rPr>
           <w:sz w:val="16"/>
         </w:rPr>
-        <w:t>Multi-Budget Analysis &amp; Significance Testing: At very small budget K = 10, the SFA frontier baseline achieves higher precision (0.430 ± 0.127) than HAMTA (0.400 ± 0.089). However, as campaign capacity expands, HAMTA scales more effectively and overtakes SFA at K = 20 (0.410 vs. 0.345), K = 35 (0.366 vs. 0.357), and K = 50 (0.340 vs. 0.322). Under Holm-Bonferroni adjustment across evaluated baselines, HAMTA maintains statistically significant superiority (p_adj &lt; 0.05) over conventional baselines: at K = 10 against Lowest Volume (p_adj = 0.0156) and Tabular GBDT (p_adj = 0.0293); at K = 20 against Lowest Volume (p_adj = 0.0156) and Tabular GBDT (p_adj = 0.0176); and at K = 35 against Lowest Volume (p_adj = 0.0176) and Tabular GBDT (p_adj = 0.0078). Against Static GNN at K = 35, the raw paired Wilcoxon test is significant (p = 0.0488), adjusting to p_adj = 0.0977 under Holm-Bonferroni. Differences between HAMTA and SFA across budgets do not reach statistical significance, establishing SFA as a competitive non-parametric frontier benchmark.</w:t>
+        <w:t>Multi-Budget Analysis &amp; Significance Testing: At very small budget K = 10, the SFA frontier baseline achieves higher precision (0.430 ± 0.127) than HAMTA (0.400 ± 0.089). However, as campaign capacity expands, HAMTA scales more effectively and overtakes SFA at K = 20 (0.410 vs. 0.345), K = 35 (0.366 vs. 0.357), and K = 50 (0.340 vs. 0.322). Under Holm-Bonferroni adjustment across evaluated baselines, HAMTA maintains statistically significant superiority (p_adj &lt; 0.05) over conventional baselines: at K = 10 against Lowest Volume (p_adj = 0.0156) and Tabular GBDT (p_adj = 0.0293); at K = 20 against Lowest Volume (p_adj = 0.0156) and Tabular GBDT (p_adj = 0.0176); at K = 35 against Lowest Volume (p_adj = 0.0176) and Tabular GBDT (p_adj = 0.0078); and at K = 50 against Lowest Volume (p_adj = 0.0078) and Tabular GBDT (p_adj = 0.0078). Against Static GNN, the comparison is marginally significant at K = 50 (p_adj = 0.0586, raw p = 0.0293) and p_adj = 0.0977 at K = 35 (raw p = 0.0488). Differences between HAMTA and SFA across budgets do not reach statistical significance (e.g., p_adj = 0.6094 at K = 50), establishing SFA as a competitive non-parametric frontier benchmark.</w:t>
       </w:r>
     </w:p>
     <w:p>
@@ -9287,7 +9287,7 @@
         <w:rPr>
           <w:sz w:val="16"/>
         </w:rPr>
-        <w:t>Micro-Merchant Bias &amp; Activity Threshold Sensitivity: Because M-GATO calculates a relative performance ratio, 56.0% ± 16.5% of top candidates in the unconstrained formulation are micro-merchants (&lt; 10 transactions) due to ratio sensitivity with small denominators. Evaluating activity thresholds reveals clear operational trade-offs: Y &gt;= 5 retains 22.4% low-volume terminals with NDCG@35 = 0.355 ± 0.082; Y &gt;= 10 eliminates micro-merchants entirely while maintaining competitive targeting (NDCG@35 = 0.327 ± 0.077, P@35 = 0.286 ± 0.056); and Y &gt;= 20 restricts targeting to mature enterprises (NDCG = 0.298, P@35 = 0.245). Alternatively, incorporating a continuous exponential discount factor Q_total = Q_graph · (1 - exp(-Y_m / τ_a)) with τ_a = 15 is recommended as the operational deployment formulation to smoothly dampen low-volume noise without hard threshold cuts.</w:t>
+        <w:t>Micro-Merchant Bias &amp; Activity Threshold Sensitivity: Because M-GATO calculates a relative performance ratio, 56.0% ± 16.5% of top candidates in the unconstrained formulation are micro-merchants (&lt; 10 transactions) due to ratio sensitivity with small denominators. Evaluating activity thresholds reveals clear operational trade-offs: Y &gt;= 5 retains 22.4% low-volume terminals with NDCG@35 = 0.355 ± 0.082; Y &gt;= 10 eliminates micro-merchants entirely (0.0% ± 0.0%) while maintaining competitive targeting (NDCG@35 = 0.327 ± 0.077, P@35 = 0.286 ± 0.056); and Hybrid Absolute-Relative M-GATO curbs micro-merchant share to 47.7% ± 18.6% while preserving higher ranking performance (NDCG@35 = 0.374 ± 0.104, P@35 = 0.363 ± 0.102). Alternatively, incorporating a continuous exponential discount factor Q_total = Q_graph · (1 - exp(-Y_m / τ_a)) with τ_a = 15 is recommended as the operational deployment formulation to smoothly dampen low-volume noise without hard threshold cuts.</w:t>
       </w:r>
     </w:p>
     <w:p>
